--- a/CoahAI_Relatório.docx
+++ b/CoahAI_Relatório.docx
@@ -2,7 +2,11 @@
 <file path=word/document.xml><?xml version="1.0" encoding="utf-8"?>
 <w:document xmlns:wpc="http://schemas.microsoft.com/office/word/2010/wordprocessingCanvas" xmlns:cx="http://schemas.microsoft.com/office/drawing/2014/chartex" xmlns:cx1="http://schemas.microsoft.com/office/drawing/2015/9/8/chartex" xmlns:cx2="http://schemas.microsoft.com/office/drawing/2015/10/21/chartex" xmlns:cx3="http://schemas.microsoft.com/office/drawing/2016/5/9/chartex" xmlns:cx4="http://schemas.microsoft.com/office/drawing/2016/5/10/chartex" xmlns:cx5="http://schemas.microsoft.com/office/drawing/2016/5/11/chartex" xmlns:cx6="http://schemas.microsoft.com/office/drawing/2016/5/12/chartex" xmlns:cx7="http://schemas.microsoft.com/office/drawing/2016/5/13/chartex" xmlns:cx8="http://schemas.microsoft.com/office/drawing/2016/5/14/chartex" xmlns:mc="http://schemas.openxmlformats.org/markup-compatibility/2006" xmlns:aink="http://schemas.microsoft.com/office/drawing/2016/ink" xmlns:am3d="http://schemas.microsoft.com/office/drawing/2017/model3d" xmlns:o="urn:schemas-microsoft-com:office:office" xmlns:oel="http://schemas.microsoft.com/office/2019/extlst" xmlns:r="http://schemas.openxmlformats.org/officeDocument/2006/relationships" xmlns:m="http://schemas.openxmlformats.org/officeDocument/2006/math" xmlns:v="urn:schemas-microsoft-com:vml" xmlns:wp14="http://schemas.microsoft.com/office/word/2010/wordprocessingDrawing" xmlns:wp="http://schemas.openxmlformats.org/drawingml/2006/wordprocessingDrawing" xmlns:w10="urn:schemas-microsoft-com:office:word" xmlns:w="http://schemas.openxmlformats.org/wordprocessingml/2006/main" xmlns:w14="http://schemas.microsoft.com/office/word/2010/wordml" xmlns:w15="http://schemas.microsoft.com/office/word/2012/wordml" xmlns:w16cex="http://schemas.microsoft.com/office/word/2018/wordml/cex" xmlns:w16cid="http://schemas.microsoft.com/office/word/2016/wordml/cid" xmlns:w16="http://schemas.microsoft.com/office/word/2018/wordml" xmlns:w16du="http://schemas.microsoft.com/office/word/2023/wordml/word16du" xmlns:w16sdtdh="http://schemas.microsoft.com/office/word/2020/wordml/sdtdatahash" xmlns:w16sdtfl="http://schemas.microsoft.com/office/word/2024/wordml/sdtformatlock" xmlns:w16se="http://schemas.microsoft.com/office/word/2015/wordml/symex" xmlns:wpg="http://schemas.microsoft.com/office/word/2010/wordprocessingGroup" xmlns:wpi="http://schemas.microsoft.com/office/word/2010/wordprocessingInk" xmlns:wne="http://schemas.microsoft.com/office/word/2006/wordml" xmlns:wps="http://schemas.microsoft.com/office/word/2010/wordprocessingShape" mc:Ignorable="w14 w15 w16se w16cid w16 w16cex w16sdtdh w16sdtfl w16du wp14">
   <w:body>
-    <w:p/>
+    <w:p>
+      <w:pPr>
+        <w:ind w:left="708" w:hanging="708"/>
+      </w:pPr>
+    </w:p>
     <w:p/>
     <w:p/>
     <w:p/>
@@ -313,7 +317,23 @@
       </w:r>
       <w:proofErr w:type="spellEnd"/>
       <w:r>
-        <w:t xml:space="preserve"> surge com o objetivo de desenvolver uma aplicação mobile capaz de analisar automaticamente exercícios físicos utilizando apenas a câmara de um smartphone. A aplicação recorre a técnicas de visão por computador e estimativa de pose humana para identificar articulações do corpo, calcular métricas biomecânicas e fornecer feedback visual ao utilizador.</w:t>
+        <w:t xml:space="preserve"> surge com o objetivo de desenvolver uma aplicação mobile capaz de analisar automaticamente exercícios físicos utilizando apenas a câmara de um smartphone. A aplicação recorre a técnicas de visão por computador e </w:t>
+      </w:r>
+      <w:proofErr w:type="spellStart"/>
+      <w:r>
+        <w:t>Human</w:t>
+      </w:r>
+      <w:proofErr w:type="spellEnd"/>
+      <w:r>
+        <w:t xml:space="preserve"> Pose </w:t>
+      </w:r>
+      <w:proofErr w:type="spellStart"/>
+      <w:r>
+        <w:t>Estimation</w:t>
+      </w:r>
+      <w:proofErr w:type="spellEnd"/>
+      <w:r>
+        <w:t xml:space="preserve"> para identificar articulações do corpo, calcular métricas biomecânicas e fornecer feedback visual ao utilizador.</w:t>
       </w:r>
     </w:p>
     <w:p>
@@ -321,7 +341,7 @@
         <w:spacing w:before="60" w:after="100"/>
       </w:pPr>
       <w:r>
-        <w:t>O sistema foi desenvolvido com foco em processamento local (</w:t>
+        <w:t xml:space="preserve">O sistema foi desenvolvido com foco em processamento </w:t>
       </w:r>
       <w:proofErr w:type="spellStart"/>
       <w:r>
@@ -329,6 +349,14 @@
       </w:r>
       <w:proofErr w:type="spellEnd"/>
       <w:r>
+        <w:t xml:space="preserve"> (</w:t>
+      </w:r>
+      <w:proofErr w:type="spellStart"/>
+      <w:r>
+        <w:t>on-device</w:t>
+      </w:r>
+      <w:proofErr w:type="spellEnd"/>
+      <w:r>
         <w:t xml:space="preserve">), garantindo maior privacidade dos dados e reduzindo dependências de serviços </w:t>
       </w:r>
       <w:proofErr w:type="spellStart"/>
@@ -340,11 +368,272 @@
         <w:t>. O projeto centra-se principalmente em exercícios de força e mobilidade, permitindo futuramente a expansão para diferentes tipos de treino.</w:t>
       </w:r>
     </w:p>
+    <w:p>
+      <w:r>
+        <w:t xml:space="preserve">As principais contribuições deste projeto incluem o desenvolvimento de uma aplicação Android para </w:t>
+      </w:r>
+      <w:proofErr w:type="spellStart"/>
+      <w:r>
+        <w:t>Human</w:t>
+      </w:r>
+      <w:proofErr w:type="spellEnd"/>
+      <w:r>
+        <w:t xml:space="preserve"> Pose </w:t>
+      </w:r>
+      <w:proofErr w:type="spellStart"/>
+      <w:r>
+        <w:t>Estimation</w:t>
+      </w:r>
+      <w:proofErr w:type="spellEnd"/>
+      <w:r>
+        <w:t xml:space="preserve"> em tempo real, a integração do modelo </w:t>
+      </w:r>
+      <w:proofErr w:type="spellStart"/>
+      <w:r>
+        <w:t>MediaPipe</w:t>
+      </w:r>
+      <w:proofErr w:type="spellEnd"/>
+      <w:r>
+        <w:t xml:space="preserve"> Pose </w:t>
+      </w:r>
+      <w:proofErr w:type="spellStart"/>
+      <w:r>
+        <w:t>Landmarker</w:t>
+      </w:r>
+      <w:proofErr w:type="spellEnd"/>
+      <w:r>
+        <w:t xml:space="preserve"> para execução totalmente </w:t>
+      </w:r>
+      <w:proofErr w:type="spellStart"/>
+      <w:r>
+        <w:t>on-device</w:t>
+      </w:r>
+      <w:proofErr w:type="spellEnd"/>
+      <w:r>
+        <w:t>, a implementação de um sistema de feedback automático baseado na qualidade da captura e a realização de uma avaliação experimental comparando diferentes abordagens de deteção de pose humana. O projeto demonstra a viabilidade da utilização de técnicas de Visão por Computador em dispositivos móveis para apoio à análise de exercícios físicos.</w:t>
+      </w:r>
+    </w:p>
     <w:p/>
     <w:p>
       <w:pPr>
         <w:pStyle w:val="Ttulo1"/>
         <w:rPr>
+          <w:color w:val="000000" w:themeColor="text1"/>
+        </w:rPr>
+      </w:pPr>
+      <w:r>
+        <w:rPr>
+          <w:color w:val="000000" w:themeColor="text1"/>
+        </w:rPr>
+        <w:t xml:space="preserve">2. </w:t>
+      </w:r>
+      <w:proofErr w:type="spellStart"/>
+      <w:r>
+        <w:rPr>
+          <w:color w:val="000000" w:themeColor="text1"/>
+        </w:rPr>
+        <w:t>Human</w:t>
+      </w:r>
+      <w:proofErr w:type="spellEnd"/>
+      <w:r>
+        <w:rPr>
+          <w:color w:val="000000" w:themeColor="text1"/>
+        </w:rPr>
+        <w:t xml:space="preserve"> Pose </w:t>
+      </w:r>
+      <w:proofErr w:type="spellStart"/>
+      <w:r>
+        <w:rPr>
+          <w:color w:val="000000" w:themeColor="text1"/>
+        </w:rPr>
+        <w:t>Estimation</w:t>
+      </w:r>
+      <w:proofErr w:type="spellEnd"/>
+      <w:r>
+        <w:rPr>
+          <w:color w:val="000000" w:themeColor="text1"/>
+        </w:rPr>
+        <w:t xml:space="preserve"> e Trabalhos Relacionados</w:t>
+      </w:r>
+    </w:p>
+    <w:p>
+      <w:r>
+        <w:t xml:space="preserve">A </w:t>
+      </w:r>
+      <w:proofErr w:type="spellStart"/>
+      <w:r>
+        <w:t>Human</w:t>
+      </w:r>
+      <w:proofErr w:type="spellEnd"/>
+      <w:r>
+        <w:t xml:space="preserve"> Pose </w:t>
+      </w:r>
+      <w:proofErr w:type="spellStart"/>
+      <w:r>
+        <w:t>Estimation</w:t>
+      </w:r>
+      <w:proofErr w:type="spellEnd"/>
+      <w:r>
+        <w:t xml:space="preserve"> (HPE) consiste na identificação automática dos principais pontos anatómicos do corpo humano a partir de imagens ou vídeo. Estes pontos, designados por </w:t>
+      </w:r>
+      <w:proofErr w:type="spellStart"/>
+      <w:r>
+        <w:t>landmarks</w:t>
+      </w:r>
+      <w:proofErr w:type="spellEnd"/>
+      <w:r>
+        <w:t>, permitem reconstruir a postura corporal e calcular métricas biomecânicas relevantes para análise de movimento.</w:t>
+      </w:r>
+    </w:p>
+    <w:p>
+      <w:r>
+        <w:t xml:space="preserve">Nos últimos anos surgiram diversos modelos de HPE capazes de executar em tempo real em dispositivos móveis. Entre os mais conhecidos encontram-se o </w:t>
+      </w:r>
+      <w:proofErr w:type="spellStart"/>
+      <w:r>
+        <w:t>MediaPipe</w:t>
+      </w:r>
+      <w:proofErr w:type="spellEnd"/>
+      <w:r>
+        <w:t xml:space="preserve"> Pose, </w:t>
+      </w:r>
+      <w:proofErr w:type="spellStart"/>
+      <w:r>
+        <w:t>MoveNet</w:t>
+      </w:r>
+      <w:proofErr w:type="spellEnd"/>
+      <w:r>
+        <w:t xml:space="preserve">, YOLO Pose, </w:t>
+      </w:r>
+      <w:proofErr w:type="spellStart"/>
+      <w:r>
+        <w:t>RTMPose</w:t>
+      </w:r>
+      <w:proofErr w:type="spellEnd"/>
+      <w:r>
+        <w:t xml:space="preserve"> e </w:t>
+      </w:r>
+      <w:proofErr w:type="spellStart"/>
+      <w:r>
+        <w:t>ViTPose</w:t>
+      </w:r>
+      <w:proofErr w:type="spellEnd"/>
+      <w:r>
+        <w:t>. Estas soluções diferem em precisão, velocidade de processamento e requisitos computacionais.</w:t>
+      </w:r>
+    </w:p>
+    <w:p>
+      <w:r>
+        <w:t xml:space="preserve">A </w:t>
+      </w:r>
+      <w:proofErr w:type="spellStart"/>
+      <w:r>
+        <w:t>Human</w:t>
+      </w:r>
+      <w:proofErr w:type="spellEnd"/>
+      <w:r>
+        <w:t xml:space="preserve"> Pose </w:t>
+      </w:r>
+      <w:proofErr w:type="spellStart"/>
+      <w:r>
+        <w:t>Estimation</w:t>
+      </w:r>
+      <w:proofErr w:type="spellEnd"/>
+      <w:r>
+        <w:t xml:space="preserve"> tem sido aplicada em diversas áreas, incluindo fitness, fisioterapia, reabilitação, monitorização desportiva e análise biomecânica. Sistemas como o </w:t>
+      </w:r>
+      <w:proofErr w:type="spellStart"/>
+      <w:r>
+        <w:t>OpenCap</w:t>
+      </w:r>
+      <w:proofErr w:type="spellEnd"/>
+      <w:r>
+        <w:t xml:space="preserve"> e outras plataformas de avaliação de movimento demonstram o potencial desta tecnologia para fornecer feedback automático sem necessidade de sensores especializados.</w:t>
+      </w:r>
+    </w:p>
+    <w:p>
+      <w:r>
+        <w:t xml:space="preserve">Devido à necessidade de processamento em tempo real e execução </w:t>
+      </w:r>
+      <w:proofErr w:type="spellStart"/>
+      <w:r>
+        <w:t>on-device</w:t>
+      </w:r>
+      <w:proofErr w:type="spellEnd"/>
+      <w:r>
+        <w:t xml:space="preserve"> em dispositivos Android, o presente projeto adotou o </w:t>
+      </w:r>
+      <w:proofErr w:type="spellStart"/>
+      <w:r>
+        <w:t>MediaPipe</w:t>
+      </w:r>
+      <w:proofErr w:type="spellEnd"/>
+      <w:r>
+        <w:t xml:space="preserve"> Pose </w:t>
+      </w:r>
+      <w:proofErr w:type="spellStart"/>
+      <w:r>
+        <w:t>Landmarker</w:t>
+      </w:r>
+      <w:proofErr w:type="spellEnd"/>
+      <w:r>
+        <w:t xml:space="preserve"> como solução principal para deteção da pose humana.</w:t>
+      </w:r>
+    </w:p>
+    <w:p>
+      <w:r>
+        <w:t xml:space="preserve">Foram analisados diversos trabalhos relacionados com avaliação de exercícios físicos através de </w:t>
+      </w:r>
+      <w:proofErr w:type="spellStart"/>
+      <w:r>
+        <w:t>Human</w:t>
+      </w:r>
+      <w:proofErr w:type="spellEnd"/>
+      <w:r>
+        <w:t xml:space="preserve"> Pose </w:t>
+      </w:r>
+      <w:proofErr w:type="spellStart"/>
+      <w:r>
+        <w:t>Estimation</w:t>
+      </w:r>
+      <w:proofErr w:type="spellEnd"/>
+      <w:r>
+        <w:t xml:space="preserve">, incluindo sistemas de correção postural, treinadores virtuais baseados em Inteligência Artificial e plataformas de análise biomecânica como </w:t>
+      </w:r>
+      <w:proofErr w:type="spellStart"/>
+      <w:r>
+        <w:t>OpenCap</w:t>
+      </w:r>
+      <w:proofErr w:type="spellEnd"/>
+      <w:r>
+        <w:t xml:space="preserve">, </w:t>
+      </w:r>
+      <w:proofErr w:type="spellStart"/>
+      <w:r>
+        <w:t>LiftMate</w:t>
+      </w:r>
+      <w:proofErr w:type="spellEnd"/>
+      <w:r>
+        <w:t xml:space="preserve"> e </w:t>
+      </w:r>
+      <w:proofErr w:type="spellStart"/>
+      <w:r>
+        <w:t>MobiPhysio</w:t>
+      </w:r>
+      <w:proofErr w:type="spellEnd"/>
+      <w:r>
+        <w:t>. Estes trabalhos demonstram o potencial da utilização de estimativa de pose para monitorização e avaliação automática do movimento humano.</w:t>
+      </w:r>
+    </w:p>
+    <w:p>
+      <w:r>
+        <w:br w:type="page"/>
+      </w:r>
+    </w:p>
+    <w:p>
+      <w:pPr>
+        <w:pStyle w:val="Ttulo1"/>
+        <w:rPr>
           <w:color w:val="auto"/>
         </w:rPr>
       </w:pPr>
@@ -352,7 +641,14 @@
         <w:rPr>
           <w:color w:val="auto"/>
         </w:rPr>
-        <w:t>2. Objetivos do Projeto</w:t>
+        <w:lastRenderedPageBreak/>
+        <w:t>3</w:t>
+      </w:r>
+      <w:r>
+        <w:rPr>
+          <w:color w:val="auto"/>
+        </w:rPr>
+        <w:t>. Objetivos do Projeto</w:t>
       </w:r>
     </w:p>
     <w:p>
@@ -425,8 +721,21 @@
         <w:spacing w:before="40" w:after="40"/>
       </w:pPr>
       <w:r>
-        <w:t>Garantir processamento local no dispositivo</w:t>
-      </w:r>
+        <w:t xml:space="preserve">Garantir processamento </w:t>
+      </w:r>
+      <w:proofErr w:type="spellStart"/>
+      <w:r>
+        <w:t>on-device</w:t>
+      </w:r>
+      <w:proofErr w:type="spellEnd"/>
+      <w:r>
+        <w:t xml:space="preserve"> </w:t>
+      </w:r>
+      <w:proofErr w:type="spellStart"/>
+      <w:r>
+        <w:t>on-device</w:t>
+      </w:r>
+      <w:proofErr w:type="spellEnd"/>
     </w:p>
     <w:p>
       <w:pPr>
@@ -489,23 +798,17 @@
       </w:r>
     </w:p>
     <w:p>
-      <w:r>
-        <w:br w:type="page"/>
-      </w:r>
-    </w:p>
-    <w:p>
       <w:pPr>
         <w:pStyle w:val="Ttulo1"/>
         <w:rPr>
-          <w:color w:val="auto"/>
-        </w:rPr>
-      </w:pPr>
-      <w:r>
-        <w:rPr>
-          <w:color w:val="auto"/>
-        </w:rPr>
-        <w:lastRenderedPageBreak/>
-        <w:t>3. Tecnologias Utilizadas</w:t>
+          <w:color w:val="000000" w:themeColor="text1"/>
+        </w:rPr>
+      </w:pPr>
+      <w:r>
+        <w:rPr>
+          <w:color w:val="000000" w:themeColor="text1"/>
+        </w:rPr>
+        <w:t>4. Tecnologias Utilizadas</w:t>
       </w:r>
     </w:p>
     <w:p>
@@ -1209,6 +1512,23 @@
     <w:p/>
     <w:p>
       <w:pPr>
+        <w:rPr>
+          <w:b/>
+          <w:bCs/>
+          <w:color w:val="auto"/>
+          <w:sz w:val="36"/>
+          <w:szCs w:val="36"/>
+        </w:rPr>
+      </w:pPr>
+      <w:r>
+        <w:rPr>
+          <w:color w:val="auto"/>
+        </w:rPr>
+        <w:br w:type="page"/>
+      </w:r>
+    </w:p>
+    <w:p>
+      <w:pPr>
         <w:pStyle w:val="Ttulo1"/>
         <w:rPr>
           <w:color w:val="auto"/>
@@ -1218,7 +1538,14 @@
         <w:rPr>
           <w:color w:val="auto"/>
         </w:rPr>
-        <w:t>4. Arquitetura Geral da Aplicação</w:t>
+        <w:lastRenderedPageBreak/>
+        <w:t>5</w:t>
+      </w:r>
+      <w:r>
+        <w:rPr>
+          <w:color w:val="auto"/>
+        </w:rPr>
+        <w:t>. Arquitetura Geral da Aplicação</w:t>
       </w:r>
     </w:p>
     <w:p>
@@ -1351,7 +1678,7 @@
           <w:noProof/>
         </w:rPr>
         <w:drawing>
-          <wp:anchor distT="0" distB="0" distL="114300" distR="114300" simplePos="0" relativeHeight="251660288" behindDoc="1" locked="0" layoutInCell="1" allowOverlap="1" wp14:anchorId="63FCFD08" wp14:editId="54310180">
+          <wp:anchor distT="0" distB="0" distL="114300" distR="114300" simplePos="0" relativeHeight="251660288" behindDoc="1" locked="0" layoutInCell="1" allowOverlap="1" wp14:anchorId="63FCFD08" wp14:editId="60A2A4DD">
             <wp:simplePos x="0" y="0"/>
             <wp:positionH relativeFrom="margin">
               <wp:align>center</wp:align>
@@ -1445,6 +1772,124 @@
     </w:p>
     <w:p>
       <w:r>
+        <w:rPr>
+          <w:noProof/>
+        </w:rPr>
+        <mc:AlternateContent>
+          <mc:Choice Requires="wps">
+            <w:drawing>
+              <wp:anchor distT="45720" distB="45720" distL="114300" distR="114300" simplePos="0" relativeHeight="251676672" behindDoc="0" locked="0" layoutInCell="1" allowOverlap="1" wp14:anchorId="5F8D33EE" wp14:editId="2A75FBA7">
+                <wp:simplePos x="0" y="0"/>
+                <wp:positionH relativeFrom="margin">
+                  <wp:posOffset>1771650</wp:posOffset>
+                </wp:positionH>
+                <wp:positionV relativeFrom="paragraph">
+                  <wp:posOffset>2693035</wp:posOffset>
+                </wp:positionV>
+                <wp:extent cx="2444750" cy="1404620"/>
+                <wp:effectExtent l="0" t="0" r="0" b="0"/>
+                <wp:wrapSquare wrapText="bothSides"/>
+                <wp:docPr id="884958551" name="Caixa de Texto 2"/>
+                <wp:cNvGraphicFramePr>
+                  <a:graphicFrameLocks xmlns:a="http://schemas.openxmlformats.org/drawingml/2006/main"/>
+                </wp:cNvGraphicFramePr>
+                <a:graphic xmlns:a="http://schemas.openxmlformats.org/drawingml/2006/main">
+                  <a:graphicData uri="http://schemas.microsoft.com/office/word/2010/wordprocessingShape">
+                    <wps:wsp>
+                      <wps:cNvSpPr txBox="1">
+                        <a:spLocks noChangeArrowheads="1"/>
+                      </wps:cNvSpPr>
+                      <wps:spPr bwMode="auto">
+                        <a:xfrm>
+                          <a:off x="0" y="0"/>
+                          <a:ext cx="2444750" cy="1404620"/>
+                        </a:xfrm>
+                        <a:prstGeom prst="rect">
+                          <a:avLst/>
+                        </a:prstGeom>
+                        <a:noFill/>
+                        <a:ln w="9525">
+                          <a:noFill/>
+                          <a:miter lim="800000"/>
+                          <a:headEnd/>
+                          <a:tailEnd/>
+                        </a:ln>
+                      </wps:spPr>
+                      <wps:txbx>
+                        <w:txbxContent>
+                          <w:p>
+                            <w:r>
+                              <w:t xml:space="preserve">Figura </w:t>
+                            </w:r>
+                            <w:r>
+                              <w:t>1</w:t>
+                            </w:r>
+                            <w:r>
+                              <w:t xml:space="preserve"> – Exemplo de funcionamento da aplicação </w:t>
+                            </w:r>
+                            <w:proofErr w:type="spellStart"/>
+                            <w:r>
+                              <w:t>CoachAI</w:t>
+                            </w:r>
+                            <w:proofErr w:type="spellEnd"/>
+                            <w:r>
+                              <w:t>.</w:t>
+                            </w:r>
+                          </w:p>
+                        </w:txbxContent>
+                      </wps:txbx>
+                      <wps:bodyPr rot="0" vert="horz" wrap="square" lIns="91440" tIns="45720" rIns="91440" bIns="45720" anchor="t" anchorCtr="0">
+                        <a:spAutoFit/>
+                      </wps:bodyPr>
+                    </wps:wsp>
+                  </a:graphicData>
+                </a:graphic>
+                <wp14:sizeRelH relativeFrom="margin">
+                  <wp14:pctWidth>0</wp14:pctWidth>
+                </wp14:sizeRelH>
+                <wp14:sizeRelV relativeFrom="margin">
+                  <wp14:pctHeight>20000</wp14:pctHeight>
+                </wp14:sizeRelV>
+              </wp:anchor>
+            </w:drawing>
+          </mc:Choice>
+          <mc:Fallback>
+            <w:pict>
+              <v:shapetype w14:anchorId="5F8D33EE" id="_x0000_t202" coordsize="21600,21600" o:spt="202" path="m,l,21600r21600,l21600,xe">
+                <v:stroke joinstyle="miter"/>
+                <v:path gradientshapeok="t" o:connecttype="rect"/>
+              </v:shapetype>
+              <v:shape id="Caixa de Texto 2" o:spid="_x0000_s1026" type="#_x0000_t202" style="position:absolute;margin-left:139.5pt;margin-top:212.05pt;width:192.5pt;height:110.6pt;z-index:251676672;visibility:visible;mso-wrap-style:square;mso-width-percent:0;mso-height-percent:200;mso-wrap-distance-left:9pt;mso-wrap-distance-top:3.6pt;mso-wrap-distance-right:9pt;mso-wrap-distance-bottom:3.6pt;mso-position-horizontal:absolute;mso-position-horizontal-relative:margin;mso-position-vertical:absolute;mso-position-vertical-relative:text;mso-width-percent:0;mso-height-percent:200;mso-width-relative:margin;mso-height-relative:margin;v-text-anchor:top" o:gfxdata="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" filled="f" stroked="f">
+                <v:textbox style="mso-fit-shape-to-text:t">
+                  <w:txbxContent>
+                    <w:p>
+                      <w:r>
+                        <w:t xml:space="preserve">Figura </w:t>
+                      </w:r>
+                      <w:r>
+                        <w:t>1</w:t>
+                      </w:r>
+                      <w:r>
+                        <w:t xml:space="preserve"> – Exemplo de funcionamento da aplicação </w:t>
+                      </w:r>
+                      <w:proofErr w:type="spellStart"/>
+                      <w:r>
+                        <w:t>CoachAI</w:t>
+                      </w:r>
+                      <w:proofErr w:type="spellEnd"/>
+                      <w:r>
+                        <w:t>.</w:t>
+                      </w:r>
+                    </w:p>
+                  </w:txbxContent>
+                </v:textbox>
+                <w10:wrap type="square" anchorx="margin"/>
+              </v:shape>
+            </w:pict>
+          </mc:Fallback>
+        </mc:AlternateContent>
+      </w:r>
+      <w:r>
         <w:br w:type="page"/>
       </w:r>
     </w:p>
@@ -1460,31 +1905,392 @@
           <w:color w:val="auto"/>
         </w:rPr>
         <w:lastRenderedPageBreak/>
-        <w:t>5. Desenvolvimento Inicial da Aplicação</w:t>
-      </w:r>
+        <w:t>6</w:t>
+      </w:r>
+      <w:r>
+        <w:rPr>
+          <w:color w:val="auto"/>
+        </w:rPr>
+        <w:t>. Desenvolvimento Inicial da Aplicação</w:t>
+      </w:r>
+    </w:p>
+    <w:p>
+      <w:r>
+        <w:t>O desenvolvimento da aplicação iniciou-se com a criação da estrutura base necessária para suportar a captura e análise de vídeo em dispositivos Android. Foram integrados componentes responsáveis pela gestão da câmara, seleção de vídeos, reprodução multimédia e apresentação gráfica dos resultados.</w:t>
+      </w:r>
+    </w:p>
+    <w:p>
+      <w:r>
+        <w:t xml:space="preserve">Para permitir a análise de exercícios previamente gravados, foi implementado um mecanismo de processamento de vídeo baseado na extração individual de </w:t>
+      </w:r>
+      <w:proofErr w:type="spellStart"/>
+      <w:r>
+        <w:t>frames</w:t>
+      </w:r>
+      <w:proofErr w:type="spellEnd"/>
+      <w:r>
+        <w:t xml:space="preserve">. Esta abordagem possibilitou a execução de testes controlados e a análise detalhada do comportamento dos modelos de </w:t>
+      </w:r>
+      <w:proofErr w:type="spellStart"/>
+      <w:r>
+        <w:t>Human</w:t>
+      </w:r>
+      <w:proofErr w:type="spellEnd"/>
+      <w:r>
+        <w:t xml:space="preserve"> Pose </w:t>
+      </w:r>
+      <w:proofErr w:type="spellStart"/>
+      <w:r>
+        <w:t>Estimation</w:t>
+      </w:r>
+      <w:proofErr w:type="spellEnd"/>
+      <w:r>
+        <w:t xml:space="preserve"> ao longo do tempo.</w:t>
+      </w:r>
+    </w:p>
+    <w:p/>
+    <w:p>
+      <w:pPr>
+        <w:pStyle w:val="Ttulo1"/>
+        <w:rPr>
+          <w:color w:val="auto"/>
+        </w:rPr>
+      </w:pPr>
+      <w:r>
+        <w:rPr>
+          <w:color w:val="auto"/>
+        </w:rPr>
+        <w:t>7</w:t>
+      </w:r>
+      <w:r>
+        <w:rPr>
+          <w:color w:val="auto"/>
+        </w:rPr>
+        <w:t xml:space="preserve">. Integração do </w:t>
+      </w:r>
+      <w:proofErr w:type="spellStart"/>
+      <w:r>
+        <w:rPr>
+          <w:color w:val="auto"/>
+        </w:rPr>
+        <w:t>MediaPipe</w:t>
+      </w:r>
+      <w:proofErr w:type="spellEnd"/>
+      <w:r>
+        <w:rPr>
+          <w:color w:val="auto"/>
+        </w:rPr>
+        <w:t xml:space="preserve"> Pose </w:t>
+      </w:r>
+      <w:proofErr w:type="spellStart"/>
+      <w:r>
+        <w:rPr>
+          <w:color w:val="auto"/>
+        </w:rPr>
+        <w:t>Landmarker</w:t>
+      </w:r>
+      <w:proofErr w:type="spellEnd"/>
     </w:p>
     <w:p>
       <w:pPr>
         <w:spacing w:before="60" w:after="100"/>
       </w:pPr>
       <w:r>
-        <w:t xml:space="preserve">Numa fase inicial foi criada a estrutura base da aplicação Android, incluindo menus, layouts e permissões necessárias. Foram implementadas permissões de câmara, seleção de vídeos, reprodução de vídeos, estrutura inicial da interface, integração do </w:t>
-      </w:r>
-      <w:proofErr w:type="spellStart"/>
-      <w:r>
-        <w:t>CameraX</w:t>
-      </w:r>
-      <w:proofErr w:type="spellEnd"/>
-      <w:r>
-        <w:t xml:space="preserve"> e criação dos </w:t>
-      </w:r>
-      <w:proofErr w:type="spellStart"/>
-      <w:r>
-        <w:t>overlays</w:t>
-      </w:r>
-      <w:proofErr w:type="spellEnd"/>
-      <w:r>
-        <w:t xml:space="preserve"> gráficos.</w:t>
+        <w:t xml:space="preserve">Uma das fases mais importantes do projeto foi a integração do sistema de </w:t>
+      </w:r>
+      <w:proofErr w:type="spellStart"/>
+      <w:r>
+        <w:t>Human</w:t>
+      </w:r>
+      <w:proofErr w:type="spellEnd"/>
+      <w:r>
+        <w:t xml:space="preserve"> Pose </w:t>
+      </w:r>
+      <w:proofErr w:type="spellStart"/>
+      <w:r>
+        <w:t>Estimation</w:t>
+      </w:r>
+      <w:proofErr w:type="spellEnd"/>
+      <w:r>
+        <w:t xml:space="preserve"> utilizando a </w:t>
+      </w:r>
+      <w:proofErr w:type="spellStart"/>
+      <w:r>
+        <w:t>framework</w:t>
+      </w:r>
+      <w:proofErr w:type="spellEnd"/>
+      <w:r>
+        <w:t xml:space="preserve"> </w:t>
+      </w:r>
+      <w:proofErr w:type="spellStart"/>
+      <w:r>
+        <w:t>MediaPipe</w:t>
+      </w:r>
+      <w:proofErr w:type="spellEnd"/>
+      <w:r>
+        <w:t xml:space="preserve"> </w:t>
+      </w:r>
+      <w:proofErr w:type="spellStart"/>
+      <w:r>
+        <w:t>Tasks</w:t>
+      </w:r>
+      <w:proofErr w:type="spellEnd"/>
+      <w:r>
+        <w:t xml:space="preserve">. Ao contrário da abordagem clássica baseada em </w:t>
+      </w:r>
+      <w:proofErr w:type="spellStart"/>
+      <w:proofErr w:type="gramStart"/>
+      <w:r>
+        <w:t>mp.solutions</w:t>
+      </w:r>
+      <w:proofErr w:type="gramEnd"/>
+      <w:r>
+        <w:t>.pose</w:t>
+      </w:r>
+      <w:proofErr w:type="spellEnd"/>
+      <w:r>
+        <w:t xml:space="preserve">, o projeto utilizou a API moderna Pose </w:t>
+      </w:r>
+      <w:proofErr w:type="spellStart"/>
+      <w:r>
+        <w:t>Landmarker</w:t>
+      </w:r>
+      <w:proofErr w:type="spellEnd"/>
+      <w:r>
+        <w:t xml:space="preserve"> através do modelo </w:t>
+      </w:r>
+      <w:proofErr w:type="spellStart"/>
+      <w:r>
+        <w:t>pose_landmarker_</w:t>
+      </w:r>
+      <w:proofErr w:type="gramStart"/>
+      <w:r>
+        <w:t>full.task</w:t>
+      </w:r>
+      <w:proofErr w:type="spellEnd"/>
+      <w:proofErr w:type="gramEnd"/>
+      <w:r>
+        <w:t xml:space="preserve">, integrado </w:t>
+      </w:r>
+      <w:proofErr w:type="spellStart"/>
+      <w:r>
+        <w:t>on-device</w:t>
+      </w:r>
+      <w:r>
+        <w:t>mente</w:t>
+      </w:r>
+      <w:proofErr w:type="spellEnd"/>
+      <w:r>
+        <w:t xml:space="preserve"> na aplicação Android para processamento totalmente </w:t>
+      </w:r>
+      <w:proofErr w:type="spellStart"/>
+      <w:r>
+        <w:t>on-device</w:t>
+      </w:r>
+      <w:proofErr w:type="spellEnd"/>
+      <w:r>
+        <w:t>.</w:t>
+      </w:r>
+    </w:p>
+    <w:p>
+      <w:pPr>
+        <w:pStyle w:val="Ttulo2"/>
+        <w:rPr>
+          <w:color w:val="auto"/>
+        </w:rPr>
+      </w:pPr>
+      <w:r>
+        <w:rPr>
+          <w:color w:val="auto"/>
+        </w:rPr>
+        <w:t>7</w:t>
+      </w:r>
+      <w:r>
+        <w:rPr>
+          <w:color w:val="auto"/>
+        </w:rPr>
+        <w:t>.1 Configuração do Projeto</w:t>
+      </w:r>
+    </w:p>
+    <w:p>
+      <w:pPr>
+        <w:rPr>
+          <w:b/>
+          <w:bCs/>
+        </w:rPr>
+      </w:pPr>
+      <w:r>
+        <w:t xml:space="preserve">A integração do </w:t>
+      </w:r>
+      <w:proofErr w:type="spellStart"/>
+      <w:r>
+        <w:t>MediaPipe</w:t>
+      </w:r>
+      <w:proofErr w:type="spellEnd"/>
+      <w:r>
+        <w:t xml:space="preserve"> Pose </w:t>
+      </w:r>
+      <w:proofErr w:type="spellStart"/>
+      <w:r>
+        <w:t>Landmarker</w:t>
+      </w:r>
+      <w:proofErr w:type="spellEnd"/>
+      <w:r>
+        <w:t xml:space="preserve"> exigiu a configuração de dependências específicas e a preparação do ambiente Android para suportar a execução do modelo de </w:t>
+      </w:r>
+      <w:proofErr w:type="spellStart"/>
+      <w:r>
+        <w:t>Human</w:t>
+      </w:r>
+      <w:proofErr w:type="spellEnd"/>
+      <w:r>
+        <w:t xml:space="preserve"> Pose </w:t>
+      </w:r>
+      <w:proofErr w:type="spellStart"/>
+      <w:r>
+        <w:t>Estimation</w:t>
+      </w:r>
+      <w:proofErr w:type="spellEnd"/>
+      <w:r>
+        <w:t xml:space="preserve">. O modelo foi disponibilizado localmente através da pasta </w:t>
+      </w:r>
+      <w:proofErr w:type="spellStart"/>
+      <w:r>
+        <w:t>assets</w:t>
+      </w:r>
+      <w:proofErr w:type="spellEnd"/>
+      <w:r>
+        <w:t xml:space="preserve">, permitindo processamento totalmente </w:t>
+      </w:r>
+      <w:proofErr w:type="spellStart"/>
+      <w:r>
+        <w:t>on-device</w:t>
+      </w:r>
+      <w:proofErr w:type="spellEnd"/>
+      <w:r>
+        <w:t>.</w:t>
+      </w:r>
+    </w:p>
+    <w:p>
+      <w:pPr>
+        <w:pStyle w:val="Ttulo2"/>
+        <w:rPr>
+          <w:color w:val="auto"/>
+        </w:rPr>
+      </w:pPr>
+      <w:r>
+        <w:rPr>
+          <w:color w:val="auto"/>
+        </w:rPr>
+        <w:t>7</w:t>
+      </w:r>
+      <w:r>
+        <w:rPr>
+          <w:color w:val="auto"/>
+        </w:rPr>
+        <w:t xml:space="preserve">.2 Implementação do </w:t>
+      </w:r>
+      <w:proofErr w:type="spellStart"/>
+      <w:r>
+        <w:rPr>
+          <w:color w:val="auto"/>
+        </w:rPr>
+        <w:t>PoseEstimator</w:t>
+      </w:r>
+      <w:proofErr w:type="spellEnd"/>
+    </w:p>
+    <w:p>
+      <w:pPr>
+        <w:rPr>
+          <w:b/>
+          <w:bCs/>
+        </w:rPr>
+      </w:pPr>
+      <w:r>
+        <w:t xml:space="preserve">A classe </w:t>
+      </w:r>
+      <w:proofErr w:type="spellStart"/>
+      <w:r>
+        <w:t>PoseEstimator.kt</w:t>
+      </w:r>
+      <w:proofErr w:type="spellEnd"/>
+      <w:r>
+        <w:t xml:space="preserve"> foi desenvolvida para centralizar o carregamento do modelo, a execução da inferência e a gestão dos </w:t>
+      </w:r>
+      <w:proofErr w:type="spellStart"/>
+      <w:r>
+        <w:t>landmarks</w:t>
+      </w:r>
+      <w:proofErr w:type="spellEnd"/>
+      <w:r>
+        <w:t xml:space="preserve"> corporais obtidos a partir das imagens processadas.</w:t>
+      </w:r>
+    </w:p>
+    <w:p>
+      <w:pPr>
+        <w:pStyle w:val="Ttulo2"/>
+        <w:rPr>
+          <w:color w:val="auto"/>
+        </w:rPr>
+      </w:pPr>
+      <w:r>
+        <w:rPr>
+          <w:color w:val="auto"/>
+        </w:rPr>
+        <w:t>7</w:t>
+      </w:r>
+      <w:r>
+        <w:rPr>
+          <w:color w:val="auto"/>
+        </w:rPr>
+        <w:t>.3 Desenho do Esqueleto Corporal</w:t>
+      </w:r>
+    </w:p>
+    <w:p>
+      <w:pPr>
+        <w:rPr>
+          <w:b/>
+          <w:bCs/>
+        </w:rPr>
+      </w:pPr>
+      <w:r>
+        <w:t xml:space="preserve">De forma a facilitar a interpretação visual dos resultados, foi desenvolvido um sistema gráfico capaz de representar os </w:t>
+      </w:r>
+      <w:proofErr w:type="spellStart"/>
+      <w:r>
+        <w:t>landmarks</w:t>
+      </w:r>
+      <w:proofErr w:type="spellEnd"/>
+      <w:r>
+        <w:t xml:space="preserve"> corporais e as ligações anatómicas correspondentes através de um </w:t>
+      </w:r>
+      <w:proofErr w:type="spellStart"/>
+      <w:r>
+        <w:t>overlay</w:t>
+      </w:r>
+      <w:proofErr w:type="spellEnd"/>
+      <w:r>
+        <w:t xml:space="preserve"> sobre a imagem processada.</w:t>
+      </w:r>
+    </w:p>
+    <w:p>
+      <w:pPr>
+        <w:pStyle w:val="Ttulo2"/>
+        <w:rPr>
+          <w:color w:val="auto"/>
+        </w:rPr>
+      </w:pPr>
+      <w:r>
+        <w:rPr>
+          <w:color w:val="auto"/>
+        </w:rPr>
+        <w:t>7</w:t>
+      </w:r>
+      <w:r>
+        <w:rPr>
+          <w:color w:val="auto"/>
+        </w:rPr>
+        <w:t>.4 Processamento em Tempo Real</w:t>
       </w:r>
     </w:p>
     <w:p>
@@ -1492,7 +2298,88 @@
         <w:spacing w:before="60" w:after="100"/>
       </w:pPr>
       <w:r>
-        <w:t xml:space="preserve">Posteriormente foi adicionada a funcionalidade de processamento de vídeos diretamente na aplicação, permitindo ao utilizador selecionar um vídeo e iniciar imediatamente a análise. Também foram desenvolvidos os primeiros testes de extração de </w:t>
+        <w:t xml:space="preserve">Uma das principais vantagens da solução utilizada foi a capacidade de executar em tempo real diretamente no smartphone. Os testes realizados demonstraram boa fluidez, baixa latência e desempenho adequado para dispositivos móveis. O processamento </w:t>
+      </w:r>
+      <w:proofErr w:type="spellStart"/>
+      <w:r>
+        <w:t>on-device</w:t>
+      </w:r>
+      <w:proofErr w:type="spellEnd"/>
+      <w:r>
+        <w:t xml:space="preserve"> também garante maior privacidade, menor dependência de internet e menor tempo de resposta.</w:t>
+      </w:r>
+    </w:p>
+    <w:p>
+      <w:r>
+        <w:t xml:space="preserve">A escolha do </w:t>
+      </w:r>
+      <w:proofErr w:type="spellStart"/>
+      <w:r>
+        <w:t>MediaPipe</w:t>
+      </w:r>
+      <w:proofErr w:type="spellEnd"/>
+      <w:r>
+        <w:t xml:space="preserve"> Pose </w:t>
+      </w:r>
+      <w:proofErr w:type="spellStart"/>
+      <w:r>
+        <w:t>Landmarker</w:t>
+      </w:r>
+      <w:proofErr w:type="spellEnd"/>
+      <w:r>
+        <w:t xml:space="preserve"> deveu-se principalmente à sua otimização para dispositivos móveis, elevada taxa de processamento, facilidade de integração com Android e capacidade de execução totalmente </w:t>
+      </w:r>
+      <w:proofErr w:type="spellStart"/>
+      <w:r>
+        <w:t>on-device</w:t>
+      </w:r>
+      <w:proofErr w:type="spellEnd"/>
+      <w:r>
+        <w:t>. Estas características tornam o modelo particularmente adequado para aplicações que exigem feedback em tempo real e baixa latência.</w:t>
+      </w:r>
+    </w:p>
+    <w:p>
+      <w:pPr>
+        <w:pStyle w:val="Ttulo2"/>
+        <w:rPr>
+          <w:color w:val="auto"/>
+        </w:rPr>
+      </w:pPr>
+      <w:r>
+        <w:rPr>
+          <w:color w:val="auto"/>
+        </w:rPr>
+        <w:t>7</w:t>
+      </w:r>
+      <w:r>
+        <w:rPr>
+          <w:color w:val="auto"/>
+        </w:rPr>
+        <w:t>.5 Problemas Encontrados</w:t>
+      </w:r>
+    </w:p>
+    <w:p>
+      <w:pPr>
+        <w:spacing w:before="60" w:after="100"/>
+      </w:pPr>
+      <w:r>
+        <w:t xml:space="preserve">Durante a integração surgiram vários problemas técnicos. O </w:t>
+      </w:r>
+      <w:proofErr w:type="spellStart"/>
+      <w:r>
+        <w:t>MediaPipe</w:t>
+      </w:r>
+      <w:proofErr w:type="spellEnd"/>
+      <w:r>
+        <w:t xml:space="preserve"> exigia imagens no formato ARGB_8888, originando crashes iniciais. Ocorreram também erros relacionados com </w:t>
+      </w:r>
+      <w:proofErr w:type="spellStart"/>
+      <w:r>
+        <w:t>imports</w:t>
+      </w:r>
+      <w:proofErr w:type="spellEnd"/>
+      <w:r>
+        <w:t xml:space="preserve"> e versões incompatíveis. Foi necessário otimizar a resolução dos </w:t>
       </w:r>
       <w:proofErr w:type="spellStart"/>
       <w:r>
@@ -1500,15 +2387,70 @@
       </w:r>
       <w:proofErr w:type="spellEnd"/>
       <w:r>
-        <w:t xml:space="preserve"> utilizando </w:t>
-      </w:r>
-      <w:proofErr w:type="spellStart"/>
-      <w:r>
-        <w:t>MediaMetadataRetriever</w:t>
-      </w:r>
-      <w:proofErr w:type="spellEnd"/>
-      <w:r>
-        <w:t xml:space="preserve">, permitindo processar vídeos </w:t>
+        <w:t>, frequência de processamento e utilização de memória. O modelo apresentava ainda algumas dificuldades em diferenciar utilizadores de costas para a câmara.</w:t>
+      </w:r>
+    </w:p>
+    <w:p>
+      <w:pPr>
+        <w:pStyle w:val="Ttulo1"/>
+        <w:rPr>
+          <w:color w:val="auto"/>
+        </w:rPr>
+      </w:pPr>
+      <w:r>
+        <w:rPr>
+          <w:color w:val="auto"/>
+        </w:rPr>
+        <w:lastRenderedPageBreak/>
+        <w:t>8</w:t>
+      </w:r>
+      <w:r>
+        <w:rPr>
+          <w:color w:val="auto"/>
+        </w:rPr>
+        <w:t xml:space="preserve">. Processamento de Vídeo e Extração de </w:t>
+      </w:r>
+      <w:proofErr w:type="spellStart"/>
+      <w:r>
+        <w:rPr>
+          <w:color w:val="auto"/>
+        </w:rPr>
+        <w:t>Frames</w:t>
+      </w:r>
+      <w:proofErr w:type="spellEnd"/>
+    </w:p>
+    <w:p>
+      <w:r>
+        <w:t xml:space="preserve">Posteriormente foi implementado o processamento de vídeos previamente gravados, permitindo analisar exercícios físicos sem necessidade de utilização da câmara em tempo real. Os vídeos selecionados pelo utilizador são divididos em </w:t>
+      </w:r>
+      <w:proofErr w:type="spellStart"/>
+      <w:r>
+        <w:t>frames</w:t>
+      </w:r>
+      <w:proofErr w:type="spellEnd"/>
+      <w:r>
+        <w:t xml:space="preserve"> individuais, que são posteriormente processados pelo modelo de </w:t>
+      </w:r>
+      <w:proofErr w:type="spellStart"/>
+      <w:r>
+        <w:t>Human</w:t>
+      </w:r>
+      <w:proofErr w:type="spellEnd"/>
+      <w:r>
+        <w:t xml:space="preserve"> Pose </w:t>
+      </w:r>
+      <w:proofErr w:type="spellStart"/>
+      <w:r>
+        <w:t>Estimation</w:t>
+      </w:r>
+      <w:proofErr w:type="spellEnd"/>
+      <w:r>
+        <w:t>.</w:t>
+      </w:r>
+    </w:p>
+    <w:p>
+      <w:r>
+        <w:t xml:space="preserve">Para cada </w:t>
       </w:r>
       <w:proofErr w:type="spellStart"/>
       <w:r>
@@ -1516,564 +2458,184 @@
       </w:r>
       <w:proofErr w:type="spellEnd"/>
       <w:r>
-        <w:t xml:space="preserve"> a </w:t>
-      </w:r>
-      <w:proofErr w:type="spellStart"/>
-      <w:r>
-        <w:t>frame</w:t>
-      </w:r>
-      <w:proofErr w:type="spellEnd"/>
+        <w:t xml:space="preserve"> são identificados os principais </w:t>
+      </w:r>
+      <w:proofErr w:type="spellStart"/>
+      <w:r>
+        <w:t>landmarks</w:t>
+      </w:r>
+      <w:proofErr w:type="spellEnd"/>
+      <w:r>
+        <w:t xml:space="preserve"> corporais e desenhado o respetivo esqueleto humano sobre a imagem original. Esta funcionalidade permitiu realizar testes repetíveis sobre os mesmos vídeos, facilitando a comparação entre diferentes modelos de deteção de pose.</w:t>
+      </w:r>
+    </w:p>
+    <w:p>
+      <w:pPr>
+        <w:rPr>
+          <w:u w:val="single"/>
+        </w:rPr>
+      </w:pPr>
+      <w:r>
+        <w:t xml:space="preserve">Foram utilizados vídeos contendo diferentes exercícios físicos e perspetivas de gravação, permitindo avaliar a robustez da deteção e o desempenho dos modelos em diferentes condições. Esta componente revelou-se fundamental para a validação experimental do sistema e para a realização de análises biomecânicas baseadas nos </w:t>
+      </w:r>
+      <w:proofErr w:type="spellStart"/>
+      <w:r>
+        <w:t>landmarks</w:t>
+      </w:r>
+      <w:proofErr w:type="spellEnd"/>
+      <w:r>
+        <w:t xml:space="preserve"> obtidos</w:t>
+      </w:r>
       <w:r>
         <w:t>.</w:t>
       </w:r>
     </w:p>
-    <w:p/>
-    <w:p>
-      <w:pPr>
-        <w:pStyle w:val="Ttulo1"/>
-        <w:rPr>
-          <w:color w:val="auto"/>
-        </w:rPr>
-      </w:pPr>
-      <w:r>
-        <w:rPr>
-          <w:color w:val="auto"/>
-        </w:rPr>
-        <w:t xml:space="preserve">6. Integração do </w:t>
-      </w:r>
-      <w:proofErr w:type="spellStart"/>
-      <w:r>
-        <w:rPr>
-          <w:color w:val="auto"/>
-        </w:rPr>
-        <w:t>MediaPipe</w:t>
-      </w:r>
-      <w:proofErr w:type="spellEnd"/>
-      <w:r>
-        <w:rPr>
-          <w:color w:val="auto"/>
-        </w:rPr>
-        <w:t xml:space="preserve"> Pose </w:t>
-      </w:r>
-      <w:proofErr w:type="spellStart"/>
-      <w:r>
-        <w:rPr>
-          <w:color w:val="auto"/>
-        </w:rPr>
-        <w:t>Landmarker</w:t>
-      </w:r>
-      <w:proofErr w:type="spellEnd"/>
-    </w:p>
-    <w:p>
-      <w:pPr>
-        <w:spacing w:before="60" w:after="100"/>
-      </w:pPr>
-      <w:r>
-        <w:t xml:space="preserve">Uma das fases mais importantes do projeto foi a integração do sistema de </w:t>
-      </w:r>
-      <w:proofErr w:type="spellStart"/>
-      <w:r>
-        <w:t>Human</w:t>
-      </w:r>
-      <w:proofErr w:type="spellEnd"/>
-      <w:r>
-        <w:t xml:space="preserve"> Pose </w:t>
-      </w:r>
-      <w:proofErr w:type="spellStart"/>
-      <w:r>
-        <w:t>Estimation</w:t>
-      </w:r>
-      <w:proofErr w:type="spellEnd"/>
-      <w:r>
-        <w:t xml:space="preserve"> utilizando a </w:t>
-      </w:r>
-      <w:proofErr w:type="spellStart"/>
-      <w:r>
-        <w:t>framework</w:t>
-      </w:r>
-      <w:proofErr w:type="spellEnd"/>
-      <w:r>
-        <w:t xml:space="preserve"> </w:t>
-      </w:r>
-      <w:proofErr w:type="spellStart"/>
-      <w:r>
-        <w:t>MediaPipe</w:t>
-      </w:r>
-      <w:proofErr w:type="spellEnd"/>
-      <w:r>
-        <w:t xml:space="preserve"> </w:t>
-      </w:r>
-      <w:proofErr w:type="spellStart"/>
-      <w:r>
-        <w:t>Tasks</w:t>
-      </w:r>
-      <w:proofErr w:type="spellEnd"/>
-      <w:r>
-        <w:t xml:space="preserve">. Ao contrário da abordagem clássica baseada em </w:t>
-      </w:r>
-      <w:proofErr w:type="spellStart"/>
-      <w:proofErr w:type="gramStart"/>
-      <w:r>
-        <w:t>mp.solutions</w:t>
-      </w:r>
-      <w:proofErr w:type="gramEnd"/>
-      <w:r>
-        <w:t>.pose</w:t>
-      </w:r>
-      <w:proofErr w:type="spellEnd"/>
-      <w:r>
-        <w:t xml:space="preserve">, o projeto utilizou a API moderna Pose </w:t>
-      </w:r>
-      <w:proofErr w:type="spellStart"/>
-      <w:r>
-        <w:t>Landmarker</w:t>
-      </w:r>
-      <w:proofErr w:type="spellEnd"/>
-      <w:r>
-        <w:t xml:space="preserve"> através do modelo </w:t>
-      </w:r>
-      <w:proofErr w:type="spellStart"/>
-      <w:r>
-        <w:t>pose_landmarker_</w:t>
-      </w:r>
-      <w:proofErr w:type="gramStart"/>
-      <w:r>
-        <w:t>full.task</w:t>
-      </w:r>
-      <w:proofErr w:type="spellEnd"/>
-      <w:proofErr w:type="gramEnd"/>
-      <w:r>
-        <w:t xml:space="preserve">, integrado localmente na aplicação Android para processamento totalmente </w:t>
-      </w:r>
-      <w:proofErr w:type="spellStart"/>
-      <w:r>
-        <w:t>on-device</w:t>
-      </w:r>
-      <w:proofErr w:type="spellEnd"/>
-      <w:r>
-        <w:t>.</w:t>
-      </w:r>
-    </w:p>
-    <w:p>
-      <w:pPr>
-        <w:pStyle w:val="Ttulo2"/>
-        <w:rPr>
-          <w:color w:val="auto"/>
-        </w:rPr>
-      </w:pPr>
-      <w:r>
-        <w:rPr>
-          <w:color w:val="auto"/>
-        </w:rPr>
-        <w:t>6.1 Configuração do Projeto</w:t>
-      </w:r>
-    </w:p>
-    <w:p>
-      <w:pPr>
-        <w:spacing w:before="60" w:after="100"/>
-      </w:pPr>
-      <w:r>
-        <w:t xml:space="preserve">Foi necessário adicionar dependências do </w:t>
-      </w:r>
-      <w:proofErr w:type="spellStart"/>
-      <w:r>
-        <w:t>MediaPipe</w:t>
-      </w:r>
-      <w:proofErr w:type="spellEnd"/>
-      <w:r>
-        <w:t xml:space="preserve"> </w:t>
-      </w:r>
-      <w:proofErr w:type="spellStart"/>
-      <w:r>
-        <w:t>Tasks</w:t>
-      </w:r>
-      <w:proofErr w:type="spellEnd"/>
-      <w:r>
-        <w:t>, configurar compatibilidade Java/</w:t>
-      </w:r>
-      <w:proofErr w:type="spellStart"/>
-      <w:r>
-        <w:t>Kotlin</w:t>
-      </w:r>
-      <w:proofErr w:type="spellEnd"/>
-      <w:r>
-        <w:t xml:space="preserve">, configurar permissões Android, criar a pasta </w:t>
-      </w:r>
-      <w:proofErr w:type="spellStart"/>
-      <w:r>
-        <w:t>assets</w:t>
-      </w:r>
-      <w:proofErr w:type="spellEnd"/>
-      <w:r>
-        <w:t xml:space="preserve"> e adicionar o </w:t>
-      </w:r>
-      <w:proofErr w:type="gramStart"/>
-      <w:r>
-        <w:t>modelo .</w:t>
-      </w:r>
-      <w:proofErr w:type="spellStart"/>
-      <w:r>
-        <w:t>task</w:t>
-      </w:r>
-      <w:proofErr w:type="spellEnd"/>
-      <w:proofErr w:type="gramEnd"/>
-      <w:r>
-        <w:t>. As configurações utilizadas foram:</w:t>
-      </w:r>
-    </w:p>
-    <w:p>
-      <w:pPr>
-        <w:pStyle w:val="PargrafodaLista"/>
-        <w:numPr>
-          <w:ilvl w:val="0"/>
-          <w:numId w:val="2"/>
-        </w:numPr>
-        <w:spacing w:before="40" w:after="40"/>
-      </w:pPr>
-      <w:proofErr w:type="spellStart"/>
-      <w:r>
-        <w:t>compileSdk</w:t>
-      </w:r>
-      <w:proofErr w:type="spellEnd"/>
-      <w:r>
-        <w:t xml:space="preserve"> 36</w:t>
-      </w:r>
-    </w:p>
-    <w:p>
-      <w:pPr>
-        <w:pStyle w:val="PargrafodaLista"/>
-        <w:numPr>
-          <w:ilvl w:val="0"/>
-          <w:numId w:val="2"/>
-        </w:numPr>
-        <w:spacing w:before="40" w:after="40"/>
-      </w:pPr>
-      <w:proofErr w:type="spellStart"/>
-      <w:r>
-        <w:t>targetSdk</w:t>
-      </w:r>
-      <w:proofErr w:type="spellEnd"/>
-      <w:r>
-        <w:t xml:space="preserve"> 36</w:t>
-      </w:r>
-    </w:p>
-    <w:p>
-      <w:pPr>
-        <w:pStyle w:val="PargrafodaLista"/>
-        <w:numPr>
-          <w:ilvl w:val="0"/>
-          <w:numId w:val="2"/>
-        </w:numPr>
-        <w:spacing w:before="40" w:after="40"/>
-      </w:pPr>
-      <w:proofErr w:type="spellStart"/>
-      <w:r>
-        <w:t>minSdk</w:t>
-      </w:r>
-      <w:proofErr w:type="spellEnd"/>
-      <w:r>
-        <w:t xml:space="preserve"> 26</w:t>
-      </w:r>
-    </w:p>
-    <w:p>
-      <w:pPr>
-        <w:pStyle w:val="Ttulo2"/>
-        <w:rPr>
-          <w:color w:val="auto"/>
-        </w:rPr>
-      </w:pPr>
-      <w:r>
-        <w:rPr>
-          <w:color w:val="auto"/>
-        </w:rPr>
-        <w:t xml:space="preserve">6.2 Implementação do </w:t>
-      </w:r>
-      <w:proofErr w:type="spellStart"/>
-      <w:r>
-        <w:rPr>
-          <w:color w:val="auto"/>
-        </w:rPr>
-        <w:t>PoseEstimator</w:t>
-      </w:r>
-      <w:proofErr w:type="spellEnd"/>
-    </w:p>
-    <w:p>
-      <w:pPr>
-        <w:spacing w:before="60" w:after="100"/>
-      </w:pPr>
-      <w:r>
-        <w:t xml:space="preserve">Foi criada a classe </w:t>
-      </w:r>
-      <w:proofErr w:type="spellStart"/>
-      <w:r>
-        <w:t>PoseEstimator.kt</w:t>
-      </w:r>
-      <w:proofErr w:type="spellEnd"/>
-      <w:r>
-        <w:t xml:space="preserve">, responsável por carregar o modelo, receber </w:t>
-      </w:r>
-      <w:proofErr w:type="spellStart"/>
-      <w:r>
-        <w:t>frames</w:t>
-      </w:r>
-      <w:proofErr w:type="spellEnd"/>
-      <w:r>
-        <w:t xml:space="preserve"> da câmara, executar inferência e devolver </w:t>
-      </w:r>
-      <w:proofErr w:type="spellStart"/>
-      <w:r>
-        <w:t>landmarks</w:t>
-      </w:r>
-      <w:proofErr w:type="spellEnd"/>
-      <w:r>
-        <w:t xml:space="preserve"> corporais. A aplicação passou então a detetar automaticamente: cabeça, ombros, cotovelos, pulsos, anca, joelhos e tornozelos.</w:t>
-      </w:r>
-    </w:p>
-    <w:p>
-      <w:pPr>
-        <w:pStyle w:val="Ttulo2"/>
-        <w:rPr>
-          <w:color w:val="auto"/>
-        </w:rPr>
-      </w:pPr>
-      <w:r>
-        <w:rPr>
-          <w:color w:val="auto"/>
-        </w:rPr>
-        <w:t>6.3 Desenho do Esqueleto Corporal</w:t>
-      </w:r>
-    </w:p>
-    <w:p>
-      <w:pPr>
-        <w:spacing w:before="60" w:after="100"/>
-      </w:pPr>
-      <w:r>
-        <w:t xml:space="preserve">Após a deteção da pose, foi implementado um sistema gráfico para desenhar pontos articulares, linhas entre articulações e o </w:t>
-      </w:r>
-      <w:proofErr w:type="spellStart"/>
-      <w:r>
-        <w:t>overlay</w:t>
-      </w:r>
-      <w:proofErr w:type="spellEnd"/>
-      <w:r>
-        <w:t xml:space="preserve"> do esqueleto humano, através das classes </w:t>
-      </w:r>
-      <w:proofErr w:type="spellStart"/>
-      <w:r>
-        <w:t>PoseOverlayView</w:t>
-      </w:r>
-      <w:proofErr w:type="spellEnd"/>
-      <w:r>
-        <w:t xml:space="preserve"> e </w:t>
-      </w:r>
-      <w:proofErr w:type="spellStart"/>
-      <w:r>
-        <w:t>PoseDrawer</w:t>
-      </w:r>
-      <w:proofErr w:type="spellEnd"/>
-      <w:r>
-        <w:t>. Estas classes permitiram desenhar o esqueleto em tempo real sobre a imagem da câmara.</w:t>
-      </w:r>
-    </w:p>
-    <w:p>
-      <w:pPr>
-        <w:pStyle w:val="Ttulo2"/>
-        <w:rPr>
-          <w:color w:val="auto"/>
-        </w:rPr>
-      </w:pPr>
-      <w:r>
-        <w:rPr>
-          <w:color w:val="auto"/>
-        </w:rPr>
-        <w:t>6.4 Processamento em Tempo Real</w:t>
-      </w:r>
-    </w:p>
-    <w:p>
-      <w:pPr>
-        <w:spacing w:before="60" w:after="100"/>
-      </w:pPr>
-      <w:r>
-        <w:t>Uma das principais vantagens da solução utilizada foi a capacidade de executar em tempo real diretamente no smartphone. Os testes realizados demonstraram boa fluidez, baixa latência e desempenho adequado para dispositivos móveis. O processamento local também garante maior privacidade, menor dependência de internet e menor tempo de resposta.</w:t>
-      </w:r>
-    </w:p>
-    <w:p>
-      <w:r>
-        <w:br w:type="page"/>
-      </w:r>
-    </w:p>
-    <w:p>
-      <w:pPr>
-        <w:pStyle w:val="Ttulo2"/>
-        <w:rPr>
-          <w:color w:val="auto"/>
-        </w:rPr>
-      </w:pPr>
-      <w:r>
-        <w:rPr>
-          <w:color w:val="auto"/>
-        </w:rPr>
-        <w:lastRenderedPageBreak/>
-        <w:t>6.5 Problemas Encontrados</w:t>
-      </w:r>
-    </w:p>
-    <w:p>
-      <w:pPr>
-        <w:spacing w:before="60" w:after="100"/>
-      </w:pPr>
-      <w:r>
-        <w:t xml:space="preserve">Durante a integração surgiram vários problemas técnicos. O </w:t>
-      </w:r>
-      <w:proofErr w:type="spellStart"/>
-      <w:r>
-        <w:t>MediaPipe</w:t>
-      </w:r>
-      <w:proofErr w:type="spellEnd"/>
-      <w:r>
-        <w:t xml:space="preserve"> exigia imagens no formato ARGB_8888, originando crashes iniciais. Ocorreram também erros relacionados com </w:t>
-      </w:r>
-      <w:proofErr w:type="spellStart"/>
-      <w:r>
-        <w:t>imports</w:t>
-      </w:r>
-      <w:proofErr w:type="spellEnd"/>
-      <w:r>
-        <w:t xml:space="preserve"> e versões incompatíveis. Foi necessário otimizar a resolução dos </w:t>
-      </w:r>
-      <w:proofErr w:type="spellStart"/>
-      <w:r>
-        <w:t>frames</w:t>
-      </w:r>
-      <w:proofErr w:type="spellEnd"/>
-      <w:r>
-        <w:t>, frequência de processamento e utilização de memória. O modelo apresentava ainda algumas dificuldades em diferenciar utilizadores de costas para a câmara.</w:t>
-      </w:r>
-    </w:p>
-    <w:p/>
-    <w:p>
-      <w:pPr>
-        <w:pStyle w:val="Ttulo1"/>
-        <w:rPr>
-          <w:color w:val="auto"/>
-        </w:rPr>
-      </w:pPr>
-      <w:r>
-        <w:rPr>
-          <w:color w:val="auto"/>
-        </w:rPr>
-        <w:t xml:space="preserve">7. Processamento de Vídeo e Extração de </w:t>
-      </w:r>
-      <w:proofErr w:type="spellStart"/>
-      <w:r>
-        <w:rPr>
-          <w:color w:val="auto"/>
-        </w:rPr>
-        <w:t>Frames</w:t>
-      </w:r>
-      <w:proofErr w:type="spellEnd"/>
-    </w:p>
-    <w:p>
-      <w:r>
-        <w:t xml:space="preserve">Posteriormente foi implementado o processamento de vídeos previamente gravados, permitindo analisar exercícios físicos sem necessidade de utilização da câmara em tempo real. Esta funcionalidade foi desenvolvida com o objetivo de facilitar os testes do sistema e permitir a avaliação do desempenho dos modelos de </w:t>
-      </w:r>
-      <w:proofErr w:type="spellStart"/>
-      <w:r>
-        <w:t>Human</w:t>
-      </w:r>
-      <w:proofErr w:type="spellEnd"/>
-      <w:r>
-        <w:t xml:space="preserve"> Pose </w:t>
-      </w:r>
-      <w:proofErr w:type="spellStart"/>
-      <w:r>
-        <w:t>Estimation</w:t>
-      </w:r>
-      <w:proofErr w:type="spellEnd"/>
-      <w:r>
-        <w:t xml:space="preserve"> em diferentes cenários.</w:t>
-      </w:r>
-    </w:p>
-    <w:p>
-      <w:r>
-        <w:t xml:space="preserve">A aplicação passou a permitir ao utilizador selecionar vídeos armazenados no dispositivo, que são posteriormente processados de forma automática. Durante este processo, os vídeos são divididos em </w:t>
-      </w:r>
-      <w:proofErr w:type="spellStart"/>
-      <w:r>
-        <w:t>frames</w:t>
-      </w:r>
-      <w:proofErr w:type="spellEnd"/>
-      <w:r>
-        <w:t xml:space="preserve"> individuais através de técnicas de extração de imagem, possibilitando a análise detalhada de cada instante do movimento executado.</w:t>
-      </w:r>
-    </w:p>
-    <w:p>
-      <w:r>
-        <w:t xml:space="preserve">Cada </w:t>
-      </w:r>
-      <w:proofErr w:type="spellStart"/>
-      <w:r>
-        <w:t>frame</w:t>
-      </w:r>
-      <w:proofErr w:type="spellEnd"/>
-      <w:r>
-        <w:t xml:space="preserve"> extraído é enviado para o modelo de deteção de pose, responsável por identificar os principais </w:t>
-      </w:r>
-      <w:proofErr w:type="spellStart"/>
-      <w:r>
-        <w:t>landmarks</w:t>
-      </w:r>
-      <w:proofErr w:type="spellEnd"/>
-      <w:r>
-        <w:t xml:space="preserve"> corporais. Após a inferência, os pontos detetados são utilizados para desenhar o esqueleto humano sobre a imagem original, permitindo visualizar de forma clara o resultado da deteção realizada pelo sistema.</w:t>
-      </w:r>
-    </w:p>
-    <w:p>
-      <w:r>
-        <w:t xml:space="preserve">Esta abordagem revelou-se particularmente útil para a realização de testes experimentais, uma vez que possibilitou a repetição das análises sobre os mesmos vídeos e a comparação consistente entre diferentes modelos de </w:t>
-      </w:r>
-      <w:proofErr w:type="spellStart"/>
-      <w:r>
-        <w:t>Human</w:t>
-      </w:r>
-      <w:proofErr w:type="spellEnd"/>
-      <w:r>
-        <w:t xml:space="preserve"> Pose </w:t>
-      </w:r>
-      <w:proofErr w:type="spellStart"/>
-      <w:r>
-        <w:t>Estimation</w:t>
-      </w:r>
-      <w:proofErr w:type="spellEnd"/>
-      <w:r>
-        <w:t>. Foram utilizados vídeos contendo diferentes exercícios físicos e diferentes perspetivas de gravação, permitindo avaliar a robustez da deteção perante movimentos variados.</w:t>
-      </w:r>
-    </w:p>
-    <w:p>
-      <w:r>
-        <w:t>Foram ainda realizados testes com diferentes taxas de processamento e diferentes resoluções de imagem, com o objetivo de analisar o impacto destas configurações no desempenho geral do sistema. Estes testes permitiram observar a relação entre qualidade da deteção, utilização de recursos computacionais e velocidade de processamento.</w:t>
-      </w:r>
-    </w:p>
-    <w:p>
-      <w:r>
-        <w:t>A implementação do processamento de vídeo constituiu uma componente importante do projeto, não só por permitir a validação experimental dos modelos utilizados, mas também por disponibilizar uma ferramenta prática para futuras análises biomecânicas e estudos comparativos de desempenho.</w:t>
-      </w:r>
-    </w:p>
     <w:p>
       <w:r>
         <w:rPr>
           <w:noProof/>
         </w:rPr>
+        <mc:AlternateContent>
+          <mc:Choice Requires="wps">
+            <w:drawing>
+              <wp:anchor distT="45720" distB="45720" distL="114300" distR="114300" simplePos="0" relativeHeight="251674624" behindDoc="0" locked="0" layoutInCell="1" allowOverlap="1" wp14:anchorId="4AB2D3CE" wp14:editId="382DD896">
+                <wp:simplePos x="0" y="0"/>
+                <wp:positionH relativeFrom="page">
+                  <wp:posOffset>1828263</wp:posOffset>
+                </wp:positionH>
+                <wp:positionV relativeFrom="paragraph">
+                  <wp:posOffset>2694207</wp:posOffset>
+                </wp:positionV>
+                <wp:extent cx="4100195" cy="1404620"/>
+                <wp:effectExtent l="0" t="0" r="0" b="0"/>
+                <wp:wrapSquare wrapText="bothSides"/>
+                <wp:docPr id="304521582" name="Caixa de Texto 2"/>
+                <wp:cNvGraphicFramePr>
+                  <a:graphicFrameLocks xmlns:a="http://schemas.openxmlformats.org/drawingml/2006/main"/>
+                </wp:cNvGraphicFramePr>
+                <a:graphic xmlns:a="http://schemas.openxmlformats.org/drawingml/2006/main">
+                  <a:graphicData uri="http://schemas.microsoft.com/office/word/2010/wordprocessingShape">
+                    <wps:wsp>
+                      <wps:cNvSpPr txBox="1">
+                        <a:spLocks noChangeArrowheads="1"/>
+                      </wps:cNvSpPr>
+                      <wps:spPr bwMode="auto">
+                        <a:xfrm>
+                          <a:off x="0" y="0"/>
+                          <a:ext cx="4100195" cy="1404620"/>
+                        </a:xfrm>
+                        <a:prstGeom prst="rect">
+                          <a:avLst/>
+                        </a:prstGeom>
+                        <a:noFill/>
+                        <a:ln w="9525">
+                          <a:noFill/>
+                          <a:miter lim="800000"/>
+                          <a:headEnd/>
+                          <a:tailEnd/>
+                        </a:ln>
+                      </wps:spPr>
+                      <wps:txbx>
+                        <w:txbxContent>
+                          <w:p>
+                            <w:r>
+                              <w:t xml:space="preserve">Figura </w:t>
+                            </w:r>
+                            <w:r>
+                              <w:t>2</w:t>
+                            </w:r>
+                            <w:r>
+                              <w:t xml:space="preserve"> – Exemplos de </w:t>
+                            </w:r>
+                            <w:proofErr w:type="spellStart"/>
+                            <w:r>
+                              <w:t>frames</w:t>
+                            </w:r>
+                            <w:proofErr w:type="spellEnd"/>
+                            <w:r>
+                              <w:t xml:space="preserve"> processados pelo sistema com deteção dos </w:t>
+                            </w:r>
+                            <w:proofErr w:type="spellStart"/>
+                            <w:r>
+                              <w:t>landmarks</w:t>
+                            </w:r>
+                            <w:proofErr w:type="spellEnd"/>
+                            <w:r>
+                              <w:t xml:space="preserve"> corporais e desenho do esqueleto humano.</w:t>
+                            </w:r>
+                          </w:p>
+                        </w:txbxContent>
+                      </wps:txbx>
+                      <wps:bodyPr rot="0" vert="horz" wrap="square" lIns="91440" tIns="45720" rIns="91440" bIns="45720" anchor="t" anchorCtr="0">
+                        <a:spAutoFit/>
+                      </wps:bodyPr>
+                    </wps:wsp>
+                  </a:graphicData>
+                </a:graphic>
+                <wp14:sizeRelH relativeFrom="margin">
+                  <wp14:pctWidth>0</wp14:pctWidth>
+                </wp14:sizeRelH>
+                <wp14:sizeRelV relativeFrom="margin">
+                  <wp14:pctHeight>20000</wp14:pctHeight>
+                </wp14:sizeRelV>
+              </wp:anchor>
+            </w:drawing>
+          </mc:Choice>
+          <mc:Fallback>
+            <w:pict>
+              <v:shape w14:anchorId="4AB2D3CE" id="_x0000_s1027" type="#_x0000_t202" style="position:absolute;margin-left:143.95pt;margin-top:212.15pt;width:322.85pt;height:110.6pt;z-index:251674624;visibility:visible;mso-wrap-style:square;mso-width-percent:0;mso-height-percent:200;mso-wrap-distance-left:9pt;mso-wrap-distance-top:3.6pt;mso-wrap-distance-right:9pt;mso-wrap-distance-bottom:3.6pt;mso-position-horizontal:absolute;mso-position-horizontal-relative:page;mso-position-vertical:absolute;mso-position-vertical-relative:text;mso-width-percent:0;mso-height-percent:200;mso-width-relative:margin;mso-height-relative:margin;v-text-anchor:top" o:gfxdata="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" filled="f" stroked="f">
+                <v:textbox style="mso-fit-shape-to-text:t">
+                  <w:txbxContent>
+                    <w:p>
+                      <w:r>
+                        <w:t xml:space="preserve">Figura </w:t>
+                      </w:r>
+                      <w:r>
+                        <w:t>2</w:t>
+                      </w:r>
+                      <w:r>
+                        <w:t xml:space="preserve"> – Exemplos de </w:t>
+                      </w:r>
+                      <w:proofErr w:type="spellStart"/>
+                      <w:r>
+                        <w:t>frames</w:t>
+                      </w:r>
+                      <w:proofErr w:type="spellEnd"/>
+                      <w:r>
+                        <w:t xml:space="preserve"> processados pelo sistema com deteção dos </w:t>
+                      </w:r>
+                      <w:proofErr w:type="spellStart"/>
+                      <w:r>
+                        <w:t>landmarks</w:t>
+                      </w:r>
+                      <w:proofErr w:type="spellEnd"/>
+                      <w:r>
+                        <w:t xml:space="preserve"> corporais e desenho do esqueleto humano.</w:t>
+                      </w:r>
+                    </w:p>
+                  </w:txbxContent>
+                </v:textbox>
+                <w10:wrap type="square" anchorx="page"/>
+              </v:shape>
+            </w:pict>
+          </mc:Fallback>
+        </mc:AlternateContent>
+      </w:r>
+      <w:r>
+        <w:rPr>
+          <w:noProof/>
+        </w:rPr>
         <w:drawing>
-          <wp:anchor distT="0" distB="0" distL="114300" distR="114300" simplePos="0" relativeHeight="251659264" behindDoc="1" locked="0" layoutInCell="1" allowOverlap="1" wp14:anchorId="3F8AFEDC" wp14:editId="1DA362B1">
+          <wp:anchor distT="0" distB="0" distL="114300" distR="114300" simplePos="0" relativeHeight="251659264" behindDoc="1" locked="0" layoutInCell="1" allowOverlap="1" wp14:anchorId="3F8AFEDC" wp14:editId="7B6C31E1">
             <wp:simplePos x="0" y="0"/>
             <wp:positionH relativeFrom="column">
-              <wp:posOffset>3308350</wp:posOffset>
+              <wp:posOffset>3310402</wp:posOffset>
             </wp:positionH>
             <wp:positionV relativeFrom="paragraph">
-              <wp:posOffset>188595</wp:posOffset>
+              <wp:posOffset>165051</wp:posOffset>
             </wp:positionV>
-            <wp:extent cx="1219835" cy="3066143"/>
-            <wp:effectExtent l="0" t="0" r="0" b="1270"/>
+            <wp:extent cx="982175" cy="2552847"/>
+            <wp:effectExtent l="0" t="0" r="8890" b="0"/>
             <wp:wrapNone/>
             <wp:docPr id="126" name="Imagem 125" descr="The image depicts a person in a motion capture suit, illustrating their movement in a 3D space with anatomical markers.&#10;&#10;Os conteúdos gerados por IA podem estar incorretos.">
               <a:extLst xmlns:a="http://schemas.openxmlformats.org/drawingml/2006/main">
@@ -2101,7 +2663,7 @@
                     </pic:cNvPicPr>
                   </pic:nvPicPr>
                   <pic:blipFill>
-                    <a:blip r:embed="rId9">
+                    <a:blip r:embed="rId9" cstate="print">
                       <a:extLst>
                         <a:ext uri="{28A0092B-C50C-407E-A947-70E740481C1C}">
                           <a14:useLocalDpi xmlns:a14="http://schemas.microsoft.com/office/drawing/2010/main" val="0"/>
@@ -2116,7 +2678,7 @@
                   <pic:spPr>
                     <a:xfrm>
                       <a:off x="0" y="0"/>
-                      <a:ext cx="1220697" cy="3068309"/>
+                      <a:ext cx="990372" cy="2574152"/>
                     </a:xfrm>
                     <a:prstGeom prst="rect">
                       <a:avLst/>
@@ -2139,16 +2701,16 @@
           <w:noProof/>
         </w:rPr>
         <w:drawing>
-          <wp:anchor distT="0" distB="0" distL="114300" distR="114300" simplePos="0" relativeHeight="251658240" behindDoc="1" locked="0" layoutInCell="1" allowOverlap="1" wp14:anchorId="54859E43" wp14:editId="508EE3C7">
+          <wp:anchor distT="0" distB="0" distL="114300" distR="114300" simplePos="0" relativeHeight="251658240" behindDoc="1" locked="0" layoutInCell="1" allowOverlap="1" wp14:anchorId="54859E43" wp14:editId="35CB3EA8">
             <wp:simplePos x="0" y="0"/>
             <wp:positionH relativeFrom="column">
-              <wp:posOffset>1016000</wp:posOffset>
+              <wp:posOffset>1692519</wp:posOffset>
             </wp:positionH>
             <wp:positionV relativeFrom="paragraph">
-              <wp:posOffset>201299</wp:posOffset>
+              <wp:posOffset>162755</wp:posOffset>
             </wp:positionV>
-            <wp:extent cx="996950" cy="3052442"/>
-            <wp:effectExtent l="0" t="0" r="0" b="0"/>
+            <wp:extent cx="837027" cy="2562788"/>
+            <wp:effectExtent l="0" t="0" r="1270" b="9525"/>
             <wp:wrapNone/>
             <wp:docPr id="122" name="Imagem 121" descr="A person wearing a full-body rollerblade suit stands in a room, holding their arms out to balance.&#10;&#10;Os conteúdos gerados por IA podem estar incorretos.">
               <a:extLst xmlns:a="http://schemas.openxmlformats.org/drawingml/2006/main">
@@ -2191,7 +2753,7 @@
                   <pic:spPr>
                     <a:xfrm>
                       <a:off x="0" y="0"/>
-                      <a:ext cx="997834" cy="3055150"/>
+                      <a:ext cx="837027" cy="2562788"/>
                     </a:xfrm>
                     <a:prstGeom prst="rect">
                       <a:avLst/>
@@ -2225,7 +2787,13 @@
           <w:color w:val="auto"/>
         </w:rPr>
         <w:lastRenderedPageBreak/>
-        <w:t>8. Sistema de Feedback em Tempo Real</w:t>
+        <w:t>9</w:t>
+      </w:r>
+      <w:r>
+        <w:rPr>
+          <w:color w:val="auto"/>
+        </w:rPr>
+        <w:t>. Sistema de Feedback em Tempo Real</w:t>
       </w:r>
     </w:p>
     <w:p>
@@ -2234,36 +2802,11 @@
       </w:r>
       <w:proofErr w:type="spellStart"/>
       <w:r>
-        <w:rPr>
-          <w:b/>
-          <w:bCs/>
-        </w:rPr>
         <w:t>RealTimeFeedbackAnalyzer</w:t>
       </w:r>
       <w:proofErr w:type="spellEnd"/>
       <w:r>
-        <w:t xml:space="preserve">, responsável por avaliar continuamente a qualidade da captura antes da execução da análise de pose. O principal objetivo deste módulo é garantir que o utilizador se encontra em condições adequadas para que o modelo de </w:t>
-      </w:r>
-      <w:proofErr w:type="spellStart"/>
-      <w:r>
-        <w:t>Human</w:t>
-      </w:r>
-      <w:proofErr w:type="spellEnd"/>
-      <w:r>
-        <w:t xml:space="preserve"> Pose </w:t>
-      </w:r>
-      <w:proofErr w:type="spellStart"/>
-      <w:r>
-        <w:t>Estimation</w:t>
-      </w:r>
-      <w:proofErr w:type="spellEnd"/>
-      <w:r>
-        <w:t xml:space="preserve"> consiga detetar corretamente os pontos corporais e produzir resultados fiáveis.</w:t>
-      </w:r>
-    </w:p>
-    <w:p>
-      <w:r>
-        <w:t xml:space="preserve">O sistema analisa diferentes aspetos da imagem capturada pela câmara, incluindo a iluminação do ambiente, o enquadramento corporal, a visibilidade dos principais </w:t>
+        <w:t xml:space="preserve">, responsável por avaliar a qualidade da captura antes da execução da análise de pose. O objetivo principal consiste em garantir condições adequadas para a deteção correta dos </w:t>
       </w:r>
       <w:proofErr w:type="spellStart"/>
       <w:r>
@@ -2271,152 +2814,413 @@
       </w:r>
       <w:proofErr w:type="spellEnd"/>
       <w:r>
-        <w:t xml:space="preserve"> e a orientação do utilizador relativamente à câmara. Sempre que é detetada uma situação que possa comprometer a qualidade da análise, é apresentado feedback corretivo em tempo real.</w:t>
-      </w:r>
-    </w:p>
-    <w:p>
-      <w:r>
-        <w:t>Entre as verificações implementadas encontram-se:</w:t>
-      </w:r>
-    </w:p>
-    <w:p>
-      <w:pPr>
-        <w:numPr>
-          <w:ilvl w:val="0"/>
-          <w:numId w:val="3"/>
-        </w:numPr>
-      </w:pPr>
-      <w:r>
-        <w:t xml:space="preserve">Avaliação do nível de luminosidade da imagem; </w:t>
-      </w:r>
-    </w:p>
-    <w:p>
-      <w:pPr>
-        <w:numPr>
-          <w:ilvl w:val="0"/>
-          <w:numId w:val="3"/>
-        </w:numPr>
-      </w:pPr>
-      <w:r>
-        <w:t xml:space="preserve">Verificação da visibilidade do corpo; </w:t>
-      </w:r>
-    </w:p>
-    <w:p>
-      <w:pPr>
-        <w:numPr>
-          <w:ilvl w:val="0"/>
-          <w:numId w:val="3"/>
-        </w:numPr>
-      </w:pPr>
-      <w:r>
-        <w:t xml:space="preserve">Deteção de utilizadores parcialmente fora do enquadramento; </w:t>
-      </w:r>
-    </w:p>
-    <w:p>
-      <w:pPr>
-        <w:numPr>
-          <w:ilvl w:val="0"/>
-          <w:numId w:val="3"/>
-        </w:numPr>
-      </w:pPr>
-      <w:r>
-        <w:t xml:space="preserve">Avaliação da posição e distância relativamente à câmara; </w:t>
-      </w:r>
-    </w:p>
-    <w:p>
-      <w:pPr>
-        <w:numPr>
-          <w:ilvl w:val="0"/>
-          <w:numId w:val="3"/>
-        </w:numPr>
-      </w:pPr>
-      <w:r>
-        <w:t xml:space="preserve">Verificação da orientação corporal para evitar capturas inadequadas. </w:t>
-      </w:r>
-    </w:p>
-    <w:p>
-      <w:r>
-        <w:t>Exemplos de mensagens apresentadas ao utilizador incluem:</w:t>
-      </w:r>
-    </w:p>
-    <w:p>
-      <w:pPr>
-        <w:numPr>
-          <w:ilvl w:val="0"/>
-          <w:numId w:val="4"/>
-        </w:numPr>
-      </w:pPr>
-      <w:r>
-        <w:t xml:space="preserve">"Ambiente demasiado escuro"; </w:t>
-      </w:r>
-    </w:p>
-    <w:p>
-      <w:pPr>
-        <w:numPr>
-          <w:ilvl w:val="0"/>
-          <w:numId w:val="4"/>
-        </w:numPr>
-      </w:pPr>
-      <w:r>
-        <w:t xml:space="preserve">"Melhora a iluminação"; </w:t>
-      </w:r>
-    </w:p>
-    <w:p>
-      <w:pPr>
-        <w:numPr>
-          <w:ilvl w:val="0"/>
-          <w:numId w:val="4"/>
-        </w:numPr>
-      </w:pPr>
-      <w:r>
-        <w:t xml:space="preserve">"Corpo pouco visível"; </w:t>
-      </w:r>
-    </w:p>
-    <w:p>
-      <w:pPr>
-        <w:numPr>
-          <w:ilvl w:val="0"/>
-          <w:numId w:val="4"/>
-        </w:numPr>
-      </w:pPr>
-      <w:r>
-        <w:t xml:space="preserve">"Aproxima-te da câmara"; </w:t>
-      </w:r>
-    </w:p>
-    <w:p>
-      <w:pPr>
-        <w:numPr>
-          <w:ilvl w:val="0"/>
-          <w:numId w:val="4"/>
-        </w:numPr>
-      </w:pPr>
-      <w:r>
-        <w:t xml:space="preserve">"Afasta-te da câmara"; </w:t>
-      </w:r>
-    </w:p>
-    <w:p>
-      <w:pPr>
-        <w:numPr>
-          <w:ilvl w:val="0"/>
-          <w:numId w:val="4"/>
-        </w:numPr>
-      </w:pPr>
-      <w:r>
-        <w:t xml:space="preserve">"Coloca-te de frente para a câmara". </w:t>
-      </w:r>
-    </w:p>
-    <w:p>
-      <w:r>
-        <w:t>A implementação deste módulo permitiu aumentar a robustez da aplicação, reduzindo situações em que a deteção da pose poderia falhar devido a condições inadequadas de captura. Desta forma, o utilizador recebe orientações imediatas para corrigir a sua posição antes da análise biomecânica, contribuindo para uma experiência de utilização mais estável e consistente.</w:t>
+        <w:t xml:space="preserve"> corporais.</w:t>
+      </w:r>
+    </w:p>
+    <w:p>
+      <w:r>
+        <w:t>O sistema verifica diferentes aspetos da imagem, incluindo iluminação, enquadramento, visibilidade do corpo, distância à câmara e orientação do utilizador. Sempre que é identificada uma situação inadequada, é apresentada uma mensagem corretiva em tempo real.</w:t>
+      </w:r>
+    </w:p>
+    <w:p>
+      <w:r>
+        <w:t>Entre as mensagens implementadas encontram-se indicações como "Ambiente demasiado escuro", "Corpo pouco visível", "Aproxima-te da câmara" e "Coloca-te de frente para a câmara". Esta funcionalidade contribui para aumentar a robustez da aplicação, reduzindo falhas de deteção causadas por condições inadequadas de captura.</w:t>
       </w:r>
     </w:p>
     <w:p>
       <w:r>
         <w:rPr>
           <w:noProof/>
+          <w:color w:val="auto"/>
+        </w:rPr>
+        <mc:AlternateContent>
+          <mc:Choice Requires="wps">
+            <w:drawing>
+              <wp:anchor distT="45720" distB="45720" distL="114300" distR="114300" simplePos="0" relativeHeight="251672576" behindDoc="0" locked="0" layoutInCell="1" allowOverlap="1" wp14:anchorId="67CF0855" wp14:editId="495D7C8D">
+                <wp:simplePos x="0" y="0"/>
+                <wp:positionH relativeFrom="page">
+                  <wp:align>right</wp:align>
+                </wp:positionH>
+                <wp:positionV relativeFrom="paragraph">
+                  <wp:posOffset>5385435</wp:posOffset>
+                </wp:positionV>
+                <wp:extent cx="7429500" cy="1404620"/>
+                <wp:effectExtent l="0" t="0" r="0" b="0"/>
+                <wp:wrapSquare wrapText="bothSides"/>
+                <wp:docPr id="1573941037" name="Caixa de Texto 2"/>
+                <wp:cNvGraphicFramePr>
+                  <a:graphicFrameLocks xmlns:a="http://schemas.openxmlformats.org/drawingml/2006/main"/>
+                </wp:cNvGraphicFramePr>
+                <a:graphic xmlns:a="http://schemas.openxmlformats.org/drawingml/2006/main">
+                  <a:graphicData uri="http://schemas.microsoft.com/office/word/2010/wordprocessingShape">
+                    <wps:wsp>
+                      <wps:cNvSpPr txBox="1">
+                        <a:spLocks noChangeArrowheads="1"/>
+                      </wps:cNvSpPr>
+                      <wps:spPr bwMode="auto">
+                        <a:xfrm>
+                          <a:off x="0" y="0"/>
+                          <a:ext cx="7429500" cy="1404620"/>
+                        </a:xfrm>
+                        <a:prstGeom prst="rect">
+                          <a:avLst/>
+                        </a:prstGeom>
+                        <a:noFill/>
+                        <a:ln w="9525">
+                          <a:noFill/>
+                          <a:miter lim="800000"/>
+                          <a:headEnd/>
+                          <a:tailEnd/>
+                        </a:ln>
+                      </wps:spPr>
+                      <wps:txbx>
+                        <w:txbxContent>
+                          <w:p>
+                            <w:r>
+                              <w:t xml:space="preserve">Figura </w:t>
+                            </w:r>
+                            <w:r>
+                              <w:t>3</w:t>
+                            </w:r>
+                            <w:r>
+                              <w:t xml:space="preserve"> – Exemplos das mensagens de feedback geradas automaticamente pelo sistema durante a captura em tempo real.</w:t>
+                            </w:r>
+                          </w:p>
+                        </w:txbxContent>
+                      </wps:txbx>
+                      <wps:bodyPr rot="0" vert="horz" wrap="square" lIns="91440" tIns="45720" rIns="91440" bIns="45720" anchor="t" anchorCtr="0">
+                        <a:spAutoFit/>
+                      </wps:bodyPr>
+                    </wps:wsp>
+                  </a:graphicData>
+                </a:graphic>
+                <wp14:sizeRelH relativeFrom="margin">
+                  <wp14:pctWidth>0</wp14:pctWidth>
+                </wp14:sizeRelH>
+                <wp14:sizeRelV relativeFrom="margin">
+                  <wp14:pctHeight>20000</wp14:pctHeight>
+                </wp14:sizeRelV>
+              </wp:anchor>
+            </w:drawing>
+          </mc:Choice>
+          <mc:Fallback>
+            <w:pict>
+              <v:shape w14:anchorId="67CF0855" id="_x0000_s1028" type="#_x0000_t202" style="position:absolute;margin-left:533.8pt;margin-top:424.05pt;width:585pt;height:110.6pt;z-index:251672576;visibility:visible;mso-wrap-style:square;mso-width-percent:0;mso-height-percent:200;mso-wrap-distance-left:9pt;mso-wrap-distance-top:3.6pt;mso-wrap-distance-right:9pt;mso-wrap-distance-bottom:3.6pt;mso-position-horizontal:right;mso-position-horizontal-relative:page;mso-position-vertical:absolute;mso-position-vertical-relative:text;mso-width-percent:0;mso-height-percent:200;mso-width-relative:margin;mso-height-relative:margin;v-text-anchor:top" o:gfxdata="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" filled="f" stroked="f">
+                <v:textbox style="mso-fit-shape-to-text:t">
+                  <w:txbxContent>
+                    <w:p>
+                      <w:r>
+                        <w:t xml:space="preserve">Figura </w:t>
+                      </w:r>
+                      <w:r>
+                        <w:t>3</w:t>
+                      </w:r>
+                      <w:r>
+                        <w:t xml:space="preserve"> – Exemplos das mensagens de feedback geradas automaticamente pelo sistema durante a captura em tempo real.</w:t>
+                      </w:r>
+                    </w:p>
+                  </w:txbxContent>
+                </v:textbox>
+                <w10:wrap type="square" anchorx="page"/>
+              </v:shape>
+            </w:pict>
+          </mc:Fallback>
+        </mc:AlternateContent>
+      </w:r>
+      <w:r>
+        <w:rPr>
+          <w:noProof/>
         </w:rPr>
         <w:drawing>
-          <wp:anchor distT="0" distB="0" distL="114300" distR="114300" simplePos="0" relativeHeight="251664384" behindDoc="1" locked="0" layoutInCell="1" allowOverlap="1" wp14:anchorId="75323C43" wp14:editId="22B350D7">
+          <wp:anchor distT="0" distB="0" distL="114300" distR="114300" simplePos="0" relativeHeight="251665408" behindDoc="1" locked="0" layoutInCell="1" allowOverlap="1" wp14:anchorId="187C4C05" wp14:editId="331E6136">
+            <wp:simplePos x="0" y="0"/>
+            <wp:positionH relativeFrom="margin">
+              <wp:posOffset>158750</wp:posOffset>
+            </wp:positionH>
+            <wp:positionV relativeFrom="paragraph">
+              <wp:posOffset>2790825</wp:posOffset>
+            </wp:positionV>
+            <wp:extent cx="1293495" cy="2456180"/>
+            <wp:effectExtent l="0" t="0" r="1905" b="1270"/>
+            <wp:wrapNone/>
+            <wp:docPr id="1004388054" name="Imagem 4" descr="The image shows a man standing in a doorway, with his body outlined in a blue rectangle, and the door is shown in a yellow rectangle, suggesting a simple layout for measuring body proportions.&#10;&#10;Os conteúdos gerados por IA podem estar incorretos."/>
+            <wp:cNvGraphicFramePr>
+              <a:graphicFrameLocks xmlns:a="http://schemas.openxmlformats.org/drawingml/2006/main" noChangeAspect="1"/>
+            </wp:cNvGraphicFramePr>
+            <a:graphic xmlns:a="http://schemas.openxmlformats.org/drawingml/2006/main">
+              <a:graphicData uri="http://schemas.openxmlformats.org/drawingml/2006/picture">
+                <pic:pic xmlns:pic="http://schemas.openxmlformats.org/drawingml/2006/picture">
+                  <pic:nvPicPr>
+                    <pic:cNvPr id="1004388054" name="Imagem 4" descr="The image shows a man standing in a doorway, with his body outlined in a blue rectangle, and the door is shown in a yellow rectangle, suggesting a simple layout for measuring body proportions.&#10;&#10;Os conteúdos gerados por IA podem estar incorretos."/>
+                    <pic:cNvPicPr>
+                      <a:picLocks noChangeAspect="1" noChangeArrowheads="1"/>
+                    </pic:cNvPicPr>
+                  </pic:nvPicPr>
+                  <pic:blipFill rotWithShape="1">
+                    <a:blip r:embed="rId11" cstate="print">
+                      <a:extLst>
+                        <a:ext uri="{28A0092B-C50C-407E-A947-70E740481C1C}">
+                          <a14:useLocalDpi xmlns:a14="http://schemas.microsoft.com/office/drawing/2010/main" val="0"/>
+                        </a:ext>
+                      </a:extLst>
+                    </a:blip>
+                    <a:srcRect t="2332" b="7437"/>
+                    <a:stretch>
+                      <a:fillRect/>
+                    </a:stretch>
+                  </pic:blipFill>
+                  <pic:spPr bwMode="auto">
+                    <a:xfrm>
+                      <a:off x="0" y="0"/>
+                      <a:ext cx="1293495" cy="2456180"/>
+                    </a:xfrm>
+                    <a:prstGeom prst="rect">
+                      <a:avLst/>
+                    </a:prstGeom>
+                    <a:noFill/>
+                    <a:ln>
+                      <a:noFill/>
+                    </a:ln>
+                    <a:extLst>
+                      <a:ext uri="{53640926-AAD7-44D8-BBD7-CCE9431645EC}">
+                        <a14:shadowObscured xmlns:a14="http://schemas.microsoft.com/office/drawing/2010/main"/>
+                      </a:ext>
+                    </a:extLst>
+                  </pic:spPr>
+                </pic:pic>
+              </a:graphicData>
+            </a:graphic>
+            <wp14:sizeRelH relativeFrom="margin">
+              <wp14:pctWidth>0</wp14:pctWidth>
+            </wp14:sizeRelH>
+            <wp14:sizeRelV relativeFrom="margin">
+              <wp14:pctHeight>0</wp14:pctHeight>
+            </wp14:sizeRelV>
+          </wp:anchor>
+        </w:drawing>
+      </w:r>
+      <w:r>
+        <w:rPr>
+          <w:noProof/>
+        </w:rPr>
+        <w:drawing>
+          <wp:anchor distT="0" distB="0" distL="114300" distR="114300" simplePos="0" relativeHeight="251666432" behindDoc="1" locked="0" layoutInCell="1" allowOverlap="1" wp14:anchorId="10F5473A" wp14:editId="6592283C">
+            <wp:simplePos x="0" y="0"/>
+            <wp:positionH relativeFrom="column">
+              <wp:posOffset>1644650</wp:posOffset>
+            </wp:positionH>
+            <wp:positionV relativeFrom="paragraph">
+              <wp:posOffset>2764155</wp:posOffset>
+            </wp:positionV>
+            <wp:extent cx="1287780" cy="2482850"/>
+            <wp:effectExtent l="0" t="0" r="7620" b="0"/>
+            <wp:wrapNone/>
+            <wp:docPr id="1770690393" name="Imagem 5" descr="The image shows a person standing in a room with a camera, wearing shoes, and the user has adjusted the distance between them and the camera to a new setting.&#10;&#10;Os conteúdos gerados por IA podem estar incorretos."/>
+            <wp:cNvGraphicFramePr>
+              <a:graphicFrameLocks xmlns:a="http://schemas.openxmlformats.org/drawingml/2006/main" noChangeAspect="1"/>
+            </wp:cNvGraphicFramePr>
+            <a:graphic xmlns:a="http://schemas.openxmlformats.org/drawingml/2006/main">
+              <a:graphicData uri="http://schemas.openxmlformats.org/drawingml/2006/picture">
+                <pic:pic xmlns:pic="http://schemas.openxmlformats.org/drawingml/2006/picture">
+                  <pic:nvPicPr>
+                    <pic:cNvPr id="1770690393" name="Imagem 5" descr="The image shows a person standing in a room with a camera, wearing shoes, and the user has adjusted the distance between them and the camera to a new setting.&#10;&#10;Os conteúdos gerados por IA podem estar incorretos."/>
+                    <pic:cNvPicPr>
+                      <a:picLocks noChangeAspect="1" noChangeArrowheads="1"/>
+                    </pic:cNvPicPr>
+                  </pic:nvPicPr>
+                  <pic:blipFill rotWithShape="1">
+                    <a:blip r:embed="rId12" cstate="print">
+                      <a:extLst>
+                        <a:ext uri="{28A0092B-C50C-407E-A947-70E740481C1C}">
+                          <a14:useLocalDpi xmlns:a14="http://schemas.microsoft.com/office/drawing/2010/main" val="0"/>
+                        </a:ext>
+                      </a:extLst>
+                    </a:blip>
+                    <a:srcRect t="2730" b="8305"/>
+                    <a:stretch>
+                      <a:fillRect/>
+                    </a:stretch>
+                  </pic:blipFill>
+                  <pic:spPr bwMode="auto">
+                    <a:xfrm>
+                      <a:off x="0" y="0"/>
+                      <a:ext cx="1287780" cy="2482850"/>
+                    </a:xfrm>
+                    <a:prstGeom prst="rect">
+                      <a:avLst/>
+                    </a:prstGeom>
+                    <a:noFill/>
+                    <a:ln>
+                      <a:noFill/>
+                    </a:ln>
+                    <a:extLst>
+                      <a:ext uri="{53640926-AAD7-44D8-BBD7-CCE9431645EC}">
+                        <a14:shadowObscured xmlns:a14="http://schemas.microsoft.com/office/drawing/2010/main"/>
+                      </a:ext>
+                    </a:extLst>
+                  </pic:spPr>
+                </pic:pic>
+              </a:graphicData>
+            </a:graphic>
+            <wp14:sizeRelH relativeFrom="margin">
+              <wp14:pctWidth>0</wp14:pctWidth>
+            </wp14:sizeRelH>
+            <wp14:sizeRelV relativeFrom="margin">
+              <wp14:pctHeight>0</wp14:pctHeight>
+            </wp14:sizeRelV>
+          </wp:anchor>
+        </w:drawing>
+      </w:r>
+      <w:r>
+        <w:rPr>
+          <w:noProof/>
+        </w:rPr>
+        <w:drawing>
+          <wp:anchor distT="0" distB="0" distL="114300" distR="114300" simplePos="0" relativeHeight="251667456" behindDoc="1" locked="0" layoutInCell="1" allowOverlap="1" wp14:anchorId="646C69CF" wp14:editId="67529104">
+            <wp:simplePos x="0" y="0"/>
+            <wp:positionH relativeFrom="column">
+              <wp:posOffset>3060700</wp:posOffset>
+            </wp:positionH>
+            <wp:positionV relativeFrom="paragraph">
+              <wp:posOffset>2776855</wp:posOffset>
+            </wp:positionV>
+            <wp:extent cx="1287780" cy="2470150"/>
+            <wp:effectExtent l="0" t="0" r="7620" b="6350"/>
+            <wp:wrapNone/>
+            <wp:docPr id="913296184" name="Imagem 6" descr="Very bright light - reduce illumination.&#10;&#10;Os conteúdos gerados por IA podem estar incorretos."/>
+            <wp:cNvGraphicFramePr>
+              <a:graphicFrameLocks xmlns:a="http://schemas.openxmlformats.org/drawingml/2006/main" noChangeAspect="1"/>
+            </wp:cNvGraphicFramePr>
+            <a:graphic xmlns:a="http://schemas.openxmlformats.org/drawingml/2006/main">
+              <a:graphicData uri="http://schemas.openxmlformats.org/drawingml/2006/picture">
+                <pic:pic xmlns:pic="http://schemas.openxmlformats.org/drawingml/2006/picture">
+                  <pic:nvPicPr>
+                    <pic:cNvPr id="913296184" name="Imagem 6" descr="Very bright light - reduce illumination.&#10;&#10;Os conteúdos gerados por IA podem estar incorretos."/>
+                    <pic:cNvPicPr>
+                      <a:picLocks noChangeAspect="1" noChangeArrowheads="1"/>
+                    </pic:cNvPicPr>
+                  </pic:nvPicPr>
+                  <pic:blipFill rotWithShape="1">
+                    <a:blip r:embed="rId13" cstate="print">
+                      <a:extLst>
+                        <a:ext uri="{28A0092B-C50C-407E-A947-70E740481C1C}">
+                          <a14:useLocalDpi xmlns:a14="http://schemas.microsoft.com/office/drawing/2010/main" val="0"/>
+                        </a:ext>
+                      </a:extLst>
+                    </a:blip>
+                    <a:srcRect t="3185" b="8305"/>
+                    <a:stretch>
+                      <a:fillRect/>
+                    </a:stretch>
+                  </pic:blipFill>
+                  <pic:spPr bwMode="auto">
+                    <a:xfrm>
+                      <a:off x="0" y="0"/>
+                      <a:ext cx="1287780" cy="2470150"/>
+                    </a:xfrm>
+                    <a:prstGeom prst="rect">
+                      <a:avLst/>
+                    </a:prstGeom>
+                    <a:noFill/>
+                    <a:ln>
+                      <a:noFill/>
+                    </a:ln>
+                    <a:extLst>
+                      <a:ext uri="{53640926-AAD7-44D8-BBD7-CCE9431645EC}">
+                        <a14:shadowObscured xmlns:a14="http://schemas.microsoft.com/office/drawing/2010/main"/>
+                      </a:ext>
+                    </a:extLst>
+                  </pic:spPr>
+                </pic:pic>
+              </a:graphicData>
+            </a:graphic>
+            <wp14:sizeRelH relativeFrom="margin">
+              <wp14:pctWidth>0</wp14:pctWidth>
+            </wp14:sizeRelH>
+            <wp14:sizeRelV relativeFrom="margin">
+              <wp14:pctHeight>0</wp14:pctHeight>
+            </wp14:sizeRelV>
+          </wp:anchor>
+        </w:drawing>
+      </w:r>
+      <w:r>
+        <w:rPr>
+          <w:noProof/>
+        </w:rPr>
+        <w:drawing>
+          <wp:anchor distT="0" distB="0" distL="114300" distR="114300" simplePos="0" relativeHeight="251668480" behindDoc="1" locked="0" layoutInCell="1" allowOverlap="1" wp14:anchorId="1CA24A0F" wp14:editId="237E5948">
+            <wp:simplePos x="0" y="0"/>
+            <wp:positionH relativeFrom="column">
+              <wp:posOffset>4436745</wp:posOffset>
+            </wp:positionH>
+            <wp:positionV relativeFrom="paragraph">
+              <wp:posOffset>2790190</wp:posOffset>
+            </wp:positionV>
+            <wp:extent cx="1231265" cy="2392680"/>
+            <wp:effectExtent l="0" t="0" r="6985" b="7620"/>
+            <wp:wrapNone/>
+            <wp:docPr id="44903365" name="Imagem 7" descr="The image depicts a smartphone screen with a black background and yellow borders, with a note suggesting the need to improve the lighting.&#10;&#10;Os conteúdos gerados por IA podem estar incorretos."/>
+            <wp:cNvGraphicFramePr>
+              <a:graphicFrameLocks xmlns:a="http://schemas.openxmlformats.org/drawingml/2006/main" noChangeAspect="1"/>
+            </wp:cNvGraphicFramePr>
+            <a:graphic xmlns:a="http://schemas.openxmlformats.org/drawingml/2006/main">
+              <a:graphicData uri="http://schemas.openxmlformats.org/drawingml/2006/picture">
+                <pic:pic xmlns:pic="http://schemas.openxmlformats.org/drawingml/2006/picture">
+                  <pic:nvPicPr>
+                    <pic:cNvPr id="44903365" name="Imagem 7" descr="The image depicts a smartphone screen with a black background and yellow borders, with a note suggesting the need to improve the lighting.&#10;&#10;Os conteúdos gerados por IA podem estar incorretos."/>
+                    <pic:cNvPicPr>
+                      <a:picLocks noChangeAspect="1" noChangeArrowheads="1"/>
+                    </pic:cNvPicPr>
+                  </pic:nvPicPr>
+                  <pic:blipFill rotWithShape="1">
+                    <a:blip r:embed="rId14" cstate="print">
+                      <a:extLst>
+                        <a:ext uri="{28A0092B-C50C-407E-A947-70E740481C1C}">
+                          <a14:useLocalDpi xmlns:a14="http://schemas.microsoft.com/office/drawing/2010/main" val="0"/>
+                        </a:ext>
+                      </a:extLst>
+                    </a:blip>
+                    <a:srcRect t="3056" b="7308"/>
+                    <a:stretch>
+                      <a:fillRect/>
+                    </a:stretch>
+                  </pic:blipFill>
+                  <pic:spPr bwMode="auto">
+                    <a:xfrm>
+                      <a:off x="0" y="0"/>
+                      <a:ext cx="1231265" cy="2392680"/>
+                    </a:xfrm>
+                    <a:prstGeom prst="rect">
+                      <a:avLst/>
+                    </a:prstGeom>
+                    <a:noFill/>
+                    <a:ln>
+                      <a:noFill/>
+                    </a:ln>
+                    <a:extLst>
+                      <a:ext uri="{53640926-AAD7-44D8-BBD7-CCE9431645EC}">
+                        <a14:shadowObscured xmlns:a14="http://schemas.microsoft.com/office/drawing/2010/main"/>
+                      </a:ext>
+                    </a:extLst>
+                  </pic:spPr>
+                </pic:pic>
+              </a:graphicData>
+            </a:graphic>
+            <wp14:sizeRelH relativeFrom="margin">
+              <wp14:pctWidth>0</wp14:pctWidth>
+            </wp14:sizeRelH>
+            <wp14:sizeRelV relativeFrom="margin">
+              <wp14:pctHeight>0</wp14:pctHeight>
+            </wp14:sizeRelV>
+          </wp:anchor>
+        </w:drawing>
+      </w:r>
+      <w:r>
+        <w:rPr>
+          <w:noProof/>
+        </w:rPr>
+        <w:drawing>
+          <wp:anchor distT="0" distB="0" distL="114300" distR="114300" simplePos="0" relativeHeight="251664384" behindDoc="1" locked="0" layoutInCell="1" allowOverlap="1" wp14:anchorId="75323C43" wp14:editId="5B87C9E8">
             <wp:simplePos x="0" y="0"/>
             <wp:positionH relativeFrom="column">
               <wp:posOffset>4413249</wp:posOffset>
@@ -2441,7 +3245,7 @@
                     </pic:cNvPicPr>
                   </pic:nvPicPr>
                   <pic:blipFill rotWithShape="1">
-                    <a:blip r:embed="rId11" cstate="print">
+                    <a:blip r:embed="rId15" cstate="print">
                       <a:extLst>
                         <a:ext uri="{28A0092B-C50C-407E-A947-70E740481C1C}">
                           <a14:useLocalDpi xmlns:a14="http://schemas.microsoft.com/office/drawing/2010/main" val="0"/>
@@ -2488,7 +3292,7 @@
           <w:noProof/>
         </w:rPr>
         <w:drawing>
-          <wp:anchor distT="0" distB="0" distL="114300" distR="114300" simplePos="0" relativeHeight="251663360" behindDoc="1" locked="0" layoutInCell="1" allowOverlap="1" wp14:anchorId="4AA1798B" wp14:editId="1CF5F48C">
+          <wp:anchor distT="0" distB="0" distL="114300" distR="114300" simplePos="0" relativeHeight="251663360" behindDoc="1" locked="0" layoutInCell="1" allowOverlap="1" wp14:anchorId="4AA1798B" wp14:editId="03599D48">
             <wp:simplePos x="0" y="0"/>
             <wp:positionH relativeFrom="column">
               <wp:posOffset>3054350</wp:posOffset>
@@ -2513,7 +3317,7 @@
                     </pic:cNvPicPr>
                   </pic:nvPicPr>
                   <pic:blipFill rotWithShape="1">
-                    <a:blip r:embed="rId12" cstate="print">
+                    <a:blip r:embed="rId16" cstate="print">
                       <a:extLst>
                         <a:ext uri="{28A0092B-C50C-407E-A947-70E740481C1C}">
                           <a14:useLocalDpi xmlns:a14="http://schemas.microsoft.com/office/drawing/2010/main" val="0"/>
@@ -2560,7 +3364,7 @@
           <w:noProof/>
         </w:rPr>
         <w:drawing>
-          <wp:anchor distT="0" distB="0" distL="114300" distR="114300" simplePos="0" relativeHeight="251662336" behindDoc="1" locked="0" layoutInCell="1" allowOverlap="1" wp14:anchorId="7F2B9EE1" wp14:editId="7AC2C469">
+          <wp:anchor distT="0" distB="0" distL="114300" distR="114300" simplePos="0" relativeHeight="251662336" behindDoc="1" locked="0" layoutInCell="1" allowOverlap="1" wp14:anchorId="7F2B9EE1" wp14:editId="1FF37806">
             <wp:simplePos x="0" y="0"/>
             <wp:positionH relativeFrom="column">
               <wp:posOffset>1670049</wp:posOffset>
@@ -2585,7 +3389,7 @@
                     </pic:cNvPicPr>
                   </pic:nvPicPr>
                   <pic:blipFill rotWithShape="1">
-                    <a:blip r:embed="rId13" cstate="print">
+                    <a:blip r:embed="rId17" cstate="print">
                       <a:extLst>
                         <a:ext uri="{28A0092B-C50C-407E-A947-70E740481C1C}">
                           <a14:useLocalDpi xmlns:a14="http://schemas.microsoft.com/office/drawing/2010/main" val="0"/>
@@ -2632,7 +3436,7 @@
           <w:noProof/>
         </w:rPr>
         <w:drawing>
-          <wp:anchor distT="0" distB="0" distL="114300" distR="114300" simplePos="0" relativeHeight="251661312" behindDoc="0" locked="0" layoutInCell="1" allowOverlap="1" wp14:anchorId="6EAA91D2" wp14:editId="7FABBEC7">
+          <wp:anchor distT="0" distB="0" distL="114300" distR="114300" simplePos="0" relativeHeight="251661312" behindDoc="0" locked="0" layoutInCell="1" allowOverlap="1" wp14:anchorId="6EAA91D2" wp14:editId="5A503FBE">
             <wp:simplePos x="0" y="0"/>
             <wp:positionH relativeFrom="column">
               <wp:posOffset>165101</wp:posOffset>
@@ -2655,7 +3459,7 @@
                     <pic:cNvPicPr/>
                   </pic:nvPicPr>
                   <pic:blipFill>
-                    <a:blip r:embed="rId14" cstate="print">
+                    <a:blip r:embed="rId18" cstate="print">
                       <a:extLst>
                         <a:ext uri="{28A0092B-C50C-407E-A947-70E740481C1C}">
                           <a14:useLocalDpi xmlns:a14="http://schemas.microsoft.com/office/drawing/2010/main" val="0"/>
@@ -2690,24 +3494,565 @@
       <w:r>
         <w:br w:type="page"/>
       </w:r>
+    </w:p>
+    <w:p>
+      <w:pPr>
+        <w:pStyle w:val="Ttulo1"/>
+        <w:rPr>
+          <w:color w:val="auto"/>
+        </w:rPr>
+      </w:pPr>
+      <w:r>
+        <w:rPr>
+          <w:color w:val="auto"/>
+        </w:rPr>
+        <w:lastRenderedPageBreak/>
+        <w:t>10</w:t>
+      </w:r>
+      <w:r>
+        <w:rPr>
+          <w:color w:val="auto"/>
+        </w:rPr>
+        <w:t xml:space="preserve">. Comparação de Modelos de </w:t>
+      </w:r>
+      <w:proofErr w:type="spellStart"/>
+      <w:r>
+        <w:rPr>
+          <w:color w:val="auto"/>
+        </w:rPr>
+        <w:t>Human</w:t>
+      </w:r>
+      <w:proofErr w:type="spellEnd"/>
+      <w:r>
+        <w:rPr>
+          <w:color w:val="auto"/>
+        </w:rPr>
+        <w:t xml:space="preserve"> Pose </w:t>
+      </w:r>
+      <w:proofErr w:type="spellStart"/>
+      <w:r>
+        <w:rPr>
+          <w:color w:val="auto"/>
+        </w:rPr>
+        <w:t>Estimation</w:t>
+      </w:r>
+      <w:proofErr w:type="spellEnd"/>
+    </w:p>
+    <w:p>
+      <w:r>
+        <w:t xml:space="preserve">Foi também realizada uma fase experimental de comparação entre diferentes modelos de </w:t>
+      </w:r>
+      <w:proofErr w:type="spellStart"/>
+      <w:r>
+        <w:t>Human</w:t>
+      </w:r>
+      <w:proofErr w:type="spellEnd"/>
+      <w:r>
+        <w:t xml:space="preserve"> Pose </w:t>
+      </w:r>
+      <w:proofErr w:type="spellStart"/>
+      <w:r>
+        <w:t>Estimation</w:t>
+      </w:r>
+      <w:proofErr w:type="spellEnd"/>
+      <w:r>
+        <w:t xml:space="preserve"> (HPE). Inicialmente, pretendia-se comparar o </w:t>
+      </w:r>
+      <w:proofErr w:type="spellStart"/>
+      <w:r>
+        <w:t>MediaPipe</w:t>
+      </w:r>
+      <w:proofErr w:type="spellEnd"/>
+      <w:r>
+        <w:t xml:space="preserve"> Pose </w:t>
+      </w:r>
+      <w:proofErr w:type="spellStart"/>
+      <w:r>
+        <w:t>Landmarker</w:t>
+      </w:r>
+      <w:proofErr w:type="spellEnd"/>
+      <w:r>
+        <w:t xml:space="preserve"> com modelos como YOLO Pose, </w:t>
+      </w:r>
+      <w:proofErr w:type="spellStart"/>
+      <w:r>
+        <w:t>RTMPose</w:t>
+      </w:r>
+      <w:proofErr w:type="spellEnd"/>
+      <w:r>
+        <w:t xml:space="preserve"> e </w:t>
+      </w:r>
+      <w:proofErr w:type="spellStart"/>
+      <w:r>
+        <w:t>ViTPose</w:t>
+      </w:r>
+      <w:proofErr w:type="spellEnd"/>
+      <w:r>
+        <w:t xml:space="preserve">. No entanto, devido a problemas de compatibilidade, erros de importação e conflitos de versões entre dependências necessárias para o </w:t>
+      </w:r>
+      <w:proofErr w:type="spellStart"/>
+      <w:r>
+        <w:t>RTMPose</w:t>
+      </w:r>
+      <w:proofErr w:type="spellEnd"/>
+      <w:r>
+        <w:t xml:space="preserve"> e o </w:t>
+      </w:r>
+      <w:proofErr w:type="spellStart"/>
+      <w:r>
+        <w:t>ViTPose</w:t>
+      </w:r>
+      <w:proofErr w:type="spellEnd"/>
+      <w:r>
+        <w:t xml:space="preserve">, não foi possível concluir a integração destes dois modelos no ambiente de testes. Assim, os testes experimentais realizados focaram-se principalmente no </w:t>
+      </w:r>
+      <w:proofErr w:type="spellStart"/>
+      <w:r>
+        <w:t>MediaPipe</w:t>
+      </w:r>
+      <w:proofErr w:type="spellEnd"/>
+      <w:r>
+        <w:t xml:space="preserve"> Pose </w:t>
+      </w:r>
+      <w:proofErr w:type="spellStart"/>
+      <w:r>
+        <w:t>Landmarker</w:t>
+      </w:r>
+      <w:proofErr w:type="spellEnd"/>
+      <w:r>
+        <w:t xml:space="preserve"> e no YOLO Pose, utilizando vídeos de exercícios físicos processados através de scripts </w:t>
+      </w:r>
+      <w:proofErr w:type="spellStart"/>
+      <w:r>
+        <w:t>Python</w:t>
+      </w:r>
+      <w:proofErr w:type="spellEnd"/>
+      <w:r>
+        <w:t xml:space="preserve">. Foram avaliadas métricas como FPS médio, estabilidade, desempenho em dispositivos móveis e robustez visual. Os resultados obtidos demonstraram que o modelo do </w:t>
+      </w:r>
+      <w:proofErr w:type="spellStart"/>
+      <w:r>
+        <w:t>MediaPipe</w:t>
+      </w:r>
+      <w:proofErr w:type="spellEnd"/>
+      <w:r>
+        <w:t xml:space="preserve"> apresentou melhor desempenho para utilização mobile em tempo real.</w:t>
+      </w:r>
+    </w:p>
+    <w:p/>
+    <w:p>
+      <w:pPr>
+        <w:pStyle w:val="Ttulo1"/>
+        <w:rPr>
+          <w:color w:val="000000" w:themeColor="text1"/>
+        </w:rPr>
+      </w:pPr>
+      <w:r>
+        <w:rPr>
+          <w:color w:val="000000" w:themeColor="text1"/>
+        </w:rPr>
+        <w:t>1</w:t>
+      </w:r>
+      <w:r>
+        <w:rPr>
+          <w:color w:val="000000" w:themeColor="text1"/>
+        </w:rPr>
+        <w:t>1</w:t>
+      </w:r>
+      <w:r>
+        <w:rPr>
+          <w:color w:val="000000" w:themeColor="text1"/>
+        </w:rPr>
+        <w:t>. Metodologia Experimental</w:t>
+      </w:r>
+    </w:p>
+    <w:p>
+      <w:pPr>
+        <w:rPr>
+          <w:b/>
+          <w:bCs/>
+        </w:rPr>
+      </w:pPr>
+      <w:r>
+        <w:t xml:space="preserve">Foram utilizados três vídeos de exercícios físicos para validação experimental do sistema: </w:t>
+      </w:r>
+      <w:proofErr w:type="spellStart"/>
+      <w:r>
+        <w:t>deslizamento_escapular</w:t>
+      </w:r>
+      <w:proofErr w:type="spellEnd"/>
+      <w:r>
+        <w:t xml:space="preserve">, </w:t>
+      </w:r>
+      <w:proofErr w:type="spellStart"/>
+      <w:r>
+        <w:t>deslizamento_escapular_lat</w:t>
+      </w:r>
+      <w:proofErr w:type="spellEnd"/>
+      <w:r>
+        <w:t xml:space="preserve"> e </w:t>
+      </w:r>
+      <w:proofErr w:type="spellStart"/>
+      <w:r>
+        <w:t>polichinelo_adaptado</w:t>
+      </w:r>
+      <w:proofErr w:type="spellEnd"/>
+      <w:r>
+        <w:t xml:space="preserve">. Os vídeos foram processados utilizando scripts </w:t>
+      </w:r>
+      <w:proofErr w:type="spellStart"/>
+      <w:r>
+        <w:t>Python</w:t>
+      </w:r>
+      <w:proofErr w:type="spellEnd"/>
+      <w:r>
+        <w:t xml:space="preserve"> desenvolvidos para análise dos modelos de </w:t>
+      </w:r>
+      <w:proofErr w:type="spellStart"/>
+      <w:r>
+        <w:t>Human</w:t>
+      </w:r>
+      <w:proofErr w:type="spellEnd"/>
+      <w:r>
+        <w:t xml:space="preserve"> Pose </w:t>
+      </w:r>
+      <w:proofErr w:type="spellStart"/>
+      <w:r>
+        <w:t>Estimation</w:t>
+      </w:r>
+      <w:proofErr w:type="spellEnd"/>
+      <w:r>
+        <w:t xml:space="preserve">. Para a comparação entre modelos foram avaliados o número de </w:t>
+      </w:r>
+      <w:proofErr w:type="spellStart"/>
+      <w:r>
+        <w:t>frames</w:t>
+      </w:r>
+      <w:proofErr w:type="spellEnd"/>
+      <w:r>
+        <w:t xml:space="preserve"> processados, a taxa média de processamento (FPS) e a qualidade visual da deteção. Adicionalmente, foi realizada uma análise biomecânica utilizando os </w:t>
+      </w:r>
+      <w:proofErr w:type="spellStart"/>
+      <w:r>
+        <w:t>landmarks</w:t>
+      </w:r>
+      <w:proofErr w:type="spellEnd"/>
+      <w:r>
+        <w:t xml:space="preserve"> produzidos pelo </w:t>
+      </w:r>
+      <w:proofErr w:type="spellStart"/>
+      <w:r>
+        <w:t>MediaPipe</w:t>
+      </w:r>
+      <w:proofErr w:type="spellEnd"/>
+      <w:r>
+        <w:t xml:space="preserve"> Pose </w:t>
+      </w:r>
+      <w:proofErr w:type="spellStart"/>
+      <w:r>
+        <w:t>Landmarker</w:t>
+      </w:r>
+      <w:proofErr w:type="spellEnd"/>
+      <w:r>
+        <w:t>, permitindo calcular os ângulos articulares do cotovelo (ombro-cotovelo-pulso) ao longo do movimento do exercício deslizamento escapular.</w:t>
+      </w:r>
+    </w:p>
+    <w:p>
+      <w:pPr>
+        <w:pStyle w:val="Ttulo1"/>
+        <w:rPr>
+          <w:color w:val="auto"/>
+        </w:rPr>
+      </w:pPr>
+      <w:r>
+        <w:rPr>
+          <w:color w:val="auto"/>
+        </w:rPr>
+        <w:t>1</w:t>
+      </w:r>
+      <w:r>
+        <w:rPr>
+          <w:color w:val="auto"/>
+        </w:rPr>
+        <w:t>2</w:t>
+      </w:r>
+      <w:r>
+        <w:rPr>
+          <w:color w:val="auto"/>
+        </w:rPr>
+        <w:t>. Testes e Resultados Obtidos</w:t>
+      </w:r>
+    </w:p>
+    <w:p>
+      <w:r>
+        <w:t xml:space="preserve">Durante a fase de testes foram utilizados vários vídeos de exercícios físicos para validar o funcionamento da aplicação e avaliar o desempenho dos modelos de </w:t>
+      </w:r>
+      <w:proofErr w:type="spellStart"/>
+      <w:r>
+        <w:t>Human</w:t>
+      </w:r>
+      <w:proofErr w:type="spellEnd"/>
+      <w:r>
+        <w:t xml:space="preserve"> Pose </w:t>
+      </w:r>
+      <w:proofErr w:type="spellStart"/>
+      <w:r>
+        <w:t>Estimation</w:t>
+      </w:r>
+      <w:proofErr w:type="spellEnd"/>
+      <w:r>
+        <w:t xml:space="preserve">. Os testes permitiram verificar a capacidade de deteção dos </w:t>
+      </w:r>
+      <w:proofErr w:type="spellStart"/>
+      <w:r>
+        <w:t>landmarks</w:t>
+      </w:r>
+      <w:proofErr w:type="spellEnd"/>
+      <w:r>
+        <w:t xml:space="preserve"> corporais, a estabilidade da pose ao longo do tempo e o desempenho em termos de velocidade de processamento.</w:t>
+      </w:r>
+    </w:p>
+    <w:p>
+      <w:r>
+        <w:t xml:space="preserve">Foram realizadas experiências utilizando o </w:t>
+      </w:r>
+      <w:proofErr w:type="spellStart"/>
+      <w:r>
+        <w:t>MediaPipe</w:t>
+      </w:r>
+      <w:proofErr w:type="spellEnd"/>
+      <w:r>
+        <w:t xml:space="preserve"> Pose </w:t>
+      </w:r>
+      <w:proofErr w:type="spellStart"/>
+      <w:r>
+        <w:t>Landmarker</w:t>
+      </w:r>
+      <w:proofErr w:type="spellEnd"/>
+      <w:r>
+        <w:t xml:space="preserve"> e o YOLO Pose, recorrendo a scripts desenvolvidos em </w:t>
+      </w:r>
+      <w:proofErr w:type="spellStart"/>
+      <w:r>
+        <w:t>Python</w:t>
+      </w:r>
+      <w:proofErr w:type="spellEnd"/>
+      <w:r>
+        <w:t xml:space="preserve"> para processar os vídeos e recolher métricas de desempenho. Entre os principais indicadores analisados destacam-se o número total de </w:t>
+      </w:r>
+      <w:proofErr w:type="spellStart"/>
+      <w:r>
+        <w:t>frames</w:t>
+      </w:r>
+      <w:proofErr w:type="spellEnd"/>
+      <w:r>
+        <w:t xml:space="preserve"> processados, o FPS médio obtido por cada modelo e a robustez visual da deteção em diferentes condições de utilização.</w:t>
+      </w:r>
+    </w:p>
+    <w:p>
+      <w:r>
+        <w:t xml:space="preserve">Os resultados demonstraram que ambos os modelos foram capazes de identificar corretamente as principais articulações do corpo. No entanto, o </w:t>
+      </w:r>
+      <w:proofErr w:type="spellStart"/>
+      <w:r>
+        <w:t>MediaPipe</w:t>
+      </w:r>
+      <w:proofErr w:type="spellEnd"/>
+      <w:r>
+        <w:t xml:space="preserve"> apresentou uma taxa de processamento significativamente superior à do YOLO Pose, atingindo valores próximos dos 70 a 75 FPS nos vídeos analisados, enquanto o YOLO Pose apresentou valores próximos dos 35 FPS.</w:t>
+      </w:r>
+    </w:p>
+    <w:p>
+      <w:r>
+        <w:t xml:space="preserve">Para além do melhor desempenho em FPS, o </w:t>
+      </w:r>
+      <w:proofErr w:type="spellStart"/>
+      <w:r>
+        <w:t>MediaPipe</w:t>
+      </w:r>
+      <w:proofErr w:type="spellEnd"/>
+      <w:r>
+        <w:t xml:space="preserve"> revelou também maior adequação para utilização em dispositivos móveis, devido à sua integração otimizada para processamento </w:t>
+      </w:r>
+      <w:proofErr w:type="spellStart"/>
+      <w:r>
+        <w:t>on-device</w:t>
+      </w:r>
+      <w:proofErr w:type="spellEnd"/>
+      <w:r>
+        <w:t xml:space="preserve"> e menor exigência computacional. Estas características tornam-no mais apropriado para aplicações de feedback em tempo real, onde a fluidez e a baixa latência são fatores fundamentais.</w:t>
+      </w:r>
+      <w:r>
+        <w:br w:type="page"/>
+      </w:r>
+    </w:p>
+    <w:p/>
+    <w:p>
+      <w:pPr>
+        <w:rPr>
+          <w:u w:val="single"/>
+        </w:rPr>
+      </w:pPr>
+      <w:r>
+        <w:t xml:space="preserve">Adicionalmente, foi realizada uma análise da variação angular do cotovelo durante a execução do exercício deslizamento escapular. Os ângulos foram calculados utilizando os </w:t>
+      </w:r>
+      <w:proofErr w:type="spellStart"/>
+      <w:r>
+        <w:t>landmarks</w:t>
+      </w:r>
+      <w:proofErr w:type="spellEnd"/>
+      <w:r>
+        <w:t xml:space="preserve"> do ombro, cotovelo e pulso detetados pelo modelo </w:t>
+      </w:r>
+      <w:proofErr w:type="spellStart"/>
+      <w:r>
+        <w:t>MediaPipe</w:t>
+      </w:r>
+      <w:proofErr w:type="spellEnd"/>
+      <w:r>
+        <w:t xml:space="preserve">. Os resultados evidenciaram uma variação consistente ao longo das repetições do movimento, permitindo identificar os momentos de maior flexão e extensão articular. Esta experiência demonstra que os </w:t>
+      </w:r>
+      <w:proofErr w:type="spellStart"/>
+      <w:r>
+        <w:t>landmarks</w:t>
+      </w:r>
+      <w:proofErr w:type="spellEnd"/>
+      <w:r>
+        <w:t xml:space="preserve"> obtidos pelo sistema podem ser utilizados para extração de métricas biomecânicas relevantes para análise de exercícios físicos.</w:t>
+      </w:r>
+    </w:p>
+    <w:p>
+      <w:pPr>
+        <w:rPr>
+          <w:b/>
+          <w:bCs/>
+          <w:color w:val="000000" w:themeColor="text1"/>
+          <w:sz w:val="36"/>
+          <w:szCs w:val="36"/>
+        </w:rPr>
+      </w:pPr>
       <w:r>
         <w:rPr>
           <w:noProof/>
-        </w:rPr>
-        <w:lastRenderedPageBreak/>
+          <w:color w:val="000000" w:themeColor="text1"/>
+        </w:rPr>
+        <mc:AlternateContent>
+          <mc:Choice Requires="wps">
+            <w:drawing>
+              <wp:anchor distT="45720" distB="45720" distL="114300" distR="114300" simplePos="0" relativeHeight="251670528" behindDoc="0" locked="0" layoutInCell="1" allowOverlap="1" wp14:anchorId="06EBEECD" wp14:editId="036A0837">
+                <wp:simplePos x="0" y="0"/>
+                <wp:positionH relativeFrom="margin">
+                  <wp:align>left</wp:align>
+                </wp:positionH>
+                <wp:positionV relativeFrom="paragraph">
+                  <wp:posOffset>3166110</wp:posOffset>
+                </wp:positionV>
+                <wp:extent cx="5803900" cy="1404620"/>
+                <wp:effectExtent l="0" t="0" r="0" b="0"/>
+                <wp:wrapSquare wrapText="bothSides"/>
+                <wp:docPr id="217" name="Caixa de Texto 2"/>
+                <wp:cNvGraphicFramePr>
+                  <a:graphicFrameLocks xmlns:a="http://schemas.openxmlformats.org/drawingml/2006/main"/>
+                </wp:cNvGraphicFramePr>
+                <a:graphic xmlns:a="http://schemas.openxmlformats.org/drawingml/2006/main">
+                  <a:graphicData uri="http://schemas.microsoft.com/office/word/2010/wordprocessingShape">
+                    <wps:wsp>
+                      <wps:cNvSpPr txBox="1">
+                        <a:spLocks noChangeArrowheads="1"/>
+                      </wps:cNvSpPr>
+                      <wps:spPr bwMode="auto">
+                        <a:xfrm>
+                          <a:off x="0" y="0"/>
+                          <a:ext cx="5803900" cy="1404620"/>
+                        </a:xfrm>
+                        <a:prstGeom prst="rect">
+                          <a:avLst/>
+                        </a:prstGeom>
+                        <a:noFill/>
+                        <a:ln w="9525">
+                          <a:noFill/>
+                          <a:miter lim="800000"/>
+                          <a:headEnd/>
+                          <a:tailEnd/>
+                        </a:ln>
+                      </wps:spPr>
+                      <wps:txbx>
+                        <w:txbxContent>
+                          <w:p>
+                            <w:r>
+                              <w:t xml:space="preserve">Figura </w:t>
+                            </w:r>
+                            <w:r>
+                              <w:t>4</w:t>
+                            </w:r>
+                            <w:r>
+                              <w:t xml:space="preserve"> </w:t>
+                            </w:r>
+                            <w:r>
+                              <w:t xml:space="preserve">– Variação angular do cotovelo (ombro-cotovelo-pulso) durante a execução do exercício deslizamento escapular. </w:t>
+                            </w:r>
+                          </w:p>
+                        </w:txbxContent>
+                      </wps:txbx>
+                      <wps:bodyPr rot="0" vert="horz" wrap="square" lIns="91440" tIns="45720" rIns="91440" bIns="45720" anchor="t" anchorCtr="0">
+                        <a:spAutoFit/>
+                      </wps:bodyPr>
+                    </wps:wsp>
+                  </a:graphicData>
+                </a:graphic>
+                <wp14:sizeRelH relativeFrom="margin">
+                  <wp14:pctWidth>0</wp14:pctWidth>
+                </wp14:sizeRelH>
+                <wp14:sizeRelV relativeFrom="margin">
+                  <wp14:pctHeight>20000</wp14:pctHeight>
+                </wp14:sizeRelV>
+              </wp:anchor>
+            </w:drawing>
+          </mc:Choice>
+          <mc:Fallback>
+            <w:pict>
+              <v:shape w14:anchorId="06EBEECD" id="_x0000_s1029" type="#_x0000_t202" style="position:absolute;margin-left:0;margin-top:249.3pt;width:457pt;height:110.6pt;z-index:251670528;visibility:visible;mso-wrap-style:square;mso-width-percent:0;mso-height-percent:200;mso-wrap-distance-left:9pt;mso-wrap-distance-top:3.6pt;mso-wrap-distance-right:9pt;mso-wrap-distance-bottom:3.6pt;mso-position-horizontal:left;mso-position-horizontal-relative:margin;mso-position-vertical:absolute;mso-position-vertical-relative:text;mso-width-percent:0;mso-height-percent:200;mso-width-relative:margin;mso-height-relative:margin;v-text-anchor:top" o:gfxdata="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" filled="f" stroked="f">
+                <v:textbox style="mso-fit-shape-to-text:t">
+                  <w:txbxContent>
+                    <w:p>
+                      <w:r>
+                        <w:t xml:space="preserve">Figura </w:t>
+                      </w:r>
+                      <w:r>
+                        <w:t>4</w:t>
+                      </w:r>
+                      <w:r>
+                        <w:t xml:space="preserve"> </w:t>
+                      </w:r>
+                      <w:r>
+                        <w:t xml:space="preserve">– Variação angular do cotovelo (ombro-cotovelo-pulso) durante a execução do exercício deslizamento escapular. </w:t>
+                      </w:r>
+                    </w:p>
+                  </w:txbxContent>
+                </v:textbox>
+                <w10:wrap type="square" anchorx="margin"/>
+              </v:shape>
+            </w:pict>
+          </mc:Fallback>
+        </mc:AlternateContent>
+      </w:r>
+      <w:r>
+        <w:rPr>
+          <w:noProof/>
+        </w:rPr>
         <w:drawing>
-          <wp:anchor distT="0" distB="0" distL="114300" distR="114300" simplePos="0" relativeHeight="251668480" behindDoc="1" locked="0" layoutInCell="1" allowOverlap="1" wp14:anchorId="1CA24A0F" wp14:editId="7B798337">
+          <wp:anchor distT="0" distB="0" distL="114300" distR="114300" simplePos="0" relativeHeight="251677696" behindDoc="0" locked="0" layoutInCell="1" allowOverlap="1" wp14:anchorId="25E36578" wp14:editId="768E26D7">
             <wp:simplePos x="0" y="0"/>
             <wp:positionH relativeFrom="column">
-              <wp:posOffset>4443095</wp:posOffset>
+              <wp:posOffset>-163585</wp:posOffset>
             </wp:positionH>
             <wp:positionV relativeFrom="paragraph">
-              <wp:posOffset>-64135</wp:posOffset>
+              <wp:posOffset>47284</wp:posOffset>
             </wp:positionV>
-            <wp:extent cx="1231265" cy="2392680"/>
-            <wp:effectExtent l="0" t="0" r="6985" b="7620"/>
+            <wp:extent cx="5909310" cy="2954655"/>
+            <wp:effectExtent l="0" t="0" r="0" b="0"/>
             <wp:wrapNone/>
-            <wp:docPr id="44903365" name="Imagem 7" descr="The image depicts a smartphone screen with a black background and yellow borders, with a note suggesting the need to improve the lighting.&#10;&#10;Os conteúdos gerados por IA podem estar incorretos."/>
+            <wp:docPr id="157761152" name="Imagem 1" descr="The diagram illustrates the angular variation of the elbow, with values ranging from 180 to 0 degrees over time.&#10;&#10;Os conteúdos gerados por IA podem estar incorretos."/>
             <wp:cNvGraphicFramePr>
               <a:graphicFrameLocks xmlns:a="http://schemas.openxmlformats.org/drawingml/2006/main" noChangeAspect="1"/>
             </wp:cNvGraphicFramePr>
@@ -2715,20 +4060,20 @@
               <a:graphicData uri="http://schemas.openxmlformats.org/drawingml/2006/picture">
                 <pic:pic xmlns:pic="http://schemas.openxmlformats.org/drawingml/2006/picture">
                   <pic:nvPicPr>
-                    <pic:cNvPr id="44903365" name="Imagem 7" descr="The image depicts a smartphone screen with a black background and yellow borders, with a note suggesting the need to improve the lighting.&#10;&#10;Os conteúdos gerados por IA podem estar incorretos."/>
+                    <pic:cNvPr id="157761152" name="Imagem 1" descr="The diagram illustrates the angular variation of the elbow, with values ranging from 180 to 0 degrees over time.&#10;&#10;Os conteúdos gerados por IA podem estar incorretos."/>
                     <pic:cNvPicPr>
                       <a:picLocks noChangeAspect="1" noChangeArrowheads="1"/>
                     </pic:cNvPicPr>
                   </pic:nvPicPr>
-                  <pic:blipFill rotWithShape="1">
-                    <a:blip r:embed="rId15" cstate="print">
+                  <pic:blipFill>
+                    <a:blip r:embed="rId19">
                       <a:extLst>
                         <a:ext uri="{28A0092B-C50C-407E-A947-70E740481C1C}">
                           <a14:useLocalDpi xmlns:a14="http://schemas.microsoft.com/office/drawing/2010/main" val="0"/>
                         </a:ext>
                       </a:extLst>
                     </a:blip>
-                    <a:srcRect t="3056" b="7308"/>
+                    <a:srcRect/>
                     <a:stretch>
                       <a:fillRect/>
                     </a:stretch>
@@ -2736,7 +4081,7 @@
                   <pic:spPr bwMode="auto">
                     <a:xfrm>
                       <a:off x="0" y="0"/>
-                      <a:ext cx="1231265" cy="2392680"/>
+                      <a:ext cx="5909310" cy="2954655"/>
                     </a:xfrm>
                     <a:prstGeom prst="rect">
                       <a:avLst/>
@@ -2745,11 +4090,6 @@
                     <a:ln>
                       <a:noFill/>
                     </a:ln>
-                    <a:extLst>
-                      <a:ext uri="{53640926-AAD7-44D8-BBD7-CCE9431645EC}">
-                        <a14:shadowObscured xmlns:a14="http://schemas.microsoft.com/office/drawing/2010/main"/>
-                      </a:ext>
-                    </a:extLst>
                   </pic:spPr>
                 </pic:pic>
               </a:graphicData>
@@ -2765,603 +4105,158 @@
       </w:r>
       <w:r>
         <w:rPr>
-          <w:noProof/>
-        </w:rPr>
-        <w:drawing>
-          <wp:anchor distT="0" distB="0" distL="114300" distR="114300" simplePos="0" relativeHeight="251667456" behindDoc="1" locked="0" layoutInCell="1" allowOverlap="1" wp14:anchorId="646C69CF" wp14:editId="4E570577">
-            <wp:simplePos x="0" y="0"/>
-            <wp:positionH relativeFrom="column">
-              <wp:posOffset>3067050</wp:posOffset>
-            </wp:positionH>
-            <wp:positionV relativeFrom="paragraph">
-              <wp:posOffset>-77470</wp:posOffset>
-            </wp:positionV>
-            <wp:extent cx="1287780" cy="2470150"/>
-            <wp:effectExtent l="0" t="0" r="7620" b="6350"/>
-            <wp:wrapNone/>
-            <wp:docPr id="913296184" name="Imagem 6" descr="Very bright light - reduce illumination.&#10;&#10;Os conteúdos gerados por IA podem estar incorretos."/>
-            <wp:cNvGraphicFramePr>
-              <a:graphicFrameLocks xmlns:a="http://schemas.openxmlformats.org/drawingml/2006/main" noChangeAspect="1"/>
-            </wp:cNvGraphicFramePr>
-            <a:graphic xmlns:a="http://schemas.openxmlformats.org/drawingml/2006/main">
-              <a:graphicData uri="http://schemas.openxmlformats.org/drawingml/2006/picture">
-                <pic:pic xmlns:pic="http://schemas.openxmlformats.org/drawingml/2006/picture">
-                  <pic:nvPicPr>
-                    <pic:cNvPr id="913296184" name="Imagem 6" descr="Very bright light - reduce illumination.&#10;&#10;Os conteúdos gerados por IA podem estar incorretos."/>
-                    <pic:cNvPicPr>
-                      <a:picLocks noChangeAspect="1" noChangeArrowheads="1"/>
-                    </pic:cNvPicPr>
-                  </pic:nvPicPr>
-                  <pic:blipFill rotWithShape="1">
-                    <a:blip r:embed="rId16" cstate="print">
-                      <a:extLst>
-                        <a:ext uri="{28A0092B-C50C-407E-A947-70E740481C1C}">
-                          <a14:useLocalDpi xmlns:a14="http://schemas.microsoft.com/office/drawing/2010/main" val="0"/>
-                        </a:ext>
-                      </a:extLst>
-                    </a:blip>
-                    <a:srcRect t="3185" b="8305"/>
-                    <a:stretch>
-                      <a:fillRect/>
-                    </a:stretch>
-                  </pic:blipFill>
-                  <pic:spPr bwMode="auto">
-                    <a:xfrm>
-                      <a:off x="0" y="0"/>
-                      <a:ext cx="1287780" cy="2470150"/>
-                    </a:xfrm>
-                    <a:prstGeom prst="rect">
-                      <a:avLst/>
-                    </a:prstGeom>
-                    <a:noFill/>
-                    <a:ln>
-                      <a:noFill/>
-                    </a:ln>
-                    <a:extLst>
-                      <a:ext uri="{53640926-AAD7-44D8-BBD7-CCE9431645EC}">
-                        <a14:shadowObscured xmlns:a14="http://schemas.microsoft.com/office/drawing/2010/main"/>
-                      </a:ext>
-                    </a:extLst>
-                  </pic:spPr>
-                </pic:pic>
-              </a:graphicData>
-            </a:graphic>
-            <wp14:sizeRelH relativeFrom="margin">
-              <wp14:pctWidth>0</wp14:pctWidth>
-            </wp14:sizeRelH>
-            <wp14:sizeRelV relativeFrom="margin">
-              <wp14:pctHeight>0</wp14:pctHeight>
-            </wp14:sizeRelV>
-          </wp:anchor>
-        </w:drawing>
-      </w:r>
-      <w:r>
-        <w:rPr>
-          <w:noProof/>
-        </w:rPr>
-        <w:drawing>
-          <wp:anchor distT="0" distB="0" distL="114300" distR="114300" simplePos="0" relativeHeight="251666432" behindDoc="1" locked="0" layoutInCell="1" allowOverlap="1" wp14:anchorId="10F5473A" wp14:editId="6FD80C26">
-            <wp:simplePos x="0" y="0"/>
-            <wp:positionH relativeFrom="column">
-              <wp:posOffset>1651000</wp:posOffset>
-            </wp:positionH>
-            <wp:positionV relativeFrom="paragraph">
-              <wp:posOffset>-90170</wp:posOffset>
-            </wp:positionV>
-            <wp:extent cx="1287780" cy="2482850"/>
-            <wp:effectExtent l="0" t="0" r="7620" b="0"/>
-            <wp:wrapNone/>
-            <wp:docPr id="1770690393" name="Imagem 5" descr="The image shows a person standing in a room with a camera, wearing shoes, and the user has adjusted the distance between them and the camera to a new setting.&#10;&#10;Os conteúdos gerados por IA podem estar incorretos."/>
-            <wp:cNvGraphicFramePr>
-              <a:graphicFrameLocks xmlns:a="http://schemas.openxmlformats.org/drawingml/2006/main" noChangeAspect="1"/>
-            </wp:cNvGraphicFramePr>
-            <a:graphic xmlns:a="http://schemas.openxmlformats.org/drawingml/2006/main">
-              <a:graphicData uri="http://schemas.openxmlformats.org/drawingml/2006/picture">
-                <pic:pic xmlns:pic="http://schemas.openxmlformats.org/drawingml/2006/picture">
-                  <pic:nvPicPr>
-                    <pic:cNvPr id="1770690393" name="Imagem 5" descr="The image shows a person standing in a room with a camera, wearing shoes, and the user has adjusted the distance between them and the camera to a new setting.&#10;&#10;Os conteúdos gerados por IA podem estar incorretos."/>
-                    <pic:cNvPicPr>
-                      <a:picLocks noChangeAspect="1" noChangeArrowheads="1"/>
-                    </pic:cNvPicPr>
-                  </pic:nvPicPr>
-                  <pic:blipFill rotWithShape="1">
-                    <a:blip r:embed="rId17" cstate="print">
-                      <a:extLst>
-                        <a:ext uri="{28A0092B-C50C-407E-A947-70E740481C1C}">
-                          <a14:useLocalDpi xmlns:a14="http://schemas.microsoft.com/office/drawing/2010/main" val="0"/>
-                        </a:ext>
-                      </a:extLst>
-                    </a:blip>
-                    <a:srcRect t="2730" b="8305"/>
-                    <a:stretch>
-                      <a:fillRect/>
-                    </a:stretch>
-                  </pic:blipFill>
-                  <pic:spPr bwMode="auto">
-                    <a:xfrm>
-                      <a:off x="0" y="0"/>
-                      <a:ext cx="1287780" cy="2482850"/>
-                    </a:xfrm>
-                    <a:prstGeom prst="rect">
-                      <a:avLst/>
-                    </a:prstGeom>
-                    <a:noFill/>
-                    <a:ln>
-                      <a:noFill/>
-                    </a:ln>
-                    <a:extLst>
-                      <a:ext uri="{53640926-AAD7-44D8-BBD7-CCE9431645EC}">
-                        <a14:shadowObscured xmlns:a14="http://schemas.microsoft.com/office/drawing/2010/main"/>
-                      </a:ext>
-                    </a:extLst>
-                  </pic:spPr>
-                </pic:pic>
-              </a:graphicData>
-            </a:graphic>
-            <wp14:sizeRelH relativeFrom="margin">
-              <wp14:pctWidth>0</wp14:pctWidth>
-            </wp14:sizeRelH>
-            <wp14:sizeRelV relativeFrom="margin">
-              <wp14:pctHeight>0</wp14:pctHeight>
-            </wp14:sizeRelV>
-          </wp:anchor>
-        </w:drawing>
-      </w:r>
-      <w:r>
-        <w:rPr>
-          <w:noProof/>
-        </w:rPr>
-        <w:drawing>
-          <wp:anchor distT="0" distB="0" distL="114300" distR="114300" simplePos="0" relativeHeight="251665408" behindDoc="1" locked="0" layoutInCell="1" allowOverlap="1" wp14:anchorId="187C4C05" wp14:editId="096481E6">
-            <wp:simplePos x="0" y="0"/>
-            <wp:positionH relativeFrom="margin">
-              <wp:posOffset>165603</wp:posOffset>
-            </wp:positionH>
-            <wp:positionV relativeFrom="paragraph">
-              <wp:posOffset>-64014</wp:posOffset>
-            </wp:positionV>
-            <wp:extent cx="1293495" cy="2456666"/>
-            <wp:effectExtent l="0" t="0" r="1905" b="1270"/>
-            <wp:wrapNone/>
-            <wp:docPr id="1004388054" name="Imagem 4" descr="The image shows a man standing in a doorway, with his body outlined in a blue rectangle, and the door is shown in a yellow rectangle, suggesting a simple layout for measuring body proportions.&#10;&#10;Os conteúdos gerados por IA podem estar incorretos."/>
-            <wp:cNvGraphicFramePr>
-              <a:graphicFrameLocks xmlns:a="http://schemas.openxmlformats.org/drawingml/2006/main" noChangeAspect="1"/>
-            </wp:cNvGraphicFramePr>
-            <a:graphic xmlns:a="http://schemas.openxmlformats.org/drawingml/2006/main">
-              <a:graphicData uri="http://schemas.openxmlformats.org/drawingml/2006/picture">
-                <pic:pic xmlns:pic="http://schemas.openxmlformats.org/drawingml/2006/picture">
-                  <pic:nvPicPr>
-                    <pic:cNvPr id="1004388054" name="Imagem 4" descr="The image shows a man standing in a doorway, with his body outlined in a blue rectangle, and the door is shown in a yellow rectangle, suggesting a simple layout for measuring body proportions.&#10;&#10;Os conteúdos gerados por IA podem estar incorretos."/>
-                    <pic:cNvPicPr>
-                      <a:picLocks noChangeAspect="1" noChangeArrowheads="1"/>
-                    </pic:cNvPicPr>
-                  </pic:nvPicPr>
-                  <pic:blipFill rotWithShape="1">
-                    <a:blip r:embed="rId18" cstate="print">
-                      <a:extLst>
-                        <a:ext uri="{28A0092B-C50C-407E-A947-70E740481C1C}">
-                          <a14:useLocalDpi xmlns:a14="http://schemas.microsoft.com/office/drawing/2010/main" val="0"/>
-                        </a:ext>
-                      </a:extLst>
-                    </a:blip>
-                    <a:srcRect t="2332" b="7437"/>
-                    <a:stretch>
-                      <a:fillRect/>
-                    </a:stretch>
-                  </pic:blipFill>
-                  <pic:spPr bwMode="auto">
-                    <a:xfrm>
-                      <a:off x="0" y="0"/>
-                      <a:ext cx="1293495" cy="2456666"/>
-                    </a:xfrm>
-                    <a:prstGeom prst="rect">
-                      <a:avLst/>
-                    </a:prstGeom>
-                    <a:noFill/>
-                    <a:ln>
-                      <a:noFill/>
-                    </a:ln>
-                    <a:extLst>
-                      <a:ext uri="{53640926-AAD7-44D8-BBD7-CCE9431645EC}">
-                        <a14:shadowObscured xmlns:a14="http://schemas.microsoft.com/office/drawing/2010/main"/>
-                      </a:ext>
-                    </a:extLst>
-                  </pic:spPr>
-                </pic:pic>
-              </a:graphicData>
-            </a:graphic>
-            <wp14:sizeRelH relativeFrom="margin">
-              <wp14:pctWidth>0</wp14:pctWidth>
-            </wp14:sizeRelH>
-            <wp14:sizeRelV relativeFrom="margin">
-              <wp14:pctHeight>0</wp14:pctHeight>
-            </wp14:sizeRelV>
-          </wp:anchor>
-        </w:drawing>
-      </w:r>
-      <w:r>
-        <w:tab/>
-      </w:r>
-    </w:p>
-    <w:p>
-      <w:pPr>
+          <w:color w:val="000000" w:themeColor="text1"/>
+        </w:rPr>
+        <w:br w:type="page"/>
+      </w:r>
+    </w:p>
+    <w:p>
+      <w:pPr>
+        <w:pStyle w:val="Ttulo1"/>
+        <w:rPr>
+          <w:color w:val="000000" w:themeColor="text1"/>
+        </w:rPr>
+      </w:pPr>
+      <w:r>
+        <w:rPr>
+          <w:color w:val="000000" w:themeColor="text1"/>
+        </w:rPr>
+        <w:lastRenderedPageBreak/>
+        <w:t>1</w:t>
+      </w:r>
+      <w:r>
+        <w:rPr>
+          <w:color w:val="000000" w:themeColor="text1"/>
+        </w:rPr>
+        <w:t>3</w:t>
+      </w:r>
+      <w:r>
+        <w:rPr>
+          <w:color w:val="000000" w:themeColor="text1"/>
+        </w:rPr>
+        <w:t>. Discussão dos Resultados</w:t>
+      </w:r>
+    </w:p>
+    <w:p>
+      <w:r>
+        <w:t xml:space="preserve">Os resultados obtidos demonstram que o </w:t>
+      </w:r>
+      <w:proofErr w:type="spellStart"/>
+      <w:r>
+        <w:t>MediaPipe</w:t>
+      </w:r>
+      <w:proofErr w:type="spellEnd"/>
+      <w:r>
+        <w:t xml:space="preserve"> Pose </w:t>
+      </w:r>
+      <w:proofErr w:type="spellStart"/>
+      <w:r>
+        <w:t>Landmarker</w:t>
+      </w:r>
+      <w:proofErr w:type="spellEnd"/>
+      <w:r>
+        <w:t xml:space="preserve"> apresentou melhor desempenho global para o contexto do projeto. A sua taxa de processamento superior permitiu obter maior fluidez e menor latência durante a análise em tempo real.</w:t>
+      </w:r>
+    </w:p>
+    <w:p>
+      <w:r>
+        <w:t>Embora o YOLO Pose tenha apresentado resultados visualmente satisfatórios na deteção da pose, os valores de FPS observados foram significativamente inferiores, tornando a sua utilização menos adequada para aplicações móveis que exigem resposta imediata ao utilizador.</w:t>
+      </w:r>
+    </w:p>
+    <w:p>
+      <w:r>
+        <w:t xml:space="preserve">A execução totalmente </w:t>
+      </w:r>
+      <w:proofErr w:type="spellStart"/>
+      <w:r>
+        <w:t>on-device</w:t>
+      </w:r>
+      <w:proofErr w:type="spellEnd"/>
+      <w:r>
+        <w:t xml:space="preserve"> constituiu igualmente uma vantagem importante, garantindo maior privacidade dos dados e reduzindo a dependência de serviços externos.</w:t>
+      </w:r>
+    </w:p>
+    <w:p>
+      <w:r>
+        <w:t xml:space="preserve">Uma das principais limitações da avaliação experimental foi a impossibilidade de testar os modelos </w:t>
+      </w:r>
+      <w:proofErr w:type="spellStart"/>
+      <w:r>
+        <w:t>RTMPose</w:t>
+      </w:r>
+      <w:proofErr w:type="spellEnd"/>
+      <w:r>
+        <w:t xml:space="preserve"> e </w:t>
+      </w:r>
+      <w:proofErr w:type="spellStart"/>
+      <w:r>
+        <w:t>ViTPose</w:t>
+      </w:r>
+      <w:proofErr w:type="spellEnd"/>
+      <w:r>
+        <w:t xml:space="preserve"> devido a incompatibilidades entre dependências e versões das bibliotecas necessárias para a sua execução.</w:t>
+      </w:r>
+    </w:p>
+    <w:p>
+      <w:r>
+        <w:t xml:space="preserve">A análise angular realizada demonstra igualmente o potencial da </w:t>
+      </w:r>
+      <w:proofErr w:type="spellStart"/>
+      <w:r>
+        <w:t>Human</w:t>
+      </w:r>
+      <w:proofErr w:type="spellEnd"/>
+      <w:r>
+        <w:t xml:space="preserve"> Pose </w:t>
+      </w:r>
+      <w:proofErr w:type="spellStart"/>
+      <w:r>
+        <w:t>Estimation</w:t>
+      </w:r>
+      <w:proofErr w:type="spellEnd"/>
+      <w:r>
+        <w:t xml:space="preserve"> para aplicações biomecânicas. A partir dos </w:t>
+      </w:r>
+      <w:proofErr w:type="spellStart"/>
+      <w:r>
+        <w:t>landmarks</w:t>
+      </w:r>
+      <w:proofErr w:type="spellEnd"/>
+      <w:r>
+        <w:t xml:space="preserve"> corporais foi possível calcular automaticamente ângulos articulares sem recurso a sensores externos ou sistemas de captura de movimento especializados. Este resultado está alinhado com trabalhos recentes da literatura que utilizam estimativa de pose para avaliação técnica de exercícios físicos e reabilitação.</w:t>
+      </w:r>
+    </w:p>
+    <w:p/>
+    <w:p>
+      <w:pPr>
+        <w:pStyle w:val="Ttulo1"/>
         <w:rPr>
           <w:color w:val="auto"/>
         </w:rPr>
       </w:pPr>
-    </w:p>
-    <w:p>
-      <w:pPr>
+      <w:r>
         <w:rPr>
           <w:color w:val="auto"/>
         </w:rPr>
-      </w:pPr>
-    </w:p>
-    <w:p>
-      <w:pPr>
+        <w:t>1</w:t>
+      </w:r>
+      <w:r>
         <w:rPr>
           <w:color w:val="auto"/>
         </w:rPr>
-      </w:pPr>
-    </w:p>
-    <w:p>
-      <w:pPr>
+        <w:t>4</w:t>
+      </w:r>
+      <w:r>
         <w:rPr>
           <w:color w:val="auto"/>
         </w:rPr>
-      </w:pPr>
-    </w:p>
-    <w:p>
-      <w:pPr>
+        <w:t>.</w:t>
+      </w:r>
+      <w:r>
         <w:rPr>
           <w:color w:val="auto"/>
         </w:rPr>
-      </w:pPr>
-    </w:p>
-    <w:p>
-      <w:pPr>
-        <w:rPr>
-          <w:color w:val="auto"/>
-        </w:rPr>
-      </w:pPr>
-    </w:p>
-    <w:p>
-      <w:pPr>
-        <w:rPr>
-          <w:color w:val="auto"/>
-        </w:rPr>
-      </w:pPr>
-    </w:p>
-    <w:p>
-      <w:pPr>
-        <w:rPr>
-          <w:color w:val="auto"/>
-        </w:rPr>
-      </w:pPr>
-    </w:p>
-    <w:p>
-      <w:pPr>
-        <w:rPr>
-          <w:color w:val="auto"/>
-        </w:rPr>
-      </w:pPr>
-    </w:p>
-    <w:p>
-      <w:pPr>
-        <w:rPr>
-          <w:color w:val="auto"/>
-        </w:rPr>
-      </w:pPr>
-    </w:p>
-    <w:p>
-      <w:pPr>
-        <w:rPr>
-          <w:b/>
-          <w:bCs/>
-          <w:color w:val="auto"/>
-          <w:sz w:val="36"/>
-          <w:szCs w:val="36"/>
-        </w:rPr>
-      </w:pPr>
-    </w:p>
-    <w:p>
-      <w:pPr>
-        <w:pStyle w:val="Ttulo1"/>
-        <w:rPr>
-          <w:color w:val="auto"/>
-        </w:rPr>
-      </w:pPr>
-      <w:r>
-        <w:rPr>
-          <w:color w:val="auto"/>
-        </w:rPr>
-        <w:t xml:space="preserve">9. Comparação de Modelos de </w:t>
-      </w:r>
-      <w:proofErr w:type="spellStart"/>
-      <w:r>
-        <w:rPr>
-          <w:color w:val="auto"/>
-        </w:rPr>
-        <w:t>Human</w:t>
-      </w:r>
-      <w:proofErr w:type="spellEnd"/>
-      <w:r>
-        <w:rPr>
-          <w:color w:val="auto"/>
-        </w:rPr>
-        <w:t xml:space="preserve"> Pose </w:t>
-      </w:r>
-      <w:proofErr w:type="spellStart"/>
-      <w:r>
-        <w:rPr>
-          <w:color w:val="auto"/>
-        </w:rPr>
-        <w:t>Estimation</w:t>
-      </w:r>
-      <w:proofErr w:type="spellEnd"/>
-    </w:p>
-    <w:p>
-      <w:r>
-        <w:t xml:space="preserve">Foi também realizada uma fase experimental de comparação entre diferentes modelos de </w:t>
-      </w:r>
-      <w:proofErr w:type="spellStart"/>
-      <w:r>
-        <w:t>Human</w:t>
-      </w:r>
-      <w:proofErr w:type="spellEnd"/>
-      <w:r>
-        <w:t xml:space="preserve"> Pose </w:t>
-      </w:r>
-      <w:proofErr w:type="spellStart"/>
-      <w:r>
-        <w:t>Estimation</w:t>
-      </w:r>
-      <w:proofErr w:type="spellEnd"/>
-      <w:r>
-        <w:t xml:space="preserve"> (HPE). Inicialmente, pretendia-se comparar o </w:t>
-      </w:r>
-      <w:proofErr w:type="spellStart"/>
-      <w:r>
-        <w:t>MediaPipe</w:t>
-      </w:r>
-      <w:proofErr w:type="spellEnd"/>
-      <w:r>
-        <w:t xml:space="preserve"> Pose </w:t>
-      </w:r>
-      <w:proofErr w:type="spellStart"/>
-      <w:r>
-        <w:t>Landmarker</w:t>
-      </w:r>
-      <w:proofErr w:type="spellEnd"/>
-      <w:r>
-        <w:t xml:space="preserve"> com modelos como YOLO Pose, </w:t>
-      </w:r>
-      <w:proofErr w:type="spellStart"/>
-      <w:r>
-        <w:t>RTMPose</w:t>
-      </w:r>
-      <w:proofErr w:type="spellEnd"/>
-      <w:r>
-        <w:t xml:space="preserve"> e </w:t>
-      </w:r>
-      <w:proofErr w:type="spellStart"/>
-      <w:r>
-        <w:t>ViTPose</w:t>
-      </w:r>
-      <w:proofErr w:type="spellEnd"/>
-      <w:r>
-        <w:t xml:space="preserve">. No entanto, devido a problemas de compatibilidade, erros de importação e conflitos de versões entre dependências necessárias para o </w:t>
-      </w:r>
-      <w:proofErr w:type="spellStart"/>
-      <w:r>
-        <w:t>RTMPose</w:t>
-      </w:r>
-      <w:proofErr w:type="spellEnd"/>
-      <w:r>
-        <w:t xml:space="preserve"> e o </w:t>
-      </w:r>
-      <w:proofErr w:type="spellStart"/>
-      <w:r>
-        <w:t>ViTPose</w:t>
-      </w:r>
-      <w:proofErr w:type="spellEnd"/>
-      <w:r>
-        <w:t xml:space="preserve">, não foi possível concluir a integração destes dois modelos no ambiente de testes. Assim, os testes experimentais realizados focaram-se principalmente no </w:t>
-      </w:r>
-      <w:proofErr w:type="spellStart"/>
-      <w:r>
-        <w:t>MediaPipe</w:t>
-      </w:r>
-      <w:proofErr w:type="spellEnd"/>
-      <w:r>
-        <w:t xml:space="preserve"> Pose </w:t>
-      </w:r>
-      <w:proofErr w:type="spellStart"/>
-      <w:r>
-        <w:t>Landmarker</w:t>
-      </w:r>
-      <w:proofErr w:type="spellEnd"/>
-      <w:r>
-        <w:t xml:space="preserve"> e no YOLO Pose, utilizando vídeos de exercícios físicos processados através de scripts </w:t>
-      </w:r>
-      <w:proofErr w:type="spellStart"/>
-      <w:r>
-        <w:t>Python</w:t>
-      </w:r>
-      <w:proofErr w:type="spellEnd"/>
-      <w:r>
-        <w:t xml:space="preserve">. Foram avaliadas métricas como FPS médio, estabilidade, desempenho em dispositivos móveis e robustez visual. Os resultados obtidos demonstraram que o modelo do </w:t>
-      </w:r>
-      <w:proofErr w:type="spellStart"/>
-      <w:r>
-        <w:t>MediaPipe</w:t>
-      </w:r>
-      <w:proofErr w:type="spellEnd"/>
-      <w:r>
-        <w:t xml:space="preserve"> apresentou melhor desempenho para utilização mobile em tempo real.</w:t>
-      </w:r>
-    </w:p>
-    <w:p>
-      <w:pPr>
-        <w:pStyle w:val="Ttulo1"/>
-        <w:rPr>
-          <w:color w:val="auto"/>
-        </w:rPr>
-      </w:pPr>
-      <w:r>
-        <w:rPr>
-          <w:color w:val="auto"/>
-        </w:rPr>
-        <w:t>10. Testes e Resultados Obtidos</w:t>
-      </w:r>
-    </w:p>
-    <w:p>
-      <w:r>
-        <w:t xml:space="preserve">Durante a fase de testes foram utilizados vários vídeos de exercícios físicos para validar o funcionamento da aplicação e avaliar o desempenho dos modelos de </w:t>
-      </w:r>
-      <w:proofErr w:type="spellStart"/>
-      <w:r>
-        <w:t>Human</w:t>
-      </w:r>
-      <w:proofErr w:type="spellEnd"/>
-      <w:r>
-        <w:t xml:space="preserve"> Pose </w:t>
-      </w:r>
-      <w:proofErr w:type="spellStart"/>
-      <w:r>
-        <w:t>Estimation</w:t>
-      </w:r>
-      <w:proofErr w:type="spellEnd"/>
-      <w:r>
-        <w:t xml:space="preserve">. Os testes permitiram verificar a capacidade de deteção dos </w:t>
-      </w:r>
-      <w:proofErr w:type="spellStart"/>
-      <w:r>
-        <w:t>landmarks</w:t>
-      </w:r>
-      <w:proofErr w:type="spellEnd"/>
-      <w:r>
-        <w:t xml:space="preserve"> corporais, a estabilidade da pose ao longo do tempo e o desempenho em termos de velocidade de processamento.</w:t>
-      </w:r>
-    </w:p>
-    <w:p>
-      <w:r>
-        <w:t xml:space="preserve">Foram realizadas experiências utilizando o </w:t>
-      </w:r>
-      <w:proofErr w:type="spellStart"/>
-      <w:r>
-        <w:t>MediaPipe</w:t>
-      </w:r>
-      <w:proofErr w:type="spellEnd"/>
-      <w:r>
-        <w:t xml:space="preserve"> Pose </w:t>
-      </w:r>
-      <w:proofErr w:type="spellStart"/>
-      <w:r>
-        <w:t>Landmarker</w:t>
-      </w:r>
-      <w:proofErr w:type="spellEnd"/>
-      <w:r>
-        <w:t xml:space="preserve"> e o YOLO Pose, recorrendo a scripts desenvolvidos em </w:t>
-      </w:r>
-      <w:proofErr w:type="spellStart"/>
-      <w:r>
-        <w:t>Python</w:t>
-      </w:r>
-      <w:proofErr w:type="spellEnd"/>
-      <w:r>
-        <w:t xml:space="preserve"> para processar os vídeos e recolher métricas de desempenho. Entre os principais indicadores analisados destacam-se o número total de </w:t>
-      </w:r>
-      <w:proofErr w:type="spellStart"/>
-      <w:r>
-        <w:t>frames</w:t>
-      </w:r>
-      <w:proofErr w:type="spellEnd"/>
-      <w:r>
-        <w:t xml:space="preserve"> processados, o FPS médio obtido por cada modelo e a robustez visual da deteção em diferentes condições de utilização.</w:t>
-      </w:r>
-    </w:p>
-    <w:p>
-      <w:r>
-        <w:t xml:space="preserve">Os resultados demonstraram que ambos os modelos foram capazes de identificar corretamente as principais articulações do corpo. No entanto, o </w:t>
-      </w:r>
-      <w:proofErr w:type="spellStart"/>
-      <w:r>
-        <w:t>MediaPipe</w:t>
-      </w:r>
-      <w:proofErr w:type="spellEnd"/>
-      <w:r>
-        <w:t xml:space="preserve"> apresentou uma taxa de processamento significativamente superior à do YOLO Pose, atingindo valores próximos dos 70 a 75 FPS nos vídeos analisados, enquanto o YOLO Pose apresentou valores próximos dos 35 FPS.</w:t>
-      </w:r>
-    </w:p>
-    <w:p>
-      <w:r>
-        <w:t xml:space="preserve">Para além do melhor desempenho em FPS, o </w:t>
-      </w:r>
-      <w:proofErr w:type="spellStart"/>
-      <w:r>
-        <w:t>MediaPipe</w:t>
-      </w:r>
-      <w:proofErr w:type="spellEnd"/>
-      <w:r>
-        <w:t xml:space="preserve"> revelou também maior adequação para utilização em dispositivos móveis, devido à sua integração otimizada para processamento local e menor exigência computacional. Estas características tornam-no mais apropriado para aplicações de feedback em tempo real, onde a fluidez e a baixa latência são fatores fundamentais.</w:t>
-      </w:r>
-    </w:p>
-    <w:p>
-      <w:r>
-        <w:t xml:space="preserve">De forma geral, os testes realizados permitiram validar a viabilidade da utilização de </w:t>
-      </w:r>
-      <w:proofErr w:type="spellStart"/>
-      <w:r>
-        <w:t>Human</w:t>
-      </w:r>
-      <w:proofErr w:type="spellEnd"/>
-      <w:r>
-        <w:t xml:space="preserve"> Pose </w:t>
-      </w:r>
-      <w:proofErr w:type="spellStart"/>
-      <w:r>
-        <w:t>Estimation</w:t>
-      </w:r>
-      <w:proofErr w:type="spellEnd"/>
-      <w:r>
-        <w:t xml:space="preserve"> em smartphones para apoio à análise de exercícios físicos, demonstrando que o </w:t>
-      </w:r>
-      <w:proofErr w:type="spellStart"/>
-      <w:r>
-        <w:t>MediaPipe</w:t>
-      </w:r>
-      <w:proofErr w:type="spellEnd"/>
-      <w:r>
-        <w:t xml:space="preserve"> Pose </w:t>
-      </w:r>
-      <w:proofErr w:type="spellStart"/>
-      <w:r>
-        <w:t>Landmarker</w:t>
-      </w:r>
-      <w:proofErr w:type="spellEnd"/>
-      <w:r>
-        <w:t xml:space="preserve"> constitui uma solução adequada para o desenvolvimento de aplicações móveis deste tipo.</w:t>
-      </w:r>
-    </w:p>
-    <w:p>
-      <w:r>
-        <w:br w:type="page"/>
-      </w:r>
-    </w:p>
-    <w:p>
-      <w:pPr>
-        <w:pStyle w:val="Ttulo1"/>
-        <w:rPr>
-          <w:color w:val="auto"/>
-        </w:rPr>
-      </w:pPr>
-      <w:r>
-        <w:rPr>
-          <w:color w:val="auto"/>
-        </w:rPr>
-        <w:lastRenderedPageBreak/>
-        <w:t>11. Problemas Encontrados e Soluções Aplicadas</w:t>
+        <w:t xml:space="preserve"> Problemas Encontrados e Soluções Aplicadas</w:t>
       </w:r>
     </w:p>
     <w:p/>
@@ -3820,6 +4715,103 @@
       </w:tr>
     </w:tbl>
     <w:p>
+      <w:pPr>
+        <w:pStyle w:val="Ttulo1"/>
+        <w:rPr>
+          <w:color w:val="000000" w:themeColor="text1"/>
+        </w:rPr>
+      </w:pPr>
+      <w:r>
+        <w:rPr>
+          <w:color w:val="000000" w:themeColor="text1"/>
+        </w:rPr>
+        <w:t>1</w:t>
+      </w:r>
+      <w:r>
+        <w:rPr>
+          <w:color w:val="000000" w:themeColor="text1"/>
+        </w:rPr>
+        <w:t>5</w:t>
+      </w:r>
+      <w:r>
+        <w:rPr>
+          <w:color w:val="000000" w:themeColor="text1"/>
+        </w:rPr>
+        <w:t>. Limitações e Trabalho Futuro</w:t>
+      </w:r>
+    </w:p>
+    <w:p>
+      <w:r>
+        <w:t>Apesar dos resultados positivos obtidos, o projeto apresenta algumas limitações. A avaliação experimental incidiu principalmente sobre métricas de desempenho computacional, nomeadamente FPS e observação visual da qualidade da deteção.</w:t>
+      </w:r>
+    </w:p>
+    <w:p>
+      <w:r>
+        <w:t xml:space="preserve">Não foi possível realizar uma avaliação quantitativa da precisão dos </w:t>
+      </w:r>
+      <w:proofErr w:type="spellStart"/>
+      <w:r>
+        <w:t>landmarks</w:t>
+      </w:r>
+      <w:proofErr w:type="spellEnd"/>
+      <w:r>
+        <w:t xml:space="preserve"> utilizando métricas como </w:t>
+      </w:r>
+      <w:proofErr w:type="spellStart"/>
+      <w:r>
+        <w:t>Mean</w:t>
+      </w:r>
+      <w:proofErr w:type="spellEnd"/>
+      <w:r>
+        <w:t xml:space="preserve"> </w:t>
+      </w:r>
+      <w:proofErr w:type="spellStart"/>
+      <w:r>
+        <w:t>Absolute</w:t>
+      </w:r>
+      <w:proofErr w:type="spellEnd"/>
+      <w:r>
+        <w:t xml:space="preserve"> Error (MAE) ou </w:t>
+      </w:r>
+      <w:proofErr w:type="spellStart"/>
+      <w:r>
+        <w:t>Percentage</w:t>
+      </w:r>
+      <w:proofErr w:type="spellEnd"/>
+      <w:r>
+        <w:t xml:space="preserve"> </w:t>
+      </w:r>
+      <w:proofErr w:type="spellStart"/>
+      <w:r>
+        <w:t>of</w:t>
+      </w:r>
+      <w:proofErr w:type="spellEnd"/>
+      <w:r>
+        <w:t xml:space="preserve"> </w:t>
+      </w:r>
+      <w:proofErr w:type="spellStart"/>
+      <w:r>
+        <w:t>Correct</w:t>
+      </w:r>
+      <w:proofErr w:type="spellEnd"/>
+      <w:r>
+        <w:t xml:space="preserve"> </w:t>
+      </w:r>
+      <w:proofErr w:type="spellStart"/>
+      <w:r>
+        <w:t>Keypoints</w:t>
+      </w:r>
+      <w:proofErr w:type="spellEnd"/>
+      <w:r>
+        <w:t xml:space="preserve"> (PCK), previstas inicialmente na proposta do projeto.</w:t>
+      </w:r>
+    </w:p>
+    <w:p>
+      <w:r>
+        <w:t>Como trabalho futuro pretende-se expandir o sistema para novos exercícios físicos, implementar cálculo automático de ângulos articulares, contagem de repetições, avaliação quantitativa da precisão dos modelos e personalização do feedback fornecido ao utilizador.</w:t>
+      </w:r>
+    </w:p>
+    <w:p>
       <w:r>
         <w:br w:type="page"/>
       </w:r>
@@ -3842,7 +4834,7 @@
         <w:rPr>
           <w:color w:val="auto"/>
         </w:rPr>
-        <w:t>2</w:t>
+        <w:t>6</w:t>
       </w:r>
       <w:r>
         <w:rPr>
@@ -3852,9 +4844,6 @@
       </w:r>
     </w:p>
     <w:p>
-      <w:pPr>
-        <w:spacing w:before="60" w:after="100"/>
-      </w:pPr>
       <w:r>
         <w:t xml:space="preserve">O projeto </w:t>
       </w:r>
@@ -3893,7 +4882,15 @@
       </w:r>
       <w:proofErr w:type="spellEnd"/>
       <w:r>
-        <w:t xml:space="preserve"> em tempo real diretamente num smartphone, com desempenho adequado e processamento totalmente local, sem necessidade de recorrer a serviços </w:t>
+        <w:t xml:space="preserve"> em tempo real diretamente num smartphone, com desempenho adequado e processamento totalmente </w:t>
+      </w:r>
+      <w:proofErr w:type="spellStart"/>
+      <w:r>
+        <w:t>on-device</w:t>
+      </w:r>
+      <w:proofErr w:type="spellEnd"/>
+      <w:r>
+        <w:t xml:space="preserve">, sem necessidade de recorrer a serviços </w:t>
       </w:r>
       <w:proofErr w:type="spellStart"/>
       <w:r>
@@ -3905,17 +4902,11 @@
       </w:r>
     </w:p>
     <w:p>
-      <w:pPr>
-        <w:spacing w:before="60" w:after="100"/>
-      </w:pPr>
       <w:r>
         <w:t>Ao longo do desenvolvimento foram implementadas diferentes funcionalidades relacionadas com captura de vídeo, processamento de imagem, deteção de pose humana, desenho do esqueleto corporal e geração de feedback em tempo real. Estas componentes permitiram construir um protótipo funcional capaz de analisar o utilizador através da câmara do dispositivo e fornecer indicações que contribuem para melhorar a qualidade da captura e da deteção corporal.</w:t>
       </w:r>
     </w:p>
     <w:p>
-      <w:pPr>
-        <w:spacing w:before="60" w:after="100"/>
-      </w:pPr>
       <w:r>
         <w:t xml:space="preserve">O projeto permitiu igualmente consolidar conhecimentos nas áreas de Inteligência Artificial, Visão por Computador, Desenvolvimento Android, Processamento Digital de Imagem e Engenharia de Software. Durante a sua execução foram enfrentados diversos desafios técnicos, nomeadamente relacionados com integração de bibliotecas, otimização de desempenho, processamento em tempo real e compatibilidade entre diferentes tecnologias. A resolução destes problemas contribuiu para uma melhor compreensão das limitações e potencialidades dos sistemas de </w:t>
       </w:r>
@@ -3937,9 +4928,6 @@
       </w:r>
     </w:p>
     <w:p>
-      <w:pPr>
-        <w:spacing w:before="60" w:after="100"/>
-      </w:pPr>
       <w:r>
         <w:t xml:space="preserve">A fase experimental permitiu ainda comparar diferentes abordagens de deteção de pose humana, verificando que o </w:t>
       </w:r>
@@ -3957,21 +4945,34 @@
       </w:r>
       <w:proofErr w:type="spellEnd"/>
       <w:r>
-        <w:t xml:space="preserve"> apresentou melhor desempenho para execução em tempo real quando comparado com o YOLO Pose, oferecendo uma combinação equilibrada entre velocidade de processamento, estabilidade visual e facilidade de integração em aplicações Android.</w:t>
-      </w:r>
-    </w:p>
-    <w:p>
-      <w:pPr>
-        <w:spacing w:before="60" w:after="100"/>
-      </w:pPr>
-      <w:r>
-        <w:t>Os resultados obtidos demonstram o potencial da utilização de soluções mobile inteligentes para apoio ao treino físico e correção técnica de exercícios. Apesar das limitações identificadas, o sistema desenvolvido constitui uma base sólida para futuras evoluções, permitindo a integração de funcionalidades mais avançadas como cálculo de ângulos articulares, análise automática da execução de exercícios, contagem de repetições, personalização por utilizador e armazenamento do histórico de sessões.</w:t>
-      </w:r>
-    </w:p>
-    <w:p>
-      <w:pPr>
-        <w:spacing w:before="60" w:after="100"/>
-      </w:pPr>
+        <w:t xml:space="preserve"> apresentou melhor desempenho para execução em tempo real quando comparado com o YOLO Pose, oferecendo uma combinação equilibrada entre velocidade de processamento, estabilidade visual e facilidade de integração em aplicações Android. Adicionalmente, foi possível calcular ângulos articulares a partir dos </w:t>
+      </w:r>
+      <w:proofErr w:type="spellStart"/>
+      <w:r>
+        <w:t>landmarks</w:t>
+      </w:r>
+      <w:proofErr w:type="spellEnd"/>
+      <w:r>
+        <w:t xml:space="preserve"> detetados pelo modelo, demonstrando o potencial da </w:t>
+      </w:r>
+      <w:proofErr w:type="spellStart"/>
+      <w:r>
+        <w:t>Human</w:t>
+      </w:r>
+      <w:proofErr w:type="spellEnd"/>
+      <w:r>
+        <w:t xml:space="preserve"> Pose </w:t>
+      </w:r>
+      <w:proofErr w:type="spellStart"/>
+      <w:r>
+        <w:t>Estimation</w:t>
+      </w:r>
+      <w:proofErr w:type="spellEnd"/>
+      <w:r>
+        <w:t xml:space="preserve"> para aplicações de análise biomecânica e avaliação de movimento.</w:t>
+      </w:r>
+    </w:p>
+    <w:p>
       <w:r>
         <w:t xml:space="preserve">De forma geral, os objetivos principais do projeto foram alcançados, tendo sido desenvolvido um protótipo funcional capaz de demonstrar a viabilidade da utilização de </w:t>
       </w:r>
@@ -3997,17 +4998,2437 @@
       </w:r>
       <w:proofErr w:type="spellEnd"/>
       <w:r>
-        <w:t xml:space="preserve"> como ferramenta de apoio à prática de exercício físico, abrindo caminho para futuras aplicações na área do treino desportivo e da monitorização do movimento humano.</w:t>
-      </w:r>
-    </w:p>
-    <w:p>
-      <w:pPr>
-        <w:spacing w:before="60" w:after="100"/>
-      </w:pPr>
+        <w:t xml:space="preserve"> como ferramenta de apoio à prática de exercício físico. Os resultados obtidos evidenciam o potencial desta tecnologia para aplicações de treino desportivo, análise biomecânica e monitorização do movimento humano, constituindo uma base sólida para futuras evoluções do sistema.</w:t>
+      </w:r>
+    </w:p>
+    <w:p>
+      <w:r>
+        <w:br w:type="page"/>
+      </w:r>
+    </w:p>
+    <w:p>
+      <w:pPr>
+        <w:pStyle w:val="Ttulo1"/>
+        <w:rPr>
+          <w:color w:val="000000" w:themeColor="text1"/>
+        </w:rPr>
+      </w:pPr>
+      <w:r>
+        <w:rPr>
+          <w:color w:val="000000" w:themeColor="text1"/>
+        </w:rPr>
+        <w:lastRenderedPageBreak/>
+        <w:t>Bibliografia</w:t>
+      </w:r>
+    </w:p>
+    <w:p>
+      <w:pPr>
+        <w:pStyle w:val="PargrafodaLista"/>
+        <w:numPr>
+          <w:ilvl w:val="0"/>
+          <w:numId w:val="5"/>
+        </w:numPr>
+        <w:rPr>
+          <w:lang w:val="en-US"/>
+        </w:rPr>
+      </w:pPr>
+      <w:r>
+        <w:rPr>
+          <w:lang w:val="en-US"/>
+        </w:rPr>
+        <w:t xml:space="preserve">[1] </w:t>
+      </w:r>
+      <w:proofErr w:type="spellStart"/>
+      <w:r>
+        <w:rPr>
+          <w:lang w:val="en-US"/>
+        </w:rPr>
+        <w:t>MediaPipe</w:t>
+      </w:r>
+      <w:proofErr w:type="spellEnd"/>
+      <w:r>
+        <w:rPr>
+          <w:lang w:val="en-US"/>
+        </w:rPr>
+        <w:t xml:space="preserve"> Team. </w:t>
+      </w:r>
+      <w:proofErr w:type="spellStart"/>
+      <w:r>
+        <w:rPr>
+          <w:i/>
+          <w:iCs/>
+          <w:lang w:val="en-US"/>
+        </w:rPr>
+        <w:t>MediaPipe</w:t>
+      </w:r>
+      <w:proofErr w:type="spellEnd"/>
+      <w:r>
+        <w:rPr>
+          <w:i/>
+          <w:iCs/>
+          <w:lang w:val="en-US"/>
+        </w:rPr>
+        <w:t xml:space="preserve"> Pose </w:t>
+      </w:r>
+      <w:proofErr w:type="spellStart"/>
+      <w:r>
+        <w:rPr>
+          <w:i/>
+          <w:iCs/>
+          <w:lang w:val="en-US"/>
+        </w:rPr>
+        <w:t>Landmarker</w:t>
+      </w:r>
+      <w:proofErr w:type="spellEnd"/>
+      <w:r>
+        <w:rPr>
+          <w:i/>
+          <w:iCs/>
+          <w:lang w:val="en-US"/>
+        </w:rPr>
+        <w:t xml:space="preserve"> Documentation</w:t>
+      </w:r>
+      <w:r>
+        <w:rPr>
+          <w:lang w:val="en-US"/>
+        </w:rPr>
+        <w:t>. Google, 2025.</w:t>
+      </w:r>
+    </w:p>
+    <w:p>
+      <w:pPr>
+        <w:pStyle w:val="PargrafodaLista"/>
+        <w:numPr>
+          <w:ilvl w:val="0"/>
+          <w:numId w:val="5"/>
+        </w:numPr>
+        <w:rPr>
+          <w:lang w:val="en-US"/>
+        </w:rPr>
+      </w:pPr>
+      <w:r>
+        <w:rPr>
+          <w:lang w:val="en-US"/>
+        </w:rPr>
+        <w:t xml:space="preserve">[2] </w:t>
+      </w:r>
+      <w:proofErr w:type="spellStart"/>
+      <w:r>
+        <w:rPr>
+          <w:lang w:val="en-US"/>
+        </w:rPr>
+        <w:t>Bazarevsky</w:t>
+      </w:r>
+      <w:proofErr w:type="spellEnd"/>
+      <w:r>
+        <w:rPr>
+          <w:lang w:val="en-US"/>
+        </w:rPr>
+        <w:t xml:space="preserve">, V. et al. </w:t>
+      </w:r>
+      <w:proofErr w:type="spellStart"/>
+      <w:r>
+        <w:rPr>
+          <w:i/>
+          <w:iCs/>
+          <w:lang w:val="en-US"/>
+        </w:rPr>
+        <w:t>BlazePose</w:t>
+      </w:r>
+      <w:proofErr w:type="spellEnd"/>
+      <w:r>
+        <w:rPr>
+          <w:i/>
+          <w:iCs/>
+          <w:lang w:val="en-US"/>
+        </w:rPr>
+        <w:t>: On-device Real-time Body Pose Tracking</w:t>
+      </w:r>
+      <w:r>
+        <w:rPr>
+          <w:lang w:val="en-US"/>
+        </w:rPr>
+        <w:t>. Google Research, 2020.</w:t>
+      </w:r>
+    </w:p>
+    <w:p>
+      <w:pPr>
+        <w:pStyle w:val="PargrafodaLista"/>
+        <w:numPr>
+          <w:ilvl w:val="0"/>
+          <w:numId w:val="5"/>
+        </w:numPr>
+      </w:pPr>
+      <w:r>
+        <w:t xml:space="preserve">[3] </w:t>
+      </w:r>
+      <w:proofErr w:type="spellStart"/>
+      <w:r>
+        <w:t>Ultralytics</w:t>
+      </w:r>
+      <w:proofErr w:type="spellEnd"/>
+      <w:r>
+        <w:t xml:space="preserve">. </w:t>
+      </w:r>
+      <w:r>
+        <w:rPr>
+          <w:i/>
+          <w:iCs/>
+        </w:rPr>
+        <w:t xml:space="preserve">YOLO Pose </w:t>
+      </w:r>
+      <w:proofErr w:type="spellStart"/>
+      <w:r>
+        <w:rPr>
+          <w:i/>
+          <w:iCs/>
+        </w:rPr>
+        <w:t>Documentation</w:t>
+      </w:r>
+      <w:proofErr w:type="spellEnd"/>
+      <w:r>
+        <w:t xml:space="preserve">. </w:t>
+      </w:r>
+      <w:proofErr w:type="spellStart"/>
+      <w:r>
+        <w:t>Ultralytics</w:t>
+      </w:r>
+      <w:proofErr w:type="spellEnd"/>
+      <w:r>
+        <w:t>, 2025.</w:t>
+      </w:r>
+    </w:p>
+    <w:p>
+      <w:pPr>
+        <w:pStyle w:val="PargrafodaLista"/>
+        <w:numPr>
+          <w:ilvl w:val="0"/>
+          <w:numId w:val="5"/>
+        </w:numPr>
+        <w:rPr>
+          <w:lang w:val="en-US"/>
+        </w:rPr>
+      </w:pPr>
+      <w:r>
+        <w:rPr>
+          <w:lang w:val="en-US"/>
+        </w:rPr>
+        <w:t xml:space="preserve">[4] Uhlrich, S. et al. </w:t>
+      </w:r>
+      <w:proofErr w:type="spellStart"/>
+      <w:r>
+        <w:rPr>
+          <w:i/>
+          <w:iCs/>
+          <w:lang w:val="en-US"/>
+        </w:rPr>
+        <w:t>OpenCap</w:t>
+      </w:r>
+      <w:proofErr w:type="spellEnd"/>
+      <w:r>
+        <w:rPr>
+          <w:i/>
+          <w:iCs/>
+          <w:lang w:val="en-US"/>
+        </w:rPr>
+        <w:t>: Human Movement Dynamics from Smartphone Videos</w:t>
+      </w:r>
+      <w:r>
+        <w:rPr>
+          <w:lang w:val="en-US"/>
+        </w:rPr>
+        <w:t>. PLOS Computational Biology, 2023.</w:t>
+      </w:r>
+    </w:p>
+    <w:p>
+      <w:pPr>
+        <w:pStyle w:val="PargrafodaLista"/>
+        <w:numPr>
+          <w:ilvl w:val="0"/>
+          <w:numId w:val="5"/>
+        </w:numPr>
+        <w:rPr>
+          <w:lang w:val="en-US"/>
+        </w:rPr>
+      </w:pPr>
+      <w:r>
+        <w:rPr>
+          <w:lang w:val="en-US"/>
+        </w:rPr>
+        <w:t xml:space="preserve">[5] TensorFlow Team. </w:t>
+      </w:r>
+      <w:proofErr w:type="spellStart"/>
+      <w:r>
+        <w:rPr>
+          <w:i/>
+          <w:iCs/>
+          <w:lang w:val="en-US"/>
+        </w:rPr>
+        <w:t>MoveNet</w:t>
+      </w:r>
+      <w:proofErr w:type="spellEnd"/>
+      <w:r>
+        <w:rPr>
+          <w:i/>
+          <w:iCs/>
+          <w:lang w:val="en-US"/>
+        </w:rPr>
+        <w:t xml:space="preserve"> Documentation</w:t>
+      </w:r>
+      <w:r>
+        <w:rPr>
+          <w:lang w:val="en-US"/>
+        </w:rPr>
+        <w:t>. Google TensorFlow, 2025.</w:t>
+      </w:r>
+    </w:p>
+    <w:p>
+      <w:pPr>
+        <w:pStyle w:val="PargrafodaLista"/>
+        <w:numPr>
+          <w:ilvl w:val="0"/>
+          <w:numId w:val="5"/>
+        </w:numPr>
+        <w:rPr>
+          <w:lang w:val="en-US"/>
+        </w:rPr>
+      </w:pPr>
+      <w:r>
+        <w:rPr>
+          <w:lang w:val="en-US"/>
+        </w:rPr>
+        <w:t xml:space="preserve">[6] </w:t>
+      </w:r>
+      <w:proofErr w:type="spellStart"/>
+      <w:r>
+        <w:rPr>
+          <w:lang w:val="en-US"/>
+        </w:rPr>
+        <w:t>OpenMMLab</w:t>
+      </w:r>
+      <w:proofErr w:type="spellEnd"/>
+      <w:r>
+        <w:rPr>
+          <w:lang w:val="en-US"/>
+        </w:rPr>
+        <w:t xml:space="preserve">. </w:t>
+      </w:r>
+      <w:proofErr w:type="spellStart"/>
+      <w:r>
+        <w:rPr>
+          <w:i/>
+          <w:iCs/>
+          <w:lang w:val="en-US"/>
+        </w:rPr>
+        <w:t>MMPose</w:t>
+      </w:r>
+      <w:proofErr w:type="spellEnd"/>
+      <w:r>
+        <w:rPr>
+          <w:i/>
+          <w:iCs/>
+          <w:lang w:val="en-US"/>
+        </w:rPr>
+        <w:t xml:space="preserve"> Documentation</w:t>
+      </w:r>
+      <w:r>
+        <w:rPr>
+          <w:lang w:val="en-US"/>
+        </w:rPr>
+        <w:t xml:space="preserve">. </w:t>
+      </w:r>
+      <w:proofErr w:type="spellStart"/>
+      <w:r>
+        <w:rPr>
+          <w:lang w:val="en-US"/>
+        </w:rPr>
+        <w:t>OpenMMLab</w:t>
+      </w:r>
+      <w:proofErr w:type="spellEnd"/>
+      <w:r>
+        <w:rPr>
+          <w:lang w:val="en-US"/>
+        </w:rPr>
+        <w:t>, 2025.</w:t>
+      </w:r>
+    </w:p>
+    <w:p>
+      <w:pPr>
+        <w:pStyle w:val="PargrafodaLista"/>
+        <w:numPr>
+          <w:ilvl w:val="0"/>
+          <w:numId w:val="5"/>
+        </w:numPr>
+        <w:rPr>
+          <w:lang w:val="en-US"/>
+        </w:rPr>
+      </w:pPr>
+      <w:r>
+        <w:rPr>
+          <w:lang w:val="en-US"/>
+        </w:rPr>
+        <w:t xml:space="preserve">[7] OpenCV Team. </w:t>
+      </w:r>
+      <w:r>
+        <w:rPr>
+          <w:i/>
+          <w:iCs/>
+          <w:lang w:val="en-US"/>
+        </w:rPr>
+        <w:t>OpenCV Documentation</w:t>
+      </w:r>
+      <w:r>
+        <w:rPr>
+          <w:lang w:val="en-US"/>
+        </w:rPr>
+        <w:t xml:space="preserve">. </w:t>
+      </w:r>
+      <w:proofErr w:type="gramStart"/>
+      <w:r>
+        <w:rPr>
+          <w:lang w:val="en-US"/>
+        </w:rPr>
+        <w:t>Open Source</w:t>
+      </w:r>
+      <w:proofErr w:type="gramEnd"/>
+      <w:r>
+        <w:rPr>
+          <w:lang w:val="en-US"/>
+        </w:rPr>
+        <w:t xml:space="preserve"> Computer Vision Library, 2025.</w:t>
+      </w:r>
+    </w:p>
+    <w:p>
+      <w:pPr>
+        <w:pStyle w:val="PargrafodaLista"/>
+        <w:numPr>
+          <w:ilvl w:val="0"/>
+          <w:numId w:val="5"/>
+        </w:numPr>
+        <w:rPr>
+          <w:lang w:val="en-US"/>
+        </w:rPr>
+      </w:pPr>
+      <w:r>
+        <w:rPr>
+          <w:lang w:val="en-US"/>
+        </w:rPr>
+        <w:t xml:space="preserve">[8] Google. </w:t>
+      </w:r>
+      <w:r>
+        <w:rPr>
+          <w:i/>
+          <w:iCs/>
+          <w:lang w:val="en-US"/>
+        </w:rPr>
+        <w:t>Android Developers Documentation</w:t>
+      </w:r>
+      <w:r>
+        <w:rPr>
+          <w:lang w:val="en-US"/>
+        </w:rPr>
+        <w:t>. Android Developers, 2025.</w:t>
+      </w:r>
+    </w:p>
+    <w:p>
+      <w:pPr>
+        <w:pStyle w:val="PargrafodaLista"/>
+        <w:numPr>
+          <w:ilvl w:val="0"/>
+          <w:numId w:val="5"/>
+        </w:numPr>
+        <w:rPr>
+          <w:lang w:val="en-US"/>
+        </w:rPr>
+      </w:pPr>
+      <w:r>
+        <w:rPr>
+          <w:lang w:val="en-US"/>
+        </w:rPr>
+        <w:t xml:space="preserve">[9] Google. </w:t>
+      </w:r>
+      <w:proofErr w:type="spellStart"/>
+      <w:r>
+        <w:rPr>
+          <w:i/>
+          <w:iCs/>
+          <w:lang w:val="en-US"/>
+        </w:rPr>
+        <w:t>CameraX</w:t>
+      </w:r>
+      <w:proofErr w:type="spellEnd"/>
+      <w:r>
+        <w:rPr>
+          <w:i/>
+          <w:iCs/>
+          <w:lang w:val="en-US"/>
+        </w:rPr>
+        <w:t xml:space="preserve"> Documentation</w:t>
+      </w:r>
+      <w:r>
+        <w:rPr>
+          <w:lang w:val="en-US"/>
+        </w:rPr>
+        <w:t>. Android Developers, 2025.</w:t>
+      </w:r>
+    </w:p>
+    <w:p>
+      <w:pPr>
+        <w:pStyle w:val="PargrafodaLista"/>
+        <w:numPr>
+          <w:ilvl w:val="0"/>
+          <w:numId w:val="5"/>
+        </w:numPr>
+      </w:pPr>
+      <w:r>
+        <w:t xml:space="preserve">[10] </w:t>
+      </w:r>
+      <w:proofErr w:type="spellStart"/>
+      <w:r>
+        <w:t>JetBrains</w:t>
+      </w:r>
+      <w:proofErr w:type="spellEnd"/>
+      <w:r>
+        <w:t xml:space="preserve">. </w:t>
+      </w:r>
+      <w:proofErr w:type="spellStart"/>
+      <w:r>
+        <w:rPr>
+          <w:i/>
+          <w:iCs/>
+        </w:rPr>
+        <w:t>Kotlin</w:t>
+      </w:r>
+      <w:proofErr w:type="spellEnd"/>
+      <w:r>
+        <w:rPr>
+          <w:i/>
+          <w:iCs/>
+        </w:rPr>
+        <w:t xml:space="preserve"> </w:t>
+      </w:r>
+      <w:proofErr w:type="spellStart"/>
+      <w:r>
+        <w:rPr>
+          <w:i/>
+          <w:iCs/>
+        </w:rPr>
+        <w:t>Documentation</w:t>
+      </w:r>
+      <w:proofErr w:type="spellEnd"/>
+      <w:r>
+        <w:t xml:space="preserve">. </w:t>
+      </w:r>
+      <w:proofErr w:type="spellStart"/>
+      <w:r>
+        <w:t>JetBrains</w:t>
+      </w:r>
+      <w:proofErr w:type="spellEnd"/>
+      <w:r>
+        <w:t>, 2025.</w:t>
+      </w:r>
+    </w:p>
+    <w:p>
+      <w:pPr>
+        <w:pStyle w:val="NormalWeb"/>
+        <w:numPr>
+          <w:ilvl w:val="0"/>
+          <w:numId w:val="5"/>
+        </w:numPr>
+        <w:rPr>
+          <w:rFonts w:ascii="Calibri" w:hAnsi="Calibri" w:cs="Calibri"/>
+          <w:sz w:val="22"/>
+          <w:szCs w:val="22"/>
+        </w:rPr>
+      </w:pPr>
+      <w:r>
+        <w:rPr>
+          <w:rStyle w:val="Forte"/>
+          <w:rFonts w:ascii="Calibri" w:hAnsi="Calibri" w:cs="Calibri"/>
+          <w:b w:val="0"/>
+          <w:bCs w:val="0"/>
+          <w:sz w:val="22"/>
+          <w:szCs w:val="22"/>
+          <w:lang w:val="en-US"/>
+        </w:rPr>
+        <w:t>[11]</w:t>
+      </w:r>
+      <w:r>
+        <w:rPr>
+          <w:rFonts w:ascii="Calibri" w:hAnsi="Calibri" w:cs="Calibri"/>
+          <w:sz w:val="22"/>
+          <w:szCs w:val="22"/>
+          <w:lang w:val="en-US"/>
+        </w:rPr>
+        <w:t xml:space="preserve"> </w:t>
+      </w:r>
+      <w:proofErr w:type="spellStart"/>
+      <w:r>
+        <w:rPr>
+          <w:rFonts w:ascii="Calibri" w:hAnsi="Calibri" w:cs="Calibri"/>
+          <w:sz w:val="22"/>
+          <w:szCs w:val="22"/>
+          <w:lang w:val="en-US"/>
+        </w:rPr>
+        <w:t>Postlmayr</w:t>
+      </w:r>
+      <w:proofErr w:type="spellEnd"/>
+      <w:r>
+        <w:rPr>
+          <w:rFonts w:ascii="Calibri" w:hAnsi="Calibri" w:cs="Calibri"/>
+          <w:sz w:val="22"/>
+          <w:szCs w:val="22"/>
+          <w:lang w:val="en-US"/>
+        </w:rPr>
+        <w:t xml:space="preserve">, A.; Cosman, P. (2025). </w:t>
+      </w:r>
+      <w:proofErr w:type="spellStart"/>
+      <w:r>
+        <w:rPr>
+          <w:rStyle w:val="nfase"/>
+          <w:rFonts w:ascii="Calibri" w:hAnsi="Calibri" w:cs="Calibri"/>
+          <w:sz w:val="22"/>
+          <w:szCs w:val="22"/>
+          <w:lang w:val="en-US"/>
+        </w:rPr>
+        <w:t>LiFT</w:t>
+      </w:r>
+      <w:proofErr w:type="spellEnd"/>
+      <w:r>
+        <w:rPr>
+          <w:rStyle w:val="nfase"/>
+          <w:rFonts w:ascii="Calibri" w:hAnsi="Calibri" w:cs="Calibri"/>
+          <w:sz w:val="22"/>
+          <w:szCs w:val="22"/>
+          <w:lang w:val="en-US"/>
+        </w:rPr>
+        <w:t>: Lightweight Fitness AI-Powered Exercise Correction and Proposal</w:t>
+      </w:r>
+      <w:r>
+        <w:rPr>
+          <w:rFonts w:ascii="Calibri" w:hAnsi="Calibri" w:cs="Calibri"/>
+          <w:sz w:val="22"/>
+          <w:szCs w:val="22"/>
+          <w:lang w:val="en-US"/>
+        </w:rPr>
+        <w:t xml:space="preserve">. </w:t>
+      </w:r>
+      <w:r>
+        <w:rPr>
+          <w:rFonts w:ascii="Calibri" w:hAnsi="Calibri" w:cs="Calibri"/>
+          <w:sz w:val="22"/>
+          <w:szCs w:val="22"/>
+        </w:rPr>
+        <w:t>Elsevier.</w:t>
+      </w:r>
+    </w:p>
+    <w:p>
+      <w:pPr>
+        <w:pStyle w:val="NormalWeb"/>
+        <w:numPr>
+          <w:ilvl w:val="0"/>
+          <w:numId w:val="5"/>
+        </w:numPr>
+        <w:rPr>
+          <w:rFonts w:ascii="Calibri" w:hAnsi="Calibri" w:cs="Calibri"/>
+          <w:sz w:val="22"/>
+          <w:szCs w:val="22"/>
+        </w:rPr>
+      </w:pPr>
+      <w:r>
+        <w:rPr>
+          <w:rStyle w:val="Forte"/>
+          <w:rFonts w:ascii="Calibri" w:hAnsi="Calibri" w:cs="Calibri"/>
+          <w:b w:val="0"/>
+          <w:bCs w:val="0"/>
+          <w:sz w:val="22"/>
+          <w:szCs w:val="22"/>
+          <w:lang w:val="en-US"/>
+        </w:rPr>
+        <w:t>[12]</w:t>
+      </w:r>
+      <w:r>
+        <w:rPr>
+          <w:rFonts w:ascii="Calibri" w:hAnsi="Calibri" w:cs="Calibri"/>
+          <w:sz w:val="22"/>
+          <w:szCs w:val="22"/>
+          <w:lang w:val="en-US"/>
+        </w:rPr>
+        <w:t xml:space="preserve"> Vaidya, V.; Navaneetha, U. (2025). </w:t>
+      </w:r>
+      <w:r>
+        <w:rPr>
+          <w:rStyle w:val="nfase"/>
+          <w:rFonts w:ascii="Calibri" w:hAnsi="Calibri" w:cs="Calibri"/>
+          <w:sz w:val="22"/>
+          <w:szCs w:val="22"/>
+          <w:lang w:val="en-US"/>
+        </w:rPr>
+        <w:t>AI-Powered Exercise Correction and Accessible Fitness Solutions Using Human Pose Estimation</w:t>
+      </w:r>
+      <w:r>
+        <w:rPr>
+          <w:rFonts w:ascii="Calibri" w:hAnsi="Calibri" w:cs="Calibri"/>
+          <w:sz w:val="22"/>
+          <w:szCs w:val="22"/>
+          <w:lang w:val="en-US"/>
+        </w:rPr>
+        <w:t xml:space="preserve">. </w:t>
+      </w:r>
+      <w:r>
+        <w:rPr>
+          <w:rFonts w:ascii="Calibri" w:hAnsi="Calibri" w:cs="Calibri"/>
+          <w:sz w:val="22"/>
+          <w:szCs w:val="22"/>
+        </w:rPr>
+        <w:t>IEEE.</w:t>
+      </w:r>
+    </w:p>
+    <w:p>
+      <w:pPr>
+        <w:pStyle w:val="NormalWeb"/>
+        <w:numPr>
+          <w:ilvl w:val="0"/>
+          <w:numId w:val="5"/>
+        </w:numPr>
+        <w:rPr>
+          <w:rFonts w:ascii="Calibri" w:hAnsi="Calibri" w:cs="Calibri"/>
+          <w:sz w:val="22"/>
+          <w:szCs w:val="22"/>
+        </w:rPr>
+      </w:pPr>
+      <w:r>
+        <w:rPr>
+          <w:rStyle w:val="Forte"/>
+          <w:rFonts w:ascii="Calibri" w:hAnsi="Calibri" w:cs="Calibri"/>
+          <w:b w:val="0"/>
+          <w:bCs w:val="0"/>
+          <w:sz w:val="22"/>
+          <w:szCs w:val="22"/>
+          <w:lang w:val="en-US"/>
+        </w:rPr>
+        <w:t>[13]</w:t>
+      </w:r>
+      <w:r>
+        <w:rPr>
+          <w:rFonts w:ascii="Calibri" w:hAnsi="Calibri" w:cs="Calibri"/>
+          <w:sz w:val="22"/>
+          <w:szCs w:val="22"/>
+          <w:lang w:val="en-US"/>
+        </w:rPr>
+        <w:t xml:space="preserve"> Men, M.; Wei, M.; Kaushik, M.; Kandala, M. (2024). </w:t>
+      </w:r>
+      <w:r>
+        <w:rPr>
+          <w:rStyle w:val="nfase"/>
+          <w:rFonts w:ascii="Calibri" w:hAnsi="Calibri" w:cs="Calibri"/>
+          <w:sz w:val="22"/>
+          <w:szCs w:val="22"/>
+          <w:lang w:val="en-US"/>
+        </w:rPr>
+        <w:t>Proposal and Validation of a New AI-Based Posture Correction System</w:t>
+      </w:r>
+      <w:r>
+        <w:rPr>
+          <w:rFonts w:ascii="Calibri" w:hAnsi="Calibri" w:cs="Calibri"/>
+          <w:sz w:val="22"/>
+          <w:szCs w:val="22"/>
+          <w:lang w:val="en-US"/>
+        </w:rPr>
+        <w:t xml:space="preserve">. </w:t>
+      </w:r>
+      <w:r>
+        <w:rPr>
+          <w:rFonts w:ascii="Calibri" w:hAnsi="Calibri" w:cs="Calibri"/>
+          <w:sz w:val="22"/>
+          <w:szCs w:val="22"/>
+        </w:rPr>
+        <w:t>Springer.</w:t>
+      </w:r>
+    </w:p>
+    <w:p>
+      <w:pPr>
+        <w:pStyle w:val="NormalWeb"/>
+        <w:numPr>
+          <w:ilvl w:val="0"/>
+          <w:numId w:val="5"/>
+        </w:numPr>
+        <w:rPr>
+          <w:rFonts w:ascii="Calibri" w:hAnsi="Calibri" w:cs="Calibri"/>
+          <w:sz w:val="22"/>
+          <w:szCs w:val="22"/>
+        </w:rPr>
+      </w:pPr>
+      <w:r>
+        <w:rPr>
+          <w:rStyle w:val="Forte"/>
+          <w:rFonts w:ascii="Calibri" w:hAnsi="Calibri" w:cs="Calibri"/>
+          <w:b w:val="0"/>
+          <w:bCs w:val="0"/>
+          <w:sz w:val="22"/>
+          <w:szCs w:val="22"/>
+        </w:rPr>
+        <w:t>[14]</w:t>
+      </w:r>
+      <w:r>
+        <w:rPr>
+          <w:rFonts w:ascii="Calibri" w:hAnsi="Calibri" w:cs="Calibri"/>
+          <w:sz w:val="22"/>
+          <w:szCs w:val="22"/>
+        </w:rPr>
+        <w:t xml:space="preserve"> </w:t>
+      </w:r>
+      <w:proofErr w:type="spellStart"/>
+      <w:r>
+        <w:rPr>
+          <w:rFonts w:ascii="Calibri" w:hAnsi="Calibri" w:cs="Calibri"/>
+          <w:sz w:val="22"/>
+          <w:szCs w:val="22"/>
+        </w:rPr>
+        <w:t>Mahita</w:t>
+      </w:r>
+      <w:proofErr w:type="spellEnd"/>
+      <w:r>
+        <w:rPr>
+          <w:rFonts w:ascii="Calibri" w:hAnsi="Calibri" w:cs="Calibri"/>
+          <w:sz w:val="22"/>
+          <w:szCs w:val="22"/>
+        </w:rPr>
+        <w:t xml:space="preserve">, V.; </w:t>
+      </w:r>
+      <w:proofErr w:type="spellStart"/>
+      <w:r>
+        <w:rPr>
+          <w:rFonts w:ascii="Calibri" w:hAnsi="Calibri" w:cs="Calibri"/>
+          <w:sz w:val="22"/>
+          <w:szCs w:val="22"/>
+        </w:rPr>
+        <w:t>Vignesh</w:t>
+      </w:r>
+      <w:proofErr w:type="spellEnd"/>
+      <w:r>
+        <w:rPr>
+          <w:rFonts w:ascii="Calibri" w:hAnsi="Calibri" w:cs="Calibri"/>
+          <w:sz w:val="22"/>
+          <w:szCs w:val="22"/>
+        </w:rPr>
+        <w:t xml:space="preserve">, G. S. (2024). </w:t>
+      </w:r>
+      <w:r>
+        <w:rPr>
+          <w:rStyle w:val="nfase"/>
+          <w:rFonts w:ascii="Calibri" w:hAnsi="Calibri" w:cs="Calibri"/>
+          <w:sz w:val="22"/>
+          <w:szCs w:val="22"/>
+          <w:lang w:val="en-US"/>
+        </w:rPr>
+        <w:t>AI-Based Posture Correction and Real-Time Exercise Analysis Using Human Pose Estimation</w:t>
+      </w:r>
+      <w:r>
+        <w:rPr>
+          <w:rFonts w:ascii="Calibri" w:hAnsi="Calibri" w:cs="Calibri"/>
+          <w:sz w:val="22"/>
+          <w:szCs w:val="22"/>
+          <w:lang w:val="en-US"/>
+        </w:rPr>
+        <w:t xml:space="preserve">. </w:t>
+      </w:r>
+      <w:r>
+        <w:rPr>
+          <w:rFonts w:ascii="Calibri" w:hAnsi="Calibri" w:cs="Calibri"/>
+          <w:sz w:val="22"/>
+          <w:szCs w:val="22"/>
+        </w:rPr>
+        <w:t>IEEE.</w:t>
+      </w:r>
+    </w:p>
+    <w:p>
+      <w:pPr>
+        <w:pStyle w:val="NormalWeb"/>
+        <w:numPr>
+          <w:ilvl w:val="0"/>
+          <w:numId w:val="5"/>
+        </w:numPr>
+        <w:rPr>
+          <w:rFonts w:ascii="Calibri" w:hAnsi="Calibri" w:cs="Calibri"/>
+          <w:sz w:val="22"/>
+          <w:szCs w:val="22"/>
+        </w:rPr>
+      </w:pPr>
+      <w:r>
+        <w:rPr>
+          <w:rStyle w:val="Forte"/>
+          <w:rFonts w:ascii="Calibri" w:hAnsi="Calibri" w:cs="Calibri"/>
+          <w:b w:val="0"/>
+          <w:bCs w:val="0"/>
+          <w:sz w:val="22"/>
+          <w:szCs w:val="22"/>
+          <w:lang w:val="en-US"/>
+        </w:rPr>
+        <w:t>[15]</w:t>
+      </w:r>
+      <w:r>
+        <w:rPr>
+          <w:rFonts w:ascii="Calibri" w:hAnsi="Calibri" w:cs="Calibri"/>
+          <w:sz w:val="22"/>
+          <w:szCs w:val="22"/>
+          <w:lang w:val="en-US"/>
+        </w:rPr>
+        <w:t xml:space="preserve"> Vijay, J.; Ashutosh; Singh, K.; </w:t>
+      </w:r>
+      <w:proofErr w:type="spellStart"/>
+      <w:r>
+        <w:rPr>
+          <w:rFonts w:ascii="Calibri" w:hAnsi="Calibri" w:cs="Calibri"/>
+          <w:sz w:val="22"/>
+          <w:szCs w:val="22"/>
+          <w:lang w:val="en-US"/>
+        </w:rPr>
+        <w:t>Khushdeep</w:t>
+      </w:r>
+      <w:proofErr w:type="spellEnd"/>
+      <w:r>
+        <w:rPr>
+          <w:rFonts w:ascii="Calibri" w:hAnsi="Calibri" w:cs="Calibri"/>
+          <w:sz w:val="22"/>
+          <w:szCs w:val="22"/>
+          <w:lang w:val="en-US"/>
+        </w:rPr>
+        <w:t xml:space="preserve"> (2024). </w:t>
+      </w:r>
+      <w:r>
+        <w:rPr>
+          <w:rStyle w:val="nfase"/>
+          <w:rFonts w:ascii="Calibri" w:hAnsi="Calibri" w:cs="Calibri"/>
+          <w:sz w:val="22"/>
+          <w:szCs w:val="22"/>
+          <w:lang w:val="en-US"/>
+        </w:rPr>
+        <w:t>AI-Enabled Real-Time Exercise Monitoring Using Human Pose Estimation</w:t>
+      </w:r>
+      <w:r>
+        <w:rPr>
+          <w:rFonts w:ascii="Calibri" w:hAnsi="Calibri" w:cs="Calibri"/>
+          <w:sz w:val="22"/>
+          <w:szCs w:val="22"/>
+          <w:lang w:val="en-US"/>
+        </w:rPr>
+        <w:t xml:space="preserve">. </w:t>
+      </w:r>
+      <w:r>
+        <w:rPr>
+          <w:rFonts w:ascii="Calibri" w:hAnsi="Calibri" w:cs="Calibri"/>
+          <w:sz w:val="22"/>
+          <w:szCs w:val="22"/>
+        </w:rPr>
+        <w:t>IEEE.</w:t>
+      </w:r>
+    </w:p>
+    <w:p>
+      <w:pPr>
+        <w:pStyle w:val="NormalWeb"/>
+        <w:numPr>
+          <w:ilvl w:val="0"/>
+          <w:numId w:val="5"/>
+        </w:numPr>
+        <w:rPr>
+          <w:rFonts w:ascii="Calibri" w:hAnsi="Calibri" w:cs="Calibri"/>
+          <w:sz w:val="22"/>
+          <w:szCs w:val="22"/>
+        </w:rPr>
+      </w:pPr>
+      <w:r>
+        <w:rPr>
+          <w:rStyle w:val="Forte"/>
+          <w:rFonts w:ascii="Calibri" w:hAnsi="Calibri" w:cs="Calibri"/>
+          <w:b w:val="0"/>
+          <w:bCs w:val="0"/>
+          <w:sz w:val="22"/>
+          <w:szCs w:val="22"/>
+        </w:rPr>
+        <w:t>[16]</w:t>
+      </w:r>
+      <w:r>
+        <w:rPr>
+          <w:rFonts w:ascii="Calibri" w:hAnsi="Calibri" w:cs="Calibri"/>
+          <w:sz w:val="22"/>
+          <w:szCs w:val="22"/>
+        </w:rPr>
+        <w:t xml:space="preserve"> </w:t>
+      </w:r>
+      <w:proofErr w:type="spellStart"/>
+      <w:r>
+        <w:rPr>
+          <w:rFonts w:ascii="Calibri" w:hAnsi="Calibri" w:cs="Calibri"/>
+          <w:sz w:val="22"/>
+          <w:szCs w:val="22"/>
+        </w:rPr>
+        <w:t>Ajay</w:t>
+      </w:r>
+      <w:proofErr w:type="spellEnd"/>
+      <w:r>
+        <w:rPr>
+          <w:rFonts w:ascii="Calibri" w:hAnsi="Calibri" w:cs="Calibri"/>
+          <w:sz w:val="22"/>
+          <w:szCs w:val="22"/>
+        </w:rPr>
+        <w:t xml:space="preserve">, L.; </w:t>
+      </w:r>
+      <w:proofErr w:type="spellStart"/>
+      <w:r>
+        <w:rPr>
+          <w:rFonts w:ascii="Calibri" w:hAnsi="Calibri" w:cs="Calibri"/>
+          <w:sz w:val="22"/>
+          <w:szCs w:val="22"/>
+        </w:rPr>
+        <w:t>Vidyadevi</w:t>
+      </w:r>
+      <w:proofErr w:type="spellEnd"/>
+      <w:r>
+        <w:rPr>
+          <w:rFonts w:ascii="Calibri" w:hAnsi="Calibri" w:cs="Calibri"/>
+          <w:sz w:val="22"/>
+          <w:szCs w:val="22"/>
+        </w:rPr>
+        <w:t xml:space="preserve">, G.; </w:t>
+      </w:r>
+      <w:proofErr w:type="spellStart"/>
+      <w:r>
+        <w:rPr>
+          <w:rFonts w:ascii="Calibri" w:hAnsi="Calibri" w:cs="Calibri"/>
+          <w:sz w:val="22"/>
+          <w:szCs w:val="22"/>
+        </w:rPr>
+        <w:t>Biradar</w:t>
+      </w:r>
+      <w:proofErr w:type="spellEnd"/>
+      <w:r>
+        <w:rPr>
+          <w:rFonts w:ascii="Calibri" w:hAnsi="Calibri" w:cs="Calibri"/>
+          <w:sz w:val="22"/>
+          <w:szCs w:val="22"/>
+        </w:rPr>
+        <w:t xml:space="preserve">, C.; </w:t>
+      </w:r>
+      <w:proofErr w:type="spellStart"/>
+      <w:r>
+        <w:rPr>
+          <w:rFonts w:ascii="Calibri" w:hAnsi="Calibri" w:cs="Calibri"/>
+          <w:sz w:val="22"/>
+          <w:szCs w:val="22"/>
+        </w:rPr>
+        <w:t>Chandu</w:t>
+      </w:r>
+      <w:proofErr w:type="spellEnd"/>
+      <w:r>
+        <w:rPr>
+          <w:rFonts w:ascii="Calibri" w:hAnsi="Calibri" w:cs="Calibri"/>
+          <w:sz w:val="22"/>
+          <w:szCs w:val="22"/>
+        </w:rPr>
+        <w:t xml:space="preserve">, M. (2023). </w:t>
+      </w:r>
+      <w:r>
+        <w:rPr>
+          <w:rStyle w:val="nfase"/>
+          <w:rFonts w:ascii="Calibri" w:hAnsi="Calibri" w:cs="Calibri"/>
+          <w:sz w:val="22"/>
+          <w:szCs w:val="22"/>
+          <w:lang w:val="en-US"/>
+        </w:rPr>
+        <w:t>AI Tool as a Fitness Trainer Using Human Pose Estimation</w:t>
+      </w:r>
+      <w:r>
+        <w:rPr>
+          <w:rFonts w:ascii="Calibri" w:hAnsi="Calibri" w:cs="Calibri"/>
+          <w:sz w:val="22"/>
+          <w:szCs w:val="22"/>
+          <w:lang w:val="en-US"/>
+        </w:rPr>
+        <w:t xml:space="preserve">. </w:t>
+      </w:r>
+      <w:r>
+        <w:rPr>
+          <w:rFonts w:ascii="Calibri" w:hAnsi="Calibri" w:cs="Calibri"/>
+          <w:sz w:val="22"/>
+          <w:szCs w:val="22"/>
+        </w:rPr>
+        <w:t>IEEE.</w:t>
+      </w:r>
+    </w:p>
+    <w:p>
+      <w:pPr>
+        <w:pStyle w:val="NormalWeb"/>
+        <w:numPr>
+          <w:ilvl w:val="0"/>
+          <w:numId w:val="5"/>
+        </w:numPr>
+        <w:rPr>
+          <w:rFonts w:ascii="Calibri" w:hAnsi="Calibri" w:cs="Calibri"/>
+          <w:sz w:val="22"/>
+          <w:szCs w:val="22"/>
+        </w:rPr>
+      </w:pPr>
+      <w:r>
+        <w:rPr>
+          <w:rStyle w:val="Forte"/>
+          <w:rFonts w:ascii="Calibri" w:hAnsi="Calibri" w:cs="Calibri"/>
+          <w:b w:val="0"/>
+          <w:bCs w:val="0"/>
+          <w:sz w:val="22"/>
+          <w:szCs w:val="22"/>
+        </w:rPr>
+        <w:t>[17]</w:t>
+      </w:r>
+      <w:r>
+        <w:rPr>
+          <w:rFonts w:ascii="Calibri" w:hAnsi="Calibri" w:cs="Calibri"/>
+          <w:sz w:val="22"/>
+          <w:szCs w:val="22"/>
+        </w:rPr>
+        <w:t xml:space="preserve"> </w:t>
+      </w:r>
+      <w:proofErr w:type="spellStart"/>
+      <w:r>
+        <w:rPr>
+          <w:rFonts w:ascii="Calibri" w:hAnsi="Calibri" w:cs="Calibri"/>
+          <w:sz w:val="22"/>
+          <w:szCs w:val="22"/>
+        </w:rPr>
+        <w:t>Ajay</w:t>
+      </w:r>
+      <w:proofErr w:type="spellEnd"/>
+      <w:r>
+        <w:rPr>
+          <w:rFonts w:ascii="Calibri" w:hAnsi="Calibri" w:cs="Calibri"/>
+          <w:sz w:val="22"/>
+          <w:szCs w:val="22"/>
+        </w:rPr>
+        <w:t xml:space="preserve">, L.; </w:t>
+      </w:r>
+      <w:proofErr w:type="spellStart"/>
+      <w:r>
+        <w:rPr>
+          <w:rFonts w:ascii="Calibri" w:hAnsi="Calibri" w:cs="Calibri"/>
+          <w:sz w:val="22"/>
+          <w:szCs w:val="22"/>
+        </w:rPr>
+        <w:t>Vidyadevi</w:t>
+      </w:r>
+      <w:proofErr w:type="spellEnd"/>
+      <w:r>
+        <w:rPr>
+          <w:rFonts w:ascii="Calibri" w:hAnsi="Calibri" w:cs="Calibri"/>
+          <w:sz w:val="22"/>
+          <w:szCs w:val="22"/>
+        </w:rPr>
+        <w:t xml:space="preserve">, G.; </w:t>
+      </w:r>
+      <w:proofErr w:type="spellStart"/>
+      <w:r>
+        <w:rPr>
+          <w:rFonts w:ascii="Calibri" w:hAnsi="Calibri" w:cs="Calibri"/>
+          <w:sz w:val="22"/>
+          <w:szCs w:val="22"/>
+        </w:rPr>
+        <w:t>Biradar</w:t>
+      </w:r>
+      <w:proofErr w:type="spellEnd"/>
+      <w:r>
+        <w:rPr>
+          <w:rFonts w:ascii="Calibri" w:hAnsi="Calibri" w:cs="Calibri"/>
+          <w:sz w:val="22"/>
+          <w:szCs w:val="22"/>
+        </w:rPr>
+        <w:t xml:space="preserve">, C.; </w:t>
+      </w:r>
+      <w:proofErr w:type="spellStart"/>
+      <w:r>
+        <w:rPr>
+          <w:rFonts w:ascii="Calibri" w:hAnsi="Calibri" w:cs="Calibri"/>
+          <w:sz w:val="22"/>
+          <w:szCs w:val="22"/>
+        </w:rPr>
+        <w:t>Chandu</w:t>
+      </w:r>
+      <w:proofErr w:type="spellEnd"/>
+      <w:r>
+        <w:rPr>
+          <w:rFonts w:ascii="Calibri" w:hAnsi="Calibri" w:cs="Calibri"/>
+          <w:sz w:val="22"/>
+          <w:szCs w:val="22"/>
+        </w:rPr>
+        <w:t xml:space="preserve">, M. (2023). </w:t>
+      </w:r>
+      <w:r>
+        <w:rPr>
+          <w:rStyle w:val="nfase"/>
+          <w:rFonts w:ascii="Calibri" w:hAnsi="Calibri" w:cs="Calibri"/>
+          <w:sz w:val="22"/>
+          <w:szCs w:val="22"/>
+          <w:lang w:val="en-US"/>
+        </w:rPr>
+        <w:t>Human Pose Estimation Using AI Trainer</w:t>
+      </w:r>
+      <w:r>
+        <w:rPr>
+          <w:rFonts w:ascii="Calibri" w:hAnsi="Calibri" w:cs="Calibri"/>
+          <w:sz w:val="22"/>
+          <w:szCs w:val="22"/>
+          <w:lang w:val="en-US"/>
+        </w:rPr>
+        <w:t xml:space="preserve">. </w:t>
+      </w:r>
+      <w:r>
+        <w:rPr>
+          <w:rFonts w:ascii="Calibri" w:hAnsi="Calibri" w:cs="Calibri"/>
+          <w:sz w:val="22"/>
+          <w:szCs w:val="22"/>
+        </w:rPr>
+        <w:t>IEEE.</w:t>
+      </w:r>
+    </w:p>
+    <w:p>
+      <w:pPr>
+        <w:pStyle w:val="NormalWeb"/>
+        <w:numPr>
+          <w:ilvl w:val="0"/>
+          <w:numId w:val="5"/>
+        </w:numPr>
+        <w:rPr>
+          <w:rFonts w:ascii="Calibri" w:hAnsi="Calibri" w:cs="Calibri"/>
+          <w:sz w:val="22"/>
+          <w:szCs w:val="22"/>
+        </w:rPr>
+      </w:pPr>
+      <w:r>
+        <w:rPr>
+          <w:rStyle w:val="Forte"/>
+          <w:rFonts w:ascii="Calibri" w:hAnsi="Calibri" w:cs="Calibri"/>
+          <w:b w:val="0"/>
+          <w:bCs w:val="0"/>
+          <w:sz w:val="22"/>
+          <w:szCs w:val="22"/>
+          <w:lang w:val="en-US"/>
+        </w:rPr>
+        <w:t>[18]</w:t>
+      </w:r>
+      <w:r>
+        <w:rPr>
+          <w:rFonts w:ascii="Calibri" w:hAnsi="Calibri" w:cs="Calibri"/>
+          <w:sz w:val="22"/>
+          <w:szCs w:val="22"/>
+          <w:lang w:val="en-US"/>
+        </w:rPr>
+        <w:t xml:space="preserve"> Singh, V.; Atharva, P. (2022). </w:t>
+      </w:r>
+      <w:proofErr w:type="spellStart"/>
+      <w:r>
+        <w:rPr>
+          <w:rStyle w:val="nfase"/>
+          <w:rFonts w:ascii="Calibri" w:hAnsi="Calibri" w:cs="Calibri"/>
+          <w:sz w:val="22"/>
+          <w:szCs w:val="22"/>
+          <w:lang w:val="en-US"/>
+        </w:rPr>
+        <w:t>trAIner</w:t>
+      </w:r>
+      <w:proofErr w:type="spellEnd"/>
+      <w:r>
+        <w:rPr>
+          <w:rStyle w:val="nfase"/>
+          <w:rFonts w:ascii="Calibri" w:hAnsi="Calibri" w:cs="Calibri"/>
+          <w:sz w:val="22"/>
+          <w:szCs w:val="22"/>
+          <w:lang w:val="en-US"/>
+        </w:rPr>
+        <w:t>: An AI Fitness Coach</w:t>
+      </w:r>
+      <w:r>
+        <w:rPr>
+          <w:rFonts w:ascii="Calibri" w:hAnsi="Calibri" w:cs="Calibri"/>
+          <w:sz w:val="22"/>
+          <w:szCs w:val="22"/>
+          <w:lang w:val="en-US"/>
+        </w:rPr>
+        <w:t xml:space="preserve">. </w:t>
+      </w:r>
+      <w:r>
+        <w:rPr>
+          <w:rFonts w:ascii="Calibri" w:hAnsi="Calibri" w:cs="Calibri"/>
+          <w:sz w:val="22"/>
+          <w:szCs w:val="22"/>
+        </w:rPr>
+        <w:t>IEEE.</w:t>
+      </w:r>
+    </w:p>
+    <w:p>
+      <w:pPr>
+        <w:pStyle w:val="NormalWeb"/>
+        <w:numPr>
+          <w:ilvl w:val="0"/>
+          <w:numId w:val="5"/>
+        </w:numPr>
+        <w:rPr>
+          <w:rFonts w:ascii="Calibri" w:hAnsi="Calibri" w:cs="Calibri"/>
+          <w:sz w:val="22"/>
+          <w:szCs w:val="22"/>
+        </w:rPr>
+      </w:pPr>
+      <w:r>
+        <w:rPr>
+          <w:rStyle w:val="Forte"/>
+          <w:rFonts w:ascii="Calibri" w:hAnsi="Calibri" w:cs="Calibri"/>
+          <w:b w:val="0"/>
+          <w:bCs w:val="0"/>
+          <w:sz w:val="22"/>
+          <w:szCs w:val="22"/>
+          <w:lang w:val="en-US"/>
+        </w:rPr>
+        <w:t>[19]</w:t>
+      </w:r>
+      <w:r>
+        <w:rPr>
+          <w:rFonts w:ascii="Calibri" w:hAnsi="Calibri" w:cs="Calibri"/>
+          <w:sz w:val="22"/>
+          <w:szCs w:val="22"/>
+          <w:lang w:val="en-US"/>
+        </w:rPr>
+        <w:t xml:space="preserve"> </w:t>
+      </w:r>
+      <w:proofErr w:type="spellStart"/>
+      <w:r>
+        <w:rPr>
+          <w:rFonts w:ascii="Calibri" w:hAnsi="Calibri" w:cs="Calibri"/>
+          <w:sz w:val="22"/>
+          <w:szCs w:val="22"/>
+          <w:lang w:val="en-US"/>
+        </w:rPr>
+        <w:t>Taware</w:t>
+      </w:r>
+      <w:proofErr w:type="spellEnd"/>
+      <w:r>
+        <w:rPr>
+          <w:rFonts w:ascii="Calibri" w:hAnsi="Calibri" w:cs="Calibri"/>
+          <w:sz w:val="22"/>
+          <w:szCs w:val="22"/>
+          <w:lang w:val="en-US"/>
+        </w:rPr>
+        <w:t xml:space="preserve">, G.; Kharat, R.; Kien, N. P. (2022). </w:t>
+      </w:r>
+      <w:r>
+        <w:rPr>
+          <w:rStyle w:val="nfase"/>
+          <w:rFonts w:ascii="Calibri" w:hAnsi="Calibri" w:cs="Calibri"/>
+          <w:sz w:val="22"/>
+          <w:szCs w:val="22"/>
+          <w:lang w:val="en-US"/>
+        </w:rPr>
+        <w:t>AI-Based Workout Assistant and Motion Analysis</w:t>
+      </w:r>
+      <w:r>
+        <w:rPr>
+          <w:rFonts w:ascii="Calibri" w:hAnsi="Calibri" w:cs="Calibri"/>
+          <w:sz w:val="22"/>
+          <w:szCs w:val="22"/>
+          <w:lang w:val="en-US"/>
+        </w:rPr>
+        <w:t xml:space="preserve">. </w:t>
+      </w:r>
+      <w:r>
+        <w:rPr>
+          <w:rFonts w:ascii="Calibri" w:hAnsi="Calibri" w:cs="Calibri"/>
+          <w:sz w:val="22"/>
+          <w:szCs w:val="22"/>
+        </w:rPr>
+        <w:t>IEEE.</w:t>
+      </w:r>
+    </w:p>
+    <w:p>
+      <w:pPr>
+        <w:pStyle w:val="NormalWeb"/>
+        <w:numPr>
+          <w:ilvl w:val="0"/>
+          <w:numId w:val="5"/>
+        </w:numPr>
+        <w:rPr>
+          <w:rFonts w:ascii="Calibri" w:hAnsi="Calibri" w:cs="Calibri"/>
+          <w:sz w:val="22"/>
+          <w:szCs w:val="22"/>
+        </w:rPr>
+      </w:pPr>
+      <w:r>
+        <w:rPr>
+          <w:rStyle w:val="Forte"/>
+          <w:rFonts w:ascii="Calibri" w:hAnsi="Calibri" w:cs="Calibri"/>
+          <w:b w:val="0"/>
+          <w:bCs w:val="0"/>
+          <w:sz w:val="22"/>
+          <w:szCs w:val="22"/>
+          <w:lang w:val="en-US"/>
+        </w:rPr>
+        <w:t>[20]</w:t>
+      </w:r>
+      <w:r>
+        <w:rPr>
+          <w:rFonts w:ascii="Calibri" w:hAnsi="Calibri" w:cs="Calibri"/>
+          <w:sz w:val="22"/>
+          <w:szCs w:val="22"/>
+          <w:lang w:val="en-US"/>
+        </w:rPr>
+        <w:t xml:space="preserve"> Choudhary, S.; Kumar, M. (2025). </w:t>
+      </w:r>
+      <w:r>
+        <w:rPr>
+          <w:rStyle w:val="nfase"/>
+          <w:rFonts w:ascii="Calibri" w:hAnsi="Calibri" w:cs="Calibri"/>
+          <w:sz w:val="22"/>
+          <w:szCs w:val="22"/>
+          <w:lang w:val="en-US"/>
+        </w:rPr>
+        <w:t>YOLOv11-Powered Real-Time Multi-User Exercise Monitoring</w:t>
+      </w:r>
+      <w:r>
+        <w:rPr>
+          <w:rFonts w:ascii="Calibri" w:hAnsi="Calibri" w:cs="Calibri"/>
+          <w:sz w:val="22"/>
+          <w:szCs w:val="22"/>
+          <w:lang w:val="en-US"/>
+        </w:rPr>
+        <w:t xml:space="preserve">. </w:t>
+      </w:r>
+      <w:r>
+        <w:rPr>
+          <w:rFonts w:ascii="Calibri" w:hAnsi="Calibri" w:cs="Calibri"/>
+          <w:sz w:val="22"/>
+          <w:szCs w:val="22"/>
+        </w:rPr>
+        <w:t>IEEE.</w:t>
+      </w:r>
+    </w:p>
+    <w:p>
+      <w:pPr>
+        <w:pStyle w:val="NormalWeb"/>
+        <w:numPr>
+          <w:ilvl w:val="0"/>
+          <w:numId w:val="5"/>
+        </w:numPr>
+        <w:rPr>
+          <w:rFonts w:ascii="Calibri" w:hAnsi="Calibri" w:cs="Calibri"/>
+          <w:sz w:val="22"/>
+          <w:szCs w:val="22"/>
+        </w:rPr>
+      </w:pPr>
+      <w:r>
+        <w:rPr>
+          <w:rStyle w:val="Forte"/>
+          <w:rFonts w:ascii="Calibri" w:hAnsi="Calibri" w:cs="Calibri"/>
+          <w:b w:val="0"/>
+          <w:bCs w:val="0"/>
+          <w:sz w:val="22"/>
+          <w:szCs w:val="22"/>
+          <w:lang w:val="en-US"/>
+        </w:rPr>
+        <w:t>[21]</w:t>
+      </w:r>
+      <w:r>
+        <w:rPr>
+          <w:rFonts w:ascii="Calibri" w:hAnsi="Calibri" w:cs="Calibri"/>
+          <w:sz w:val="22"/>
+          <w:szCs w:val="22"/>
+          <w:lang w:val="en-US"/>
+        </w:rPr>
+        <w:t xml:space="preserve"> </w:t>
+      </w:r>
+      <w:proofErr w:type="spellStart"/>
+      <w:r>
+        <w:rPr>
+          <w:rFonts w:ascii="Calibri" w:hAnsi="Calibri" w:cs="Calibri"/>
+          <w:sz w:val="22"/>
+          <w:szCs w:val="22"/>
+          <w:lang w:val="en-US"/>
+        </w:rPr>
+        <w:t>Sideridou</w:t>
+      </w:r>
+      <w:proofErr w:type="spellEnd"/>
+      <w:r>
+        <w:rPr>
+          <w:rFonts w:ascii="Calibri" w:hAnsi="Calibri" w:cs="Calibri"/>
+          <w:sz w:val="22"/>
+          <w:szCs w:val="22"/>
+          <w:lang w:val="en-US"/>
+        </w:rPr>
+        <w:t xml:space="preserve">, M. (2024). </w:t>
+      </w:r>
+      <w:r>
+        <w:rPr>
+          <w:rStyle w:val="nfase"/>
+          <w:rFonts w:ascii="Calibri" w:hAnsi="Calibri" w:cs="Calibri"/>
+          <w:sz w:val="22"/>
+          <w:szCs w:val="22"/>
+          <w:lang w:val="en-US"/>
+        </w:rPr>
+        <w:t xml:space="preserve">Towards Automating Personal Exercise Monitoring Using </w:t>
+      </w:r>
+      <w:proofErr w:type="spellStart"/>
+      <w:r>
+        <w:rPr>
+          <w:rStyle w:val="nfase"/>
+          <w:rFonts w:ascii="Calibri" w:hAnsi="Calibri" w:cs="Calibri"/>
+          <w:sz w:val="22"/>
+          <w:szCs w:val="22"/>
+          <w:lang w:val="en-US"/>
+        </w:rPr>
+        <w:t>BlazePose</w:t>
+      </w:r>
+      <w:proofErr w:type="spellEnd"/>
+      <w:r>
+        <w:rPr>
+          <w:rFonts w:ascii="Calibri" w:hAnsi="Calibri" w:cs="Calibri"/>
+          <w:sz w:val="22"/>
+          <w:szCs w:val="22"/>
+          <w:lang w:val="en-US"/>
+        </w:rPr>
+        <w:t xml:space="preserve">. </w:t>
+      </w:r>
+      <w:r>
+        <w:rPr>
+          <w:rFonts w:ascii="Calibri" w:hAnsi="Calibri" w:cs="Calibri"/>
+          <w:sz w:val="22"/>
+          <w:szCs w:val="22"/>
+        </w:rPr>
+        <w:t>MDPI.</w:t>
+      </w:r>
+    </w:p>
+    <w:p>
+      <w:pPr>
+        <w:pStyle w:val="NormalWeb"/>
+        <w:numPr>
+          <w:ilvl w:val="0"/>
+          <w:numId w:val="5"/>
+        </w:numPr>
+        <w:rPr>
+          <w:rFonts w:ascii="Calibri" w:hAnsi="Calibri" w:cs="Calibri"/>
+          <w:sz w:val="22"/>
+          <w:szCs w:val="22"/>
+        </w:rPr>
+      </w:pPr>
+      <w:r>
+        <w:rPr>
+          <w:rStyle w:val="Forte"/>
+          <w:rFonts w:ascii="Calibri" w:hAnsi="Calibri" w:cs="Calibri"/>
+          <w:b w:val="0"/>
+          <w:bCs w:val="0"/>
+          <w:sz w:val="22"/>
+          <w:szCs w:val="22"/>
+          <w:lang w:val="en-US"/>
+        </w:rPr>
+        <w:t>[22]</w:t>
+      </w:r>
+      <w:r>
+        <w:rPr>
+          <w:rFonts w:ascii="Calibri" w:hAnsi="Calibri" w:cs="Calibri"/>
+          <w:sz w:val="22"/>
+          <w:szCs w:val="22"/>
+          <w:lang w:val="en-US"/>
+        </w:rPr>
+        <w:t xml:space="preserve"> </w:t>
+      </w:r>
+      <w:proofErr w:type="spellStart"/>
+      <w:r>
+        <w:rPr>
+          <w:rFonts w:ascii="Calibri" w:hAnsi="Calibri" w:cs="Calibri"/>
+          <w:sz w:val="22"/>
+          <w:szCs w:val="22"/>
+          <w:lang w:val="en-US"/>
+        </w:rPr>
+        <w:t>Sowmia</w:t>
+      </w:r>
+      <w:proofErr w:type="spellEnd"/>
+      <w:r>
+        <w:rPr>
+          <w:rFonts w:ascii="Calibri" w:hAnsi="Calibri" w:cs="Calibri"/>
+          <w:sz w:val="22"/>
+          <w:szCs w:val="22"/>
+          <w:lang w:val="en-US"/>
+        </w:rPr>
+        <w:t xml:space="preserve">, K. R. (2024). </w:t>
+      </w:r>
+      <w:r>
+        <w:rPr>
+          <w:rStyle w:val="nfase"/>
+          <w:rFonts w:ascii="Calibri" w:hAnsi="Calibri" w:cs="Calibri"/>
+          <w:sz w:val="22"/>
+          <w:szCs w:val="22"/>
+          <w:lang w:val="en-US"/>
+        </w:rPr>
+        <w:t>An Artificial Intelligence Approach to Personal Training Systems</w:t>
+      </w:r>
+      <w:r>
+        <w:rPr>
+          <w:rFonts w:ascii="Calibri" w:hAnsi="Calibri" w:cs="Calibri"/>
+          <w:sz w:val="22"/>
+          <w:szCs w:val="22"/>
+          <w:lang w:val="en-US"/>
+        </w:rPr>
+        <w:t xml:space="preserve">. </w:t>
+      </w:r>
+      <w:r>
+        <w:rPr>
+          <w:rFonts w:ascii="Calibri" w:hAnsi="Calibri" w:cs="Calibri"/>
+          <w:sz w:val="22"/>
+          <w:szCs w:val="22"/>
+        </w:rPr>
+        <w:t>Springer.</w:t>
+      </w:r>
+    </w:p>
+    <w:p>
+      <w:pPr>
+        <w:pStyle w:val="NormalWeb"/>
+        <w:numPr>
+          <w:ilvl w:val="0"/>
+          <w:numId w:val="5"/>
+        </w:numPr>
+        <w:rPr>
+          <w:rFonts w:ascii="Calibri" w:hAnsi="Calibri" w:cs="Calibri"/>
+          <w:sz w:val="22"/>
+          <w:szCs w:val="22"/>
+        </w:rPr>
+      </w:pPr>
+      <w:r>
+        <w:rPr>
+          <w:rStyle w:val="Forte"/>
+          <w:rFonts w:ascii="Calibri" w:hAnsi="Calibri" w:cs="Calibri"/>
+          <w:b w:val="0"/>
+          <w:bCs w:val="0"/>
+          <w:sz w:val="22"/>
+          <w:szCs w:val="22"/>
+          <w:lang w:val="en-US"/>
+        </w:rPr>
+        <w:t>[23]</w:t>
+      </w:r>
+      <w:r>
+        <w:rPr>
+          <w:rFonts w:ascii="Calibri" w:hAnsi="Calibri" w:cs="Calibri"/>
+          <w:sz w:val="22"/>
+          <w:szCs w:val="22"/>
+          <w:lang w:val="en-US"/>
+        </w:rPr>
+        <w:t xml:space="preserve"> </w:t>
+      </w:r>
+      <w:proofErr w:type="spellStart"/>
+      <w:r>
+        <w:rPr>
+          <w:rFonts w:ascii="Calibri" w:hAnsi="Calibri" w:cs="Calibri"/>
+          <w:sz w:val="22"/>
+          <w:szCs w:val="22"/>
+          <w:lang w:val="en-US"/>
+        </w:rPr>
+        <w:t>Difini</w:t>
+      </w:r>
+      <w:proofErr w:type="spellEnd"/>
+      <w:r>
+        <w:rPr>
+          <w:rFonts w:ascii="Calibri" w:hAnsi="Calibri" w:cs="Calibri"/>
+          <w:sz w:val="22"/>
+          <w:szCs w:val="22"/>
+          <w:lang w:val="en-US"/>
+        </w:rPr>
+        <w:t xml:space="preserve">, G.; Miranda, G. (2022). </w:t>
+      </w:r>
+      <w:r>
+        <w:rPr>
+          <w:rStyle w:val="nfase"/>
+          <w:rFonts w:ascii="Calibri" w:hAnsi="Calibri" w:cs="Calibri"/>
+          <w:sz w:val="22"/>
+          <w:szCs w:val="22"/>
+          <w:lang w:val="en-US"/>
+        </w:rPr>
+        <w:t>A Movement Analysis Application Based on Human Pose Estimation</w:t>
+      </w:r>
+      <w:r>
+        <w:rPr>
+          <w:rFonts w:ascii="Calibri" w:hAnsi="Calibri" w:cs="Calibri"/>
+          <w:sz w:val="22"/>
+          <w:szCs w:val="22"/>
+          <w:lang w:val="en-US"/>
+        </w:rPr>
+        <w:t xml:space="preserve">. </w:t>
+      </w:r>
+      <w:r>
+        <w:rPr>
+          <w:rFonts w:ascii="Calibri" w:hAnsi="Calibri" w:cs="Calibri"/>
+          <w:sz w:val="22"/>
+          <w:szCs w:val="22"/>
+        </w:rPr>
+        <w:t xml:space="preserve">ACM Digital </w:t>
+      </w:r>
+      <w:proofErr w:type="spellStart"/>
+      <w:r>
+        <w:rPr>
+          <w:rFonts w:ascii="Calibri" w:hAnsi="Calibri" w:cs="Calibri"/>
+          <w:sz w:val="22"/>
+          <w:szCs w:val="22"/>
+        </w:rPr>
+        <w:t>Library</w:t>
+      </w:r>
+      <w:proofErr w:type="spellEnd"/>
+      <w:r>
+        <w:rPr>
+          <w:rFonts w:ascii="Calibri" w:hAnsi="Calibri" w:cs="Calibri"/>
+          <w:sz w:val="22"/>
+          <w:szCs w:val="22"/>
+        </w:rPr>
+        <w:t>.</w:t>
+      </w:r>
+    </w:p>
+    <w:p>
+      <w:pPr>
+        <w:pStyle w:val="NormalWeb"/>
+        <w:numPr>
+          <w:ilvl w:val="0"/>
+          <w:numId w:val="5"/>
+        </w:numPr>
+        <w:rPr>
+          <w:rFonts w:ascii="Calibri" w:hAnsi="Calibri" w:cs="Calibri"/>
+          <w:sz w:val="22"/>
+          <w:szCs w:val="22"/>
+        </w:rPr>
+      </w:pPr>
+      <w:r>
+        <w:rPr>
+          <w:rFonts w:ascii="Calibri" w:hAnsi="Calibri" w:cs="Calibri"/>
+          <w:sz w:val="22"/>
+          <w:szCs w:val="22"/>
+          <w:lang w:val="en-US"/>
+        </w:rPr>
+        <w:t xml:space="preserve">[24] Woo, Y.; Jeong, H. (2025). </w:t>
+      </w:r>
+      <w:r>
+        <w:rPr>
+          <w:rStyle w:val="nfase"/>
+          <w:rFonts w:ascii="Calibri" w:hAnsi="Calibri" w:cs="Calibri"/>
+          <w:sz w:val="22"/>
+          <w:szCs w:val="22"/>
+          <w:lang w:val="en-US"/>
+        </w:rPr>
+        <w:t>Exercise Assessment Based on Human Pose Estimation and Relative Phase for Real-Time Remote Exercise System</w:t>
+      </w:r>
+      <w:r>
+        <w:rPr>
+          <w:rFonts w:ascii="Calibri" w:hAnsi="Calibri" w:cs="Calibri"/>
+          <w:sz w:val="22"/>
+          <w:szCs w:val="22"/>
+          <w:lang w:val="en-US"/>
+        </w:rPr>
+        <w:t xml:space="preserve">. </w:t>
+      </w:r>
+      <w:proofErr w:type="spellStart"/>
+      <w:r>
+        <w:rPr>
+          <w:rFonts w:ascii="Calibri" w:hAnsi="Calibri" w:cs="Calibri"/>
+          <w:sz w:val="22"/>
+          <w:szCs w:val="22"/>
+        </w:rPr>
+        <w:t>ResearchGate</w:t>
+      </w:r>
+      <w:proofErr w:type="spellEnd"/>
+      <w:r>
+        <w:rPr>
+          <w:rFonts w:ascii="Calibri" w:hAnsi="Calibri" w:cs="Calibri"/>
+          <w:sz w:val="22"/>
+          <w:szCs w:val="22"/>
+        </w:rPr>
+        <w:t>.</w:t>
+      </w:r>
+    </w:p>
+    <w:p>
+      <w:pPr>
+        <w:pStyle w:val="NormalWeb"/>
+        <w:numPr>
+          <w:ilvl w:val="0"/>
+          <w:numId w:val="5"/>
+        </w:numPr>
+        <w:rPr>
+          <w:rFonts w:ascii="Calibri" w:hAnsi="Calibri" w:cs="Calibri"/>
+          <w:sz w:val="22"/>
+          <w:szCs w:val="22"/>
+        </w:rPr>
+      </w:pPr>
+      <w:r>
+        <w:rPr>
+          <w:rFonts w:ascii="Calibri" w:hAnsi="Calibri" w:cs="Calibri"/>
+          <w:sz w:val="22"/>
+          <w:szCs w:val="22"/>
+          <w:lang w:val="en-US"/>
+        </w:rPr>
+        <w:t>[25] Mercadal-</w:t>
+      </w:r>
+      <w:proofErr w:type="spellStart"/>
+      <w:r>
+        <w:rPr>
+          <w:rFonts w:ascii="Calibri" w:hAnsi="Calibri" w:cs="Calibri"/>
+          <w:sz w:val="22"/>
+          <w:szCs w:val="22"/>
+          <w:lang w:val="en-US"/>
+        </w:rPr>
+        <w:t>Baudart</w:t>
+      </w:r>
+      <w:proofErr w:type="spellEnd"/>
+      <w:r>
+        <w:rPr>
+          <w:rFonts w:ascii="Calibri" w:hAnsi="Calibri" w:cs="Calibri"/>
+          <w:sz w:val="22"/>
+          <w:szCs w:val="22"/>
+          <w:lang w:val="en-US"/>
+        </w:rPr>
+        <w:t xml:space="preserve">, C. et al. (2024). </w:t>
+      </w:r>
+      <w:r>
+        <w:rPr>
+          <w:rStyle w:val="nfase"/>
+          <w:rFonts w:ascii="Calibri" w:hAnsi="Calibri" w:cs="Calibri"/>
+          <w:sz w:val="22"/>
+          <w:szCs w:val="22"/>
+          <w:lang w:val="en-US"/>
+        </w:rPr>
+        <w:t xml:space="preserve">Exercise Quantification from Single Camera View </w:t>
+      </w:r>
+      <w:proofErr w:type="spellStart"/>
+      <w:r>
+        <w:rPr>
+          <w:rStyle w:val="nfase"/>
+          <w:rFonts w:ascii="Calibri" w:hAnsi="Calibri" w:cs="Calibri"/>
+          <w:sz w:val="22"/>
+          <w:szCs w:val="22"/>
+          <w:lang w:val="en-US"/>
+        </w:rPr>
+        <w:t>Markerless</w:t>
+      </w:r>
+      <w:proofErr w:type="spellEnd"/>
+      <w:r>
+        <w:rPr>
+          <w:rStyle w:val="nfase"/>
+          <w:rFonts w:ascii="Calibri" w:hAnsi="Calibri" w:cs="Calibri"/>
+          <w:sz w:val="22"/>
+          <w:szCs w:val="22"/>
+          <w:lang w:val="en-US"/>
+        </w:rPr>
+        <w:t xml:space="preserve"> 3D Pose Estimation</w:t>
+      </w:r>
+      <w:r>
+        <w:rPr>
+          <w:rFonts w:ascii="Calibri" w:hAnsi="Calibri" w:cs="Calibri"/>
+          <w:sz w:val="22"/>
+          <w:szCs w:val="22"/>
+          <w:lang w:val="en-US"/>
+        </w:rPr>
+        <w:t xml:space="preserve">. </w:t>
+      </w:r>
+      <w:proofErr w:type="spellStart"/>
+      <w:r>
+        <w:rPr>
+          <w:rFonts w:ascii="Calibri" w:hAnsi="Calibri" w:cs="Calibri"/>
+          <w:sz w:val="22"/>
+          <w:szCs w:val="22"/>
+        </w:rPr>
+        <w:t>ScienceDirect</w:t>
+      </w:r>
+      <w:proofErr w:type="spellEnd"/>
+      <w:r>
+        <w:rPr>
+          <w:rFonts w:ascii="Calibri" w:hAnsi="Calibri" w:cs="Calibri"/>
+          <w:sz w:val="22"/>
+          <w:szCs w:val="22"/>
+        </w:rPr>
+        <w:t>.</w:t>
+      </w:r>
+    </w:p>
+    <w:p>
+      <w:pPr>
+        <w:pStyle w:val="NormalWeb"/>
+        <w:numPr>
+          <w:ilvl w:val="0"/>
+          <w:numId w:val="5"/>
+        </w:numPr>
+        <w:rPr>
+          <w:rFonts w:ascii="Calibri" w:hAnsi="Calibri" w:cs="Calibri"/>
+          <w:sz w:val="22"/>
+          <w:szCs w:val="22"/>
+        </w:rPr>
+      </w:pPr>
+      <w:r>
+        <w:rPr>
+          <w:rFonts w:ascii="Calibri" w:hAnsi="Calibri" w:cs="Calibri"/>
+          <w:sz w:val="22"/>
+          <w:szCs w:val="22"/>
+          <w:lang w:val="en-US"/>
+        </w:rPr>
+        <w:t xml:space="preserve">[26] </w:t>
+      </w:r>
+      <w:proofErr w:type="spellStart"/>
+      <w:r>
+        <w:rPr>
+          <w:rFonts w:ascii="Calibri" w:hAnsi="Calibri" w:cs="Calibri"/>
+          <w:sz w:val="22"/>
+          <w:szCs w:val="22"/>
+          <w:lang w:val="en-US"/>
+        </w:rPr>
+        <w:t>Kagdi</w:t>
+      </w:r>
+      <w:proofErr w:type="spellEnd"/>
+      <w:r>
+        <w:rPr>
+          <w:rFonts w:ascii="Calibri" w:hAnsi="Calibri" w:cs="Calibri"/>
+          <w:sz w:val="22"/>
+          <w:szCs w:val="22"/>
+          <w:lang w:val="en-US"/>
+        </w:rPr>
+        <w:t xml:space="preserve">, M.; van der Haar, D. (2025). </w:t>
+      </w:r>
+      <w:proofErr w:type="spellStart"/>
+      <w:r>
+        <w:rPr>
+          <w:rStyle w:val="nfase"/>
+          <w:rFonts w:ascii="Calibri" w:hAnsi="Calibri" w:cs="Calibri"/>
+          <w:sz w:val="22"/>
+          <w:szCs w:val="22"/>
+          <w:lang w:val="en-US"/>
+        </w:rPr>
+        <w:t>LiftMate</w:t>
+      </w:r>
+      <w:proofErr w:type="spellEnd"/>
+      <w:r>
+        <w:rPr>
+          <w:rStyle w:val="nfase"/>
+          <w:rFonts w:ascii="Calibri" w:hAnsi="Calibri" w:cs="Calibri"/>
+          <w:sz w:val="22"/>
+          <w:szCs w:val="22"/>
+          <w:lang w:val="en-US"/>
+        </w:rPr>
+        <w:t>: Gym Exercise Posture Correction and Classification</w:t>
+      </w:r>
+      <w:r>
+        <w:rPr>
+          <w:rFonts w:ascii="Calibri" w:hAnsi="Calibri" w:cs="Calibri"/>
+          <w:sz w:val="22"/>
+          <w:szCs w:val="22"/>
+          <w:lang w:val="en-US"/>
+        </w:rPr>
+        <w:t xml:space="preserve">. </w:t>
+      </w:r>
+      <w:proofErr w:type="spellStart"/>
+      <w:r>
+        <w:rPr>
+          <w:rFonts w:ascii="Calibri" w:hAnsi="Calibri" w:cs="Calibri"/>
+          <w:sz w:val="22"/>
+          <w:szCs w:val="22"/>
+        </w:rPr>
+        <w:t>ScienceDirect</w:t>
+      </w:r>
+      <w:proofErr w:type="spellEnd"/>
+      <w:r>
+        <w:rPr>
+          <w:rFonts w:ascii="Calibri" w:hAnsi="Calibri" w:cs="Calibri"/>
+          <w:sz w:val="22"/>
+          <w:szCs w:val="22"/>
+        </w:rPr>
+        <w:t>.</w:t>
+      </w:r>
+    </w:p>
+    <w:p>
+      <w:pPr>
+        <w:pStyle w:val="NormalWeb"/>
+        <w:numPr>
+          <w:ilvl w:val="0"/>
+          <w:numId w:val="5"/>
+        </w:numPr>
+        <w:rPr>
+          <w:rFonts w:ascii="Calibri" w:hAnsi="Calibri" w:cs="Calibri"/>
+          <w:sz w:val="22"/>
+          <w:szCs w:val="22"/>
+        </w:rPr>
+      </w:pPr>
+      <w:r>
+        <w:rPr>
+          <w:rFonts w:ascii="Calibri" w:hAnsi="Calibri" w:cs="Calibri"/>
+          <w:sz w:val="22"/>
+          <w:szCs w:val="22"/>
+          <w:lang w:val="en-US"/>
+        </w:rPr>
+        <w:t xml:space="preserve">[27] </w:t>
+      </w:r>
+      <w:proofErr w:type="spellStart"/>
+      <w:r>
+        <w:rPr>
+          <w:rFonts w:ascii="Calibri" w:hAnsi="Calibri" w:cs="Calibri"/>
+          <w:sz w:val="22"/>
+          <w:szCs w:val="22"/>
+          <w:lang w:val="en-US"/>
+        </w:rPr>
+        <w:t>Lambricht</w:t>
+      </w:r>
+      <w:proofErr w:type="spellEnd"/>
+      <w:r>
+        <w:rPr>
+          <w:rFonts w:ascii="Calibri" w:hAnsi="Calibri" w:cs="Calibri"/>
+          <w:sz w:val="22"/>
+          <w:szCs w:val="22"/>
+          <w:lang w:val="en-US"/>
+        </w:rPr>
+        <w:t xml:space="preserve">, N.; Englebert, A.; </w:t>
+      </w:r>
+      <w:proofErr w:type="spellStart"/>
+      <w:r>
+        <w:rPr>
+          <w:rFonts w:ascii="Calibri" w:hAnsi="Calibri" w:cs="Calibri"/>
+          <w:sz w:val="22"/>
+          <w:szCs w:val="22"/>
+          <w:lang w:val="en-US"/>
+        </w:rPr>
+        <w:t>Pitance</w:t>
+      </w:r>
+      <w:proofErr w:type="spellEnd"/>
+      <w:r>
+        <w:rPr>
+          <w:rFonts w:ascii="Calibri" w:hAnsi="Calibri" w:cs="Calibri"/>
+          <w:sz w:val="22"/>
+          <w:szCs w:val="22"/>
+          <w:lang w:val="en-US"/>
+        </w:rPr>
+        <w:t xml:space="preserve">, L.; Fisette, P.; </w:t>
+      </w:r>
+      <w:proofErr w:type="spellStart"/>
+      <w:r>
+        <w:rPr>
+          <w:rFonts w:ascii="Calibri" w:hAnsi="Calibri" w:cs="Calibri"/>
+          <w:sz w:val="22"/>
+          <w:szCs w:val="22"/>
+          <w:lang w:val="en-US"/>
+        </w:rPr>
+        <w:t>Detrembleur</w:t>
+      </w:r>
+      <w:proofErr w:type="spellEnd"/>
+      <w:r>
+        <w:rPr>
+          <w:rFonts w:ascii="Calibri" w:hAnsi="Calibri" w:cs="Calibri"/>
+          <w:sz w:val="22"/>
+          <w:szCs w:val="22"/>
+          <w:lang w:val="en-US"/>
+        </w:rPr>
+        <w:t xml:space="preserve">, C. (2024). </w:t>
+      </w:r>
+      <w:r>
+        <w:rPr>
+          <w:rStyle w:val="nfase"/>
+          <w:rFonts w:ascii="Calibri" w:hAnsi="Calibri" w:cs="Calibri"/>
+          <w:sz w:val="22"/>
+          <w:szCs w:val="22"/>
+          <w:lang w:val="en-US"/>
+        </w:rPr>
+        <w:t>Quantifying Performance and Joint Kinematics in Functional Tasks Crucial for Anterior Cruciate Ligament Rehabilitation Using Smartphone Video and Pose Detection</w:t>
+      </w:r>
+      <w:r>
+        <w:rPr>
+          <w:rFonts w:ascii="Calibri" w:hAnsi="Calibri" w:cs="Calibri"/>
+          <w:sz w:val="22"/>
+          <w:szCs w:val="22"/>
+          <w:lang w:val="en-US"/>
+        </w:rPr>
+        <w:t xml:space="preserve">. </w:t>
+      </w:r>
+      <w:proofErr w:type="spellStart"/>
+      <w:r>
+        <w:rPr>
+          <w:rFonts w:ascii="Calibri" w:hAnsi="Calibri" w:cs="Calibri"/>
+          <w:sz w:val="22"/>
+          <w:szCs w:val="22"/>
+        </w:rPr>
+        <w:t>ScienceDirect</w:t>
+      </w:r>
+      <w:proofErr w:type="spellEnd"/>
+      <w:r>
+        <w:rPr>
+          <w:rFonts w:ascii="Calibri" w:hAnsi="Calibri" w:cs="Calibri"/>
+          <w:sz w:val="22"/>
+          <w:szCs w:val="22"/>
+        </w:rPr>
+        <w:t>.</w:t>
+      </w:r>
+    </w:p>
+    <w:p>
+      <w:pPr>
+        <w:pStyle w:val="NormalWeb"/>
+        <w:numPr>
+          <w:ilvl w:val="0"/>
+          <w:numId w:val="5"/>
+        </w:numPr>
+        <w:rPr>
+          <w:rFonts w:ascii="Calibri" w:hAnsi="Calibri" w:cs="Calibri"/>
+          <w:sz w:val="22"/>
+          <w:szCs w:val="22"/>
+        </w:rPr>
+      </w:pPr>
+      <w:r>
+        <w:rPr>
+          <w:rFonts w:ascii="Calibri" w:hAnsi="Calibri" w:cs="Calibri"/>
+          <w:sz w:val="22"/>
+          <w:szCs w:val="22"/>
+          <w:lang w:val="en-US"/>
+        </w:rPr>
+        <w:t xml:space="preserve">[28] Salehi, M.; Taheri, A.; Choi, S.; Kim, J. H. (2026). </w:t>
+      </w:r>
+      <w:r>
+        <w:rPr>
+          <w:rStyle w:val="nfase"/>
+          <w:rFonts w:ascii="Calibri" w:hAnsi="Calibri" w:cs="Calibri"/>
+          <w:sz w:val="22"/>
+          <w:szCs w:val="22"/>
+          <w:lang w:val="en-US"/>
+        </w:rPr>
+        <w:t xml:space="preserve">Evaluation of a </w:t>
+      </w:r>
+      <w:proofErr w:type="spellStart"/>
+      <w:r>
+        <w:rPr>
+          <w:rStyle w:val="nfase"/>
+          <w:rFonts w:ascii="Calibri" w:hAnsi="Calibri" w:cs="Calibri"/>
+          <w:sz w:val="22"/>
+          <w:szCs w:val="22"/>
+          <w:lang w:val="en-US"/>
+        </w:rPr>
+        <w:t>Markerless</w:t>
+      </w:r>
+      <w:proofErr w:type="spellEnd"/>
+      <w:r>
+        <w:rPr>
+          <w:rStyle w:val="nfase"/>
+          <w:rFonts w:ascii="Calibri" w:hAnsi="Calibri" w:cs="Calibri"/>
+          <w:sz w:val="22"/>
+          <w:szCs w:val="22"/>
+          <w:lang w:val="en-US"/>
+        </w:rPr>
+        <w:t xml:space="preserve"> Motion Capture to Measure 3D Joint Kinematics During Occupational Lifting Tasks Using Mobile Devices</w:t>
+      </w:r>
+      <w:r>
+        <w:rPr>
+          <w:rFonts w:ascii="Calibri" w:hAnsi="Calibri" w:cs="Calibri"/>
+          <w:sz w:val="22"/>
+          <w:szCs w:val="22"/>
+          <w:lang w:val="en-US"/>
+        </w:rPr>
+        <w:t xml:space="preserve">. </w:t>
+      </w:r>
+      <w:proofErr w:type="spellStart"/>
+      <w:r>
+        <w:rPr>
+          <w:rFonts w:ascii="Calibri" w:hAnsi="Calibri" w:cs="Calibri"/>
+          <w:sz w:val="22"/>
+          <w:szCs w:val="22"/>
+        </w:rPr>
+        <w:t>ScienceDirect</w:t>
+      </w:r>
+      <w:proofErr w:type="spellEnd"/>
+      <w:r>
+        <w:rPr>
+          <w:rFonts w:ascii="Calibri" w:hAnsi="Calibri" w:cs="Calibri"/>
+          <w:sz w:val="22"/>
+          <w:szCs w:val="22"/>
+        </w:rPr>
+        <w:t>.</w:t>
+      </w:r>
+    </w:p>
+    <w:p>
+      <w:pPr>
+        <w:pStyle w:val="NormalWeb"/>
+        <w:numPr>
+          <w:ilvl w:val="0"/>
+          <w:numId w:val="5"/>
+        </w:numPr>
+        <w:rPr>
+          <w:rFonts w:ascii="Calibri" w:hAnsi="Calibri" w:cs="Calibri"/>
+          <w:sz w:val="22"/>
+          <w:szCs w:val="22"/>
+        </w:rPr>
+      </w:pPr>
+      <w:r>
+        <w:rPr>
+          <w:rFonts w:ascii="Calibri" w:hAnsi="Calibri" w:cs="Calibri"/>
+          <w:sz w:val="22"/>
+          <w:szCs w:val="22"/>
+          <w:lang w:val="en-US"/>
+        </w:rPr>
+        <w:lastRenderedPageBreak/>
+        <w:t xml:space="preserve">[29] Zoeller, C. S.; Niessner, C.; </w:t>
+      </w:r>
+      <w:proofErr w:type="spellStart"/>
+      <w:r>
+        <w:rPr>
+          <w:rFonts w:ascii="Calibri" w:hAnsi="Calibri" w:cs="Calibri"/>
+          <w:sz w:val="22"/>
+          <w:szCs w:val="22"/>
+          <w:lang w:val="en-US"/>
+        </w:rPr>
+        <w:t>Fleps</w:t>
+      </w:r>
+      <w:proofErr w:type="spellEnd"/>
+      <w:r>
+        <w:rPr>
+          <w:rFonts w:ascii="Calibri" w:hAnsi="Calibri" w:cs="Calibri"/>
+          <w:sz w:val="22"/>
+          <w:szCs w:val="22"/>
+          <w:lang w:val="en-US"/>
+        </w:rPr>
+        <w:t xml:space="preserve">, M.; Klein, T.; Hanssen-Doose, A.; </w:t>
+      </w:r>
+      <w:proofErr w:type="spellStart"/>
+      <w:r>
+        <w:rPr>
+          <w:rFonts w:ascii="Calibri" w:hAnsi="Calibri" w:cs="Calibri"/>
+          <w:sz w:val="22"/>
+          <w:szCs w:val="22"/>
+          <w:lang w:val="en-US"/>
+        </w:rPr>
+        <w:t>Burchartz</w:t>
+      </w:r>
+      <w:proofErr w:type="spellEnd"/>
+      <w:r>
+        <w:rPr>
+          <w:rFonts w:ascii="Calibri" w:hAnsi="Calibri" w:cs="Calibri"/>
+          <w:sz w:val="22"/>
+          <w:szCs w:val="22"/>
+          <w:lang w:val="en-US"/>
+        </w:rPr>
+        <w:t xml:space="preserve">, A.; Woll, A.; Stein, T. (2026). </w:t>
+      </w:r>
+      <w:r>
+        <w:rPr>
+          <w:rStyle w:val="nfase"/>
+          <w:rFonts w:ascii="Calibri" w:hAnsi="Calibri" w:cs="Calibri"/>
+          <w:sz w:val="22"/>
+          <w:szCs w:val="22"/>
+          <w:lang w:val="en-US"/>
+        </w:rPr>
+        <w:t>Video-Based Motion Capture Smartphone Apps for Testing Human Motor Performance Skills: Scoping Review</w:t>
+      </w:r>
+      <w:r>
+        <w:rPr>
+          <w:rFonts w:ascii="Calibri" w:hAnsi="Calibri" w:cs="Calibri"/>
+          <w:sz w:val="22"/>
+          <w:szCs w:val="22"/>
+          <w:lang w:val="en-US"/>
+        </w:rPr>
+        <w:t xml:space="preserve">. </w:t>
+      </w:r>
+      <w:proofErr w:type="spellStart"/>
+      <w:r>
+        <w:rPr>
+          <w:rFonts w:ascii="Calibri" w:hAnsi="Calibri" w:cs="Calibri"/>
+          <w:sz w:val="22"/>
+          <w:szCs w:val="22"/>
+        </w:rPr>
+        <w:t>ScienceDirect</w:t>
+      </w:r>
+      <w:proofErr w:type="spellEnd"/>
+      <w:r>
+        <w:rPr>
+          <w:rFonts w:ascii="Calibri" w:hAnsi="Calibri" w:cs="Calibri"/>
+          <w:sz w:val="22"/>
+          <w:szCs w:val="22"/>
+        </w:rPr>
+        <w:t>.</w:t>
+      </w:r>
+    </w:p>
+    <w:p>
+      <w:pPr>
+        <w:pStyle w:val="NormalWeb"/>
+        <w:numPr>
+          <w:ilvl w:val="0"/>
+          <w:numId w:val="5"/>
+        </w:numPr>
+        <w:rPr>
+          <w:rFonts w:ascii="Calibri" w:hAnsi="Calibri" w:cs="Calibri"/>
+          <w:sz w:val="22"/>
+          <w:szCs w:val="22"/>
+        </w:rPr>
+      </w:pPr>
+      <w:r>
+        <w:rPr>
+          <w:rFonts w:ascii="Calibri" w:hAnsi="Calibri" w:cs="Calibri"/>
+          <w:sz w:val="22"/>
+          <w:szCs w:val="22"/>
+          <w:lang w:val="en-US"/>
+        </w:rPr>
+        <w:t xml:space="preserve">[30] Iqbal, M. T. B.; Mostafa, M. T.; Ahmed, M. T.; Fahim, M. F.; Ahmed, M. S.; Ahamad, A.; Islam, K. R.; Ryu, B.; Song, G.; Hossain, M. Z. (2026). </w:t>
+      </w:r>
+      <w:proofErr w:type="spellStart"/>
+      <w:r>
+        <w:rPr>
+          <w:rStyle w:val="nfase"/>
+          <w:rFonts w:ascii="Calibri" w:hAnsi="Calibri" w:cs="Calibri"/>
+          <w:sz w:val="22"/>
+          <w:szCs w:val="22"/>
+          <w:lang w:val="en-US"/>
+        </w:rPr>
+        <w:t>MobiPhysio</w:t>
+      </w:r>
+      <w:proofErr w:type="spellEnd"/>
+      <w:r>
+        <w:rPr>
+          <w:rStyle w:val="nfase"/>
+          <w:rFonts w:ascii="Calibri" w:hAnsi="Calibri" w:cs="Calibri"/>
+          <w:sz w:val="22"/>
+          <w:szCs w:val="22"/>
+          <w:lang w:val="en-US"/>
+        </w:rPr>
+        <w:t>: A 2D Video Dataset of Physiotherapy Exercises for AI-Driven Assessment and Monitoring</w:t>
+      </w:r>
+      <w:r>
+        <w:rPr>
+          <w:rFonts w:ascii="Calibri" w:hAnsi="Calibri" w:cs="Calibri"/>
+          <w:sz w:val="22"/>
+          <w:szCs w:val="22"/>
+          <w:lang w:val="en-US"/>
+        </w:rPr>
+        <w:t xml:space="preserve">. </w:t>
+      </w:r>
+      <w:proofErr w:type="spellStart"/>
+      <w:r>
+        <w:rPr>
+          <w:rFonts w:ascii="Calibri" w:hAnsi="Calibri" w:cs="Calibri"/>
+          <w:sz w:val="22"/>
+          <w:szCs w:val="22"/>
+        </w:rPr>
+        <w:t>ScienceDirect</w:t>
+      </w:r>
+      <w:proofErr w:type="spellEnd"/>
+      <w:r>
+        <w:rPr>
+          <w:rFonts w:ascii="Calibri" w:hAnsi="Calibri" w:cs="Calibri"/>
+          <w:sz w:val="22"/>
+          <w:szCs w:val="22"/>
+        </w:rPr>
+        <w:t>.</w:t>
+      </w:r>
+    </w:p>
+    <w:p>
+      <w:pPr>
+        <w:pStyle w:val="NormalWeb"/>
+        <w:numPr>
+          <w:ilvl w:val="0"/>
+          <w:numId w:val="5"/>
+        </w:numPr>
+        <w:rPr>
+          <w:rFonts w:ascii="Calibri" w:hAnsi="Calibri" w:cs="Calibri"/>
+          <w:sz w:val="22"/>
+          <w:szCs w:val="22"/>
+          <w:lang w:val="en-US"/>
+        </w:rPr>
+      </w:pPr>
+      <w:r>
+        <w:rPr>
+          <w:rFonts w:ascii="Calibri" w:hAnsi="Calibri" w:cs="Calibri"/>
+          <w:sz w:val="22"/>
+          <w:szCs w:val="22"/>
+          <w:lang w:val="en-US"/>
+        </w:rPr>
+        <w:t xml:space="preserve">[31] Uhlrich, S. D.; </w:t>
+      </w:r>
+      <w:proofErr w:type="spellStart"/>
+      <w:r>
+        <w:rPr>
+          <w:rFonts w:ascii="Calibri" w:hAnsi="Calibri" w:cs="Calibri"/>
+          <w:sz w:val="22"/>
+          <w:szCs w:val="22"/>
+          <w:lang w:val="en-US"/>
+        </w:rPr>
+        <w:t>Falisse</w:t>
+      </w:r>
+      <w:proofErr w:type="spellEnd"/>
+      <w:r>
+        <w:rPr>
+          <w:rFonts w:ascii="Calibri" w:hAnsi="Calibri" w:cs="Calibri"/>
+          <w:sz w:val="22"/>
+          <w:szCs w:val="22"/>
+          <w:lang w:val="en-US"/>
+        </w:rPr>
+        <w:t xml:space="preserve">, A.; </w:t>
+      </w:r>
+      <w:proofErr w:type="spellStart"/>
+      <w:r>
+        <w:rPr>
+          <w:rFonts w:ascii="Calibri" w:hAnsi="Calibri" w:cs="Calibri"/>
+          <w:sz w:val="22"/>
+          <w:szCs w:val="22"/>
+          <w:lang w:val="en-US"/>
+        </w:rPr>
+        <w:t>Kidziński</w:t>
+      </w:r>
+      <w:proofErr w:type="spellEnd"/>
+      <w:r>
+        <w:rPr>
+          <w:rFonts w:ascii="Calibri" w:hAnsi="Calibri" w:cs="Calibri"/>
+          <w:sz w:val="22"/>
+          <w:szCs w:val="22"/>
+          <w:lang w:val="en-US"/>
+        </w:rPr>
+        <w:t xml:space="preserve">, Ł.; </w:t>
+      </w:r>
+      <w:proofErr w:type="spellStart"/>
+      <w:r>
+        <w:rPr>
+          <w:rFonts w:ascii="Calibri" w:hAnsi="Calibri" w:cs="Calibri"/>
+          <w:sz w:val="22"/>
+          <w:szCs w:val="22"/>
+          <w:lang w:val="en-US"/>
+        </w:rPr>
+        <w:t>Muccini</w:t>
+      </w:r>
+      <w:proofErr w:type="spellEnd"/>
+      <w:r>
+        <w:rPr>
+          <w:rFonts w:ascii="Calibri" w:hAnsi="Calibri" w:cs="Calibri"/>
+          <w:sz w:val="22"/>
+          <w:szCs w:val="22"/>
+          <w:lang w:val="en-US"/>
+        </w:rPr>
+        <w:t xml:space="preserve">, J.; Ko, M.; Chaudhari, A. S.; Hicks, J. L.; Delp, S. L. (2023). </w:t>
+      </w:r>
+      <w:proofErr w:type="spellStart"/>
+      <w:r>
+        <w:rPr>
+          <w:rStyle w:val="nfase"/>
+          <w:rFonts w:ascii="Calibri" w:hAnsi="Calibri" w:cs="Calibri"/>
+          <w:sz w:val="22"/>
+          <w:szCs w:val="22"/>
+          <w:lang w:val="en-US"/>
+        </w:rPr>
+        <w:t>OpenCap</w:t>
+      </w:r>
+      <w:proofErr w:type="spellEnd"/>
+      <w:r>
+        <w:rPr>
+          <w:rStyle w:val="nfase"/>
+          <w:rFonts w:ascii="Calibri" w:hAnsi="Calibri" w:cs="Calibri"/>
+          <w:sz w:val="22"/>
+          <w:szCs w:val="22"/>
+          <w:lang w:val="en-US"/>
+        </w:rPr>
+        <w:t>: Human Movement Dynamics from Smartphone Videos</w:t>
+      </w:r>
+      <w:r>
+        <w:rPr>
+          <w:rFonts w:ascii="Calibri" w:hAnsi="Calibri" w:cs="Calibri"/>
+          <w:sz w:val="22"/>
+          <w:szCs w:val="22"/>
+          <w:lang w:val="en-US"/>
+        </w:rPr>
+        <w:t>. PLOS Computational Biology.</w:t>
+      </w:r>
     </w:p>
     <w:sectPr>
-      <w:headerReference w:type="default" r:id="rId19"/>
-      <w:footerReference w:type="default" r:id="rId20"/>
+      <w:headerReference w:type="default" r:id="rId20"/>
+      <w:footerReference w:type="default" r:id="rId21"/>
       <w:pgSz w:w="11906" w:h="16838"/>
       <w:pgMar w:top="1200" w:right="1300" w:bottom="1200" w:left="1300" w:header="708" w:footer="708" w:gutter="0"/>
       <w:cols w:space="720"/>
@@ -4587,6 +8008,119 @@
       <w:lvlJc w:val="left"/>
     </w:lvl>
   </w:abstractNum>
+  <w:abstractNum w:abstractNumId="4" w15:restartNumberingAfterBreak="0">
+    <w:nsid w:val="5EAA6DEA"/>
+    <w:multiLevelType w:val="hybridMultilevel"/>
+    <w:tmpl w:val="A184DD04"/>
+    <w:lvl w:ilvl="0" w:tplc="08160001">
+      <w:start w:val="1"/>
+      <w:numFmt w:val="bullet"/>
+      <w:lvlText w:val=""/>
+      <w:lvlJc w:val="left"/>
+      <w:pPr>
+        <w:ind w:left="720" w:hanging="360"/>
+      </w:pPr>
+      <w:rPr>
+        <w:rFonts w:ascii="Symbol" w:hAnsi="Symbol" w:hint="default"/>
+      </w:rPr>
+    </w:lvl>
+    <w:lvl w:ilvl="1" w:tplc="08160003" w:tentative="1">
+      <w:start w:val="1"/>
+      <w:numFmt w:val="bullet"/>
+      <w:lvlText w:val="o"/>
+      <w:lvlJc w:val="left"/>
+      <w:pPr>
+        <w:ind w:left="1440" w:hanging="360"/>
+      </w:pPr>
+      <w:rPr>
+        <w:rFonts w:ascii="Courier New" w:hAnsi="Courier New" w:cs="Courier New" w:hint="default"/>
+      </w:rPr>
+    </w:lvl>
+    <w:lvl w:ilvl="2" w:tplc="08160005" w:tentative="1">
+      <w:start w:val="1"/>
+      <w:numFmt w:val="bullet"/>
+      <w:lvlText w:val=""/>
+      <w:lvlJc w:val="left"/>
+      <w:pPr>
+        <w:ind w:left="2160" w:hanging="360"/>
+      </w:pPr>
+      <w:rPr>
+        <w:rFonts w:ascii="Wingdings" w:hAnsi="Wingdings" w:hint="default"/>
+      </w:rPr>
+    </w:lvl>
+    <w:lvl w:ilvl="3" w:tplc="08160001" w:tentative="1">
+      <w:start w:val="1"/>
+      <w:numFmt w:val="bullet"/>
+      <w:lvlText w:val=""/>
+      <w:lvlJc w:val="left"/>
+      <w:pPr>
+        <w:ind w:left="2880" w:hanging="360"/>
+      </w:pPr>
+      <w:rPr>
+        <w:rFonts w:ascii="Symbol" w:hAnsi="Symbol" w:hint="default"/>
+      </w:rPr>
+    </w:lvl>
+    <w:lvl w:ilvl="4" w:tplc="08160003" w:tentative="1">
+      <w:start w:val="1"/>
+      <w:numFmt w:val="bullet"/>
+      <w:lvlText w:val="o"/>
+      <w:lvlJc w:val="left"/>
+      <w:pPr>
+        <w:ind w:left="3600" w:hanging="360"/>
+      </w:pPr>
+      <w:rPr>
+        <w:rFonts w:ascii="Courier New" w:hAnsi="Courier New" w:cs="Courier New" w:hint="default"/>
+      </w:rPr>
+    </w:lvl>
+    <w:lvl w:ilvl="5" w:tplc="08160005" w:tentative="1">
+      <w:start w:val="1"/>
+      <w:numFmt w:val="bullet"/>
+      <w:lvlText w:val=""/>
+      <w:lvlJc w:val="left"/>
+      <w:pPr>
+        <w:ind w:left="4320" w:hanging="360"/>
+      </w:pPr>
+      <w:rPr>
+        <w:rFonts w:ascii="Wingdings" w:hAnsi="Wingdings" w:hint="default"/>
+      </w:rPr>
+    </w:lvl>
+    <w:lvl w:ilvl="6" w:tplc="08160001" w:tentative="1">
+      <w:start w:val="1"/>
+      <w:numFmt w:val="bullet"/>
+      <w:lvlText w:val=""/>
+      <w:lvlJc w:val="left"/>
+      <w:pPr>
+        <w:ind w:left="5040" w:hanging="360"/>
+      </w:pPr>
+      <w:rPr>
+        <w:rFonts w:ascii="Symbol" w:hAnsi="Symbol" w:hint="default"/>
+      </w:rPr>
+    </w:lvl>
+    <w:lvl w:ilvl="7" w:tplc="08160003" w:tentative="1">
+      <w:start w:val="1"/>
+      <w:numFmt w:val="bullet"/>
+      <w:lvlText w:val="o"/>
+      <w:lvlJc w:val="left"/>
+      <w:pPr>
+        <w:ind w:left="5760" w:hanging="360"/>
+      </w:pPr>
+      <w:rPr>
+        <w:rFonts w:ascii="Courier New" w:hAnsi="Courier New" w:cs="Courier New" w:hint="default"/>
+      </w:rPr>
+    </w:lvl>
+    <w:lvl w:ilvl="8" w:tplc="08160005" w:tentative="1">
+      <w:start w:val="1"/>
+      <w:numFmt w:val="bullet"/>
+      <w:lvlText w:val=""/>
+      <w:lvlJc w:val="left"/>
+      <w:pPr>
+        <w:ind w:left="6480" w:hanging="360"/>
+      </w:pPr>
+      <w:rPr>
+        <w:rFonts w:ascii="Wingdings" w:hAnsi="Wingdings" w:hint="default"/>
+      </w:rPr>
+    </w:lvl>
+  </w:abstractNum>
   <w:num w:numId="1" w16cid:durableId="2048142416">
     <w:abstractNumId w:val="2"/>
     <w:lvlOverride w:ilvl="0">
@@ -4604,6 +8138,9 @@
   </w:num>
   <w:num w:numId="4" w16cid:durableId="1791315988">
     <w:abstractNumId w:val="1"/>
+  </w:num>
+  <w:num w:numId="5" w16cid:durableId="42799834">
+    <w:abstractNumId w:val="4"/>
   </w:num>
 </w:numbering>
 </file>
@@ -5254,6 +8791,44 @@
     <w:uiPriority w:val="99"/>
     <w:rsid w:val="00591B83"/>
   </w:style>
+  <w:style w:type="paragraph" w:styleId="NormalWeb">
+    <w:name w:val="Normal (Web)"/>
+    <w:basedOn w:val="Normal"/>
+    <w:uiPriority w:val="99"/>
+    <w:unhideWhenUsed/>
+    <w:rsid w:val="00232DB1"/>
+    <w:pPr>
+      <w:spacing w:before="100" w:beforeAutospacing="1" w:after="100" w:afterAutospacing="1"/>
+    </w:pPr>
+    <w:rPr>
+      <w:rFonts w:ascii="Times New Roman" w:eastAsia="Times New Roman" w:hAnsi="Times New Roman" w:cs="Times New Roman"/>
+      <w:color w:val="auto"/>
+      <w:sz w:val="24"/>
+      <w:szCs w:val="24"/>
+    </w:rPr>
+  </w:style>
+  <w:style w:type="character" w:styleId="Forte">
+    <w:name w:val="Strong"/>
+    <w:basedOn w:val="Tipodeletrapredefinidodopargrafo"/>
+    <w:uiPriority w:val="22"/>
+    <w:qFormat/>
+    <w:rsid w:val="00232DB1"/>
+    <w:rPr>
+      <w:b/>
+      <w:bCs/>
+    </w:rPr>
+  </w:style>
+  <w:style w:type="character" w:styleId="nfase">
+    <w:name w:val="Emphasis"/>
+    <w:basedOn w:val="Tipodeletrapredefinidodopargrafo"/>
+    <w:uiPriority w:val="20"/>
+    <w:qFormat/>
+    <w:rsid w:val="00232DB1"/>
+    <w:rPr>
+      <w:i/>
+      <w:iCs/>
+    </w:rPr>
+  </w:style>
 </w:styles>
 </file>
 
